--- a/Sujets orientés concepts Oracle APEX .docx
+++ b/Sujets orientés concepts Oracle APEX .docx
@@ -1,6 +1,6 @@
 
 <file path=word/document.xml><?xml version="1.0" encoding="utf-8"?>
-<w:document xmlns:wpc="http://schemas.microsoft.com/office/word/2010/wordprocessingCanvas" xmlns:cx="http://schemas.microsoft.com/office/drawing/2014/chartex" xmlns:cx1="http://schemas.microsoft.com/office/drawing/2015/9/8/chartex" xmlns:cx2="http://schemas.microsoft.com/office/drawing/2015/10/21/chartex" xmlns:cx3="http://schemas.microsoft.com/office/drawing/2016/5/9/chartex" xmlns:cx4="http://schemas.microsoft.com/office/drawing/2016/5/10/chartex" xmlns:cx5="http://schemas.microsoft.com/office/drawing/2016/5/11/chartex" xmlns:cx6="http://schemas.microsoft.com/office/drawing/2016/5/12/chartex" xmlns:cx7="http://schemas.microsoft.com/office/drawing/2016/5/13/chartex" xmlns:cx8="http://schemas.microsoft.com/office/drawing/2016/5/14/chartex" xmlns:mc="http://schemas.openxmlformats.org/markup-compatibility/2006" xmlns:aink="http://schemas.microsoft.com/office/drawing/2016/ink" xmlns:am3d="http://schemas.microsoft.com/office/drawing/2017/model3d" xmlns:o="urn:schemas-microsoft-com:office:office" xmlns:oel="http://schemas.microsoft.com/office/2019/extlst" xmlns:r="http://schemas.openxmlformats.org/officeDocument/2006/relationships" xmlns:m="http://schemas.openxmlformats.org/officeDocument/2006/math" xmlns:v="urn:schemas-microsoft-com:vml" xmlns:wp14="http://schemas.microsoft.com/office/word/2010/wordprocessingDrawing" xmlns:wp="http://schemas.openxmlformats.org/drawingml/2006/wordprocessingDrawing" xmlns:w10="urn:schemas-microsoft-com:office:word" xmlns:w="http://schemas.openxmlformats.org/wordprocessingml/2006/main" xmlns:w14="http://schemas.microsoft.com/office/word/2010/wordml" xmlns:w15="http://schemas.microsoft.com/office/word/2012/wordml" xmlns:w16cex="http://schemas.microsoft.com/office/word/2018/wordml/cex" xmlns:w16cid="http://schemas.microsoft.com/office/word/2016/wordml/cid" xmlns:w16="http://schemas.microsoft.com/office/word/2018/wordml" xmlns:w16du="http://schemas.microsoft.com/office/word/2023/wordml/word16du" xmlns:w16sdtdh="http://schemas.microsoft.com/office/word/2020/wordml/sdtdatahash" xmlns:w16sdtfl="http://schemas.microsoft.com/office/word/2024/wordml/sdtformatlock" xmlns:w16se="http://schemas.microsoft.com/office/word/2015/wordml/symex" xmlns:wpg="http://schemas.microsoft.com/office/word/2010/wordprocessingGroup" xmlns:wpi="http://schemas.microsoft.com/office/word/2010/wordprocessingInk" xmlns:wne="http://schemas.microsoft.com/office/word/2006/wordml" xmlns:wps="http://schemas.microsoft.com/office/word/2010/wordprocessingShape" mc:Ignorable="w14 w15 w16se w16cid w16 w16cex w16sdtdh w16sdtfl w16du wp14">
+<w:document xmlns:wpc="http://schemas.microsoft.com/office/word/2010/wordprocessingCanvas" xmlns:cx="http://schemas.microsoft.com/office/drawing/2014/chartex" xmlns:cx1="http://schemas.microsoft.com/office/drawing/2015/9/8/chartex" xmlns:cx2="http://schemas.microsoft.com/office/drawing/2015/10/21/chartex" xmlns:cx3="http://schemas.microsoft.com/office/drawing/2016/5/9/chartex" xmlns:cx4="http://schemas.microsoft.com/office/drawing/2016/5/10/chartex" xmlns:cx5="http://schemas.microsoft.com/office/drawing/2016/5/11/chartex" xmlns:cx6="http://schemas.microsoft.com/office/drawing/2016/5/12/chartex" xmlns:cx7="http://schemas.microsoft.com/office/drawing/2016/5/13/chartex" xmlns:cx8="http://schemas.microsoft.com/office/drawing/2016/5/14/chartex" xmlns:mc="http://schemas.openxmlformats.org/markup-compatibility/2006" xmlns:aink="http://schemas.microsoft.com/office/drawing/2016/ink" xmlns:am3d="http://schemas.microsoft.com/office/drawing/2017/model3d" xmlns:o="urn:schemas-microsoft-com:office:office" xmlns:r="http://schemas.openxmlformats.org/officeDocument/2006/relationships" xmlns:m="http://schemas.openxmlformats.org/officeDocument/2006/math" xmlns:v="urn:schemas-microsoft-com:vml" xmlns:wp14="http://schemas.microsoft.com/office/word/2010/wordprocessingDrawing" xmlns:wp="http://schemas.openxmlformats.org/drawingml/2006/wordprocessingDrawing" xmlns:w10="urn:schemas-microsoft-com:office:word" xmlns:w="http://schemas.openxmlformats.org/wordprocessingml/2006/main" xmlns:w14="http://schemas.microsoft.com/office/word/2010/wordml" xmlns:w15="http://schemas.microsoft.com/office/word/2012/wordml" xmlns:w16cex="http://schemas.microsoft.com/office/word/2018/wordml/cex" xmlns:w16cid="http://schemas.microsoft.com/office/word/2016/wordml/cid" xmlns:w16="http://schemas.microsoft.com/office/word/2018/wordml" xmlns:w16sdtdh="http://schemas.microsoft.com/office/word/2020/wordml/sdtdatahash" xmlns:w16se="http://schemas.microsoft.com/office/word/2015/wordml/symex" xmlns:wpg="http://schemas.microsoft.com/office/word/2010/wordprocessingGroup" xmlns:wpi="http://schemas.microsoft.com/office/word/2010/wordprocessingInk" xmlns:wne="http://schemas.microsoft.com/office/word/2006/wordml" xmlns:wps="http://schemas.microsoft.com/office/word/2010/wordprocessingShape" mc:Ignorable="w14 w15 w16se w16cid w16 w16cex w16sdtdh wp14">
   <w:body>
     <w:p>
       <w:pPr>
@@ -133,6 +133,523 @@
           <w:lang w:val="fr-FR"/>
         </w:rPr>
         <w:t>s avec historique des changements.</w:t>
+      </w:r>
+    </w:p>
+    <w:p>
+      <w:pPr>
+        <w:numPr>
+          <w:ilvl w:val="0"/>
+          <w:numId w:val="1"/>
+        </w:numPr>
+        <w:rPr>
+          <w:lang w:val="fr-FR"/>
+        </w:rPr>
+      </w:pPr>
+      <w:r>
+        <w:rPr>
+          <w:b/>
+          <w:bCs/>
+          <w:lang w:val="fr-FR"/>
+        </w:rPr>
+        <w:t>Système de gestion des commandes clients</w:t>
+      </w:r>
+      <w:r>
+        <w:rPr>
+          <w:b/>
+          <w:bCs/>
+          <w:lang w:val="fr-FR"/>
+        </w:rPr>
+        <w:t xml:space="preserve"> </w:t>
+      </w:r>
+      <w:r>
+        <w:rPr>
+          <w:b/>
+          <w:bCs/>
+          <w:color w:val="000000" w:themeColor="text1"/>
+          <w:highlight w:val="red"/>
+          <w:lang w:val="fr-FR"/>
+        </w:rPr>
+        <w:t>(</w:t>
+      </w:r>
+      <w:proofErr w:type="spellStart"/>
+      <w:r>
+        <w:rPr>
+          <w:b/>
+          <w:bCs/>
+          <w:color w:val="000000" w:themeColor="text1"/>
+          <w:highlight w:val="red"/>
+          <w:lang w:val="fr-FR"/>
+        </w:rPr>
+        <w:t>Adlane</w:t>
+      </w:r>
+      <w:proofErr w:type="spellEnd"/>
+      <w:r>
+        <w:rPr>
+          <w:b/>
+          <w:bCs/>
+          <w:color w:val="000000" w:themeColor="text1"/>
+          <w:highlight w:val="red"/>
+          <w:lang w:val="fr-FR"/>
+        </w:rPr>
+        <w:t xml:space="preserve">, </w:t>
+      </w:r>
+      <w:proofErr w:type="spellStart"/>
+      <w:r>
+        <w:rPr>
+          <w:b/>
+          <w:bCs/>
+          <w:color w:val="000000" w:themeColor="text1"/>
+          <w:highlight w:val="red"/>
+          <w:lang w:val="fr-FR"/>
+        </w:rPr>
+        <w:t>Azri</w:t>
+      </w:r>
+      <w:proofErr w:type="spellEnd"/>
+      <w:r>
+        <w:rPr>
+          <w:b/>
+          <w:bCs/>
+          <w:color w:val="000000" w:themeColor="text1"/>
+          <w:highlight w:val="red"/>
+          <w:lang w:val="fr-FR"/>
+        </w:rPr>
+        <w:t>)</w:t>
+      </w:r>
+      <w:r>
+        <w:rPr>
+          <w:color w:val="000000" w:themeColor="text1"/>
+          <w:lang w:val="fr-FR"/>
+        </w:rPr>
+        <w:br/>
+      </w:r>
+      <w:r>
+        <w:rPr>
+          <w:rFonts w:ascii="Segoe UI Symbol" w:hAnsi="Segoe UI Symbol" w:cs="Segoe UI Symbol"/>
+          <w:lang w:val="fr-FR"/>
+        </w:rPr>
+        <w:t>➤</w:t>
+      </w:r>
+      <w:r>
+        <w:rPr>
+          <w:lang w:val="fr-FR"/>
+        </w:rPr>
+        <w:t xml:space="preserve"> Concepts : Master-</w:t>
+      </w:r>
+      <w:proofErr w:type="spellStart"/>
+      <w:r>
+        <w:rPr>
+          <w:lang w:val="fr-FR"/>
+        </w:rPr>
+        <w:t>Detail</w:t>
+      </w:r>
+      <w:proofErr w:type="spellEnd"/>
+      <w:r>
+        <w:rPr>
+          <w:lang w:val="fr-FR"/>
+        </w:rPr>
+        <w:t xml:space="preserve"> </w:t>
+      </w:r>
+      <w:proofErr w:type="spellStart"/>
+      <w:r>
+        <w:rPr>
+          <w:lang w:val="fr-FR"/>
+        </w:rPr>
+        <w:t>Form</w:t>
+      </w:r>
+      <w:proofErr w:type="spellEnd"/>
+      <w:r>
+        <w:rPr>
+          <w:lang w:val="fr-FR"/>
+        </w:rPr>
+        <w:t xml:space="preserve"> (commande + lignes), Dynamic Actions, collections APEX pour les lignes.</w:t>
+      </w:r>
+      <w:r>
+        <w:rPr>
+          <w:lang w:val="fr-FR"/>
+        </w:rPr>
+        <w:br/>
+      </w:r>
+      <w:r>
+        <w:rPr>
+          <w:rFonts w:ascii="Segoe UI Symbol" w:hAnsi="Segoe UI Symbol" w:cs="Segoe UI Symbol"/>
+          <w:lang w:val="fr-FR"/>
+        </w:rPr>
+        <w:t>➤</w:t>
+      </w:r>
+      <w:r>
+        <w:rPr>
+          <w:lang w:val="fr-FR"/>
+        </w:rPr>
+        <w:t xml:space="preserve"> Objectif : Cr</w:t>
+      </w:r>
+      <w:r>
+        <w:rPr>
+          <w:rFonts w:ascii="Aptos" w:hAnsi="Aptos" w:cs="Aptos"/>
+          <w:lang w:val="fr-FR"/>
+        </w:rPr>
+        <w:t>é</w:t>
+      </w:r>
+      <w:r>
+        <w:rPr>
+          <w:lang w:val="fr-FR"/>
+        </w:rPr>
+        <w:t>er des commandes avec plusieurs produits.</w:t>
+      </w:r>
+    </w:p>
+    <w:p>
+      <w:pPr>
+        <w:numPr>
+          <w:ilvl w:val="0"/>
+          <w:numId w:val="1"/>
+        </w:numPr>
+        <w:rPr>
+          <w:lang w:val="fr-FR"/>
+        </w:rPr>
+      </w:pPr>
+      <w:r>
+        <w:rPr>
+          <w:b/>
+          <w:bCs/>
+          <w:lang w:val="fr-FR"/>
+        </w:rPr>
+        <w:t>Application de gestion des incidents internes</w:t>
+      </w:r>
+      <w:r>
+        <w:rPr>
+          <w:b/>
+          <w:bCs/>
+          <w:lang w:val="fr-FR"/>
+        </w:rPr>
+        <w:t xml:space="preserve"> : </w:t>
+      </w:r>
+      <w:proofErr w:type="spellStart"/>
+      <w:r>
+        <w:rPr>
+          <w:b/>
+          <w:bCs/>
+          <w:color w:val="FF0000"/>
+          <w:lang w:val="fr-FR"/>
+        </w:rPr>
+        <w:t>boulmane</w:t>
+      </w:r>
+      <w:proofErr w:type="spellEnd"/>
+      <w:r>
+        <w:rPr>
+          <w:lang w:val="fr-FR"/>
+        </w:rPr>
+        <w:br/>
+      </w:r>
+      <w:r>
+        <w:rPr>
+          <w:rFonts w:ascii="Segoe UI Symbol" w:hAnsi="Segoe UI Symbol" w:cs="Segoe UI Symbol"/>
+          <w:lang w:val="fr-FR"/>
+        </w:rPr>
+        <w:t>➤</w:t>
+      </w:r>
+      <w:r>
+        <w:rPr>
+          <w:lang w:val="fr-FR"/>
+        </w:rPr>
+        <w:t xml:space="preserve"> Concepts : Rapports interactifs, formulaire de suivi, actions conditionnelles, logique avec PL/SQL.</w:t>
+      </w:r>
+      <w:r>
+        <w:rPr>
+          <w:lang w:val="fr-FR"/>
+        </w:rPr>
+        <w:br/>
+      </w:r>
+      <w:r>
+        <w:rPr>
+          <w:rFonts w:ascii="Segoe UI Symbol" w:hAnsi="Segoe UI Symbol" w:cs="Segoe UI Symbol"/>
+          <w:lang w:val="fr-FR"/>
+        </w:rPr>
+        <w:t>➤</w:t>
+      </w:r>
+      <w:r>
+        <w:rPr>
+          <w:lang w:val="fr-FR"/>
+        </w:rPr>
+        <w:t xml:space="preserve"> Objectif : D</w:t>
+      </w:r>
+      <w:r>
+        <w:rPr>
+          <w:rFonts w:ascii="Aptos" w:hAnsi="Aptos" w:cs="Aptos"/>
+          <w:lang w:val="fr-FR"/>
+        </w:rPr>
+        <w:t>é</w:t>
+      </w:r>
+      <w:r>
+        <w:rPr>
+          <w:lang w:val="fr-FR"/>
+        </w:rPr>
+        <w:t>clarer et suivre des incidents jusqu'</w:t>
+      </w:r>
+      <w:r>
+        <w:rPr>
+          <w:rFonts w:ascii="Aptos" w:hAnsi="Aptos" w:cs="Aptos"/>
+          <w:lang w:val="fr-FR"/>
+        </w:rPr>
+        <w:t>à</w:t>
+      </w:r>
+      <w:r>
+        <w:rPr>
+          <w:lang w:val="fr-FR"/>
+        </w:rPr>
+        <w:t xml:space="preserve"> r</w:t>
+      </w:r>
+      <w:r>
+        <w:rPr>
+          <w:rFonts w:ascii="Aptos" w:hAnsi="Aptos" w:cs="Aptos"/>
+          <w:lang w:val="fr-FR"/>
+        </w:rPr>
+        <w:t>é</w:t>
+      </w:r>
+      <w:r>
+        <w:rPr>
+          <w:lang w:val="fr-FR"/>
+        </w:rPr>
+        <w:t>solution.</w:t>
+      </w:r>
+    </w:p>
+    <w:p>
+      <w:pPr>
+        <w:numPr>
+          <w:ilvl w:val="0"/>
+          <w:numId w:val="1"/>
+        </w:numPr>
+        <w:rPr>
+          <w:lang w:val="fr-FR"/>
+        </w:rPr>
+      </w:pPr>
+      <w:r>
+        <w:rPr>
+          <w:b/>
+          <w:bCs/>
+          <w:lang w:val="fr-FR"/>
+        </w:rPr>
+        <w:t>Système de réservation (salles ou matériel)</w:t>
+      </w:r>
+      <w:proofErr w:type="gramStart"/>
+      <w:r>
+        <w:rPr>
+          <w:b/>
+          <w:bCs/>
+          <w:lang w:val="fr-FR"/>
+        </w:rPr>
+        <w:t> :</w:t>
+      </w:r>
+      <w:proofErr w:type="spellStart"/>
+      <w:r>
+        <w:rPr>
+          <w:b/>
+          <w:bCs/>
+          <w:color w:val="FF0000"/>
+          <w:lang w:val="fr-FR"/>
+        </w:rPr>
+        <w:t>widadi</w:t>
+      </w:r>
+      <w:proofErr w:type="gramEnd"/>
+      <w:r>
+        <w:rPr>
+          <w:b/>
+          <w:bCs/>
+          <w:color w:val="FF0000"/>
+          <w:lang w:val="fr-FR"/>
+        </w:rPr>
+        <w:t>,akkaoui</w:t>
+      </w:r>
+      <w:proofErr w:type="spellEnd"/>
+      <w:r>
+        <w:rPr>
+          <w:lang w:val="fr-FR"/>
+        </w:rPr>
+        <w:br/>
+      </w:r>
+      <w:r>
+        <w:rPr>
+          <w:rFonts w:ascii="Segoe UI Symbol" w:hAnsi="Segoe UI Symbol" w:cs="Segoe UI Symbol"/>
+          <w:lang w:val="fr-FR"/>
+        </w:rPr>
+        <w:t>➤</w:t>
+      </w:r>
+      <w:r>
+        <w:rPr>
+          <w:lang w:val="fr-FR"/>
+        </w:rPr>
+        <w:t xml:space="preserve"> Concepts : Validation sur date/heure, triggers de v</w:t>
+      </w:r>
+      <w:r>
+        <w:rPr>
+          <w:rFonts w:ascii="Aptos" w:hAnsi="Aptos" w:cs="Aptos"/>
+          <w:lang w:val="fr-FR"/>
+        </w:rPr>
+        <w:t>é</w:t>
+      </w:r>
+      <w:r>
+        <w:rPr>
+          <w:lang w:val="fr-FR"/>
+        </w:rPr>
+        <w:t>rification, utilisation de Dynamic Actions.</w:t>
+      </w:r>
+      <w:r>
+        <w:rPr>
+          <w:lang w:val="fr-FR"/>
+        </w:rPr>
+        <w:br/>
+      </w:r>
+      <w:r>
+        <w:rPr>
+          <w:rFonts w:ascii="Segoe UI Symbol" w:hAnsi="Segoe UI Symbol" w:cs="Segoe UI Symbol"/>
+          <w:lang w:val="fr-FR"/>
+        </w:rPr>
+        <w:t>➤</w:t>
+      </w:r>
+      <w:r>
+        <w:rPr>
+          <w:lang w:val="fr-FR"/>
+        </w:rPr>
+        <w:t xml:space="preserve"> Objectif : R</w:t>
+      </w:r>
+      <w:r>
+        <w:rPr>
+          <w:rFonts w:ascii="Aptos" w:hAnsi="Aptos" w:cs="Aptos"/>
+          <w:lang w:val="fr-FR"/>
+        </w:rPr>
+        <w:t>é</w:t>
+      </w:r>
+      <w:r>
+        <w:rPr>
+          <w:lang w:val="fr-FR"/>
+        </w:rPr>
+        <w:t>server et visualiser les cr</w:t>
+      </w:r>
+      <w:r>
+        <w:rPr>
+          <w:rFonts w:ascii="Aptos" w:hAnsi="Aptos" w:cs="Aptos"/>
+          <w:lang w:val="fr-FR"/>
+        </w:rPr>
+        <w:t>é</w:t>
+      </w:r>
+      <w:r>
+        <w:rPr>
+          <w:lang w:val="fr-FR"/>
+        </w:rPr>
+        <w:t>neaux disponibles en temps r</w:t>
+      </w:r>
+      <w:r>
+        <w:rPr>
+          <w:rFonts w:ascii="Aptos" w:hAnsi="Aptos" w:cs="Aptos"/>
+          <w:lang w:val="fr-FR"/>
+        </w:rPr>
+        <w:t>é</w:t>
+      </w:r>
+      <w:r>
+        <w:rPr>
+          <w:lang w:val="fr-FR"/>
+        </w:rPr>
+        <w:t>el.</w:t>
+      </w:r>
+    </w:p>
+    <w:p>
+      <w:pPr>
+        <w:numPr>
+          <w:ilvl w:val="0"/>
+          <w:numId w:val="1"/>
+        </w:numPr>
+        <w:rPr>
+          <w:lang w:val="fr-FR"/>
+        </w:rPr>
+      </w:pPr>
+      <w:r>
+        <w:rPr>
+          <w:b/>
+          <w:bCs/>
+          <w:lang w:val="fr-FR"/>
+        </w:rPr>
+        <w:t>Portail de dépôt de documents (</w:t>
+      </w:r>
+      <w:proofErr w:type="spellStart"/>
+      <w:r>
+        <w:rPr>
+          <w:b/>
+          <w:bCs/>
+          <w:lang w:val="fr-FR"/>
+        </w:rPr>
+        <w:t>Upload</w:t>
+      </w:r>
+      <w:proofErr w:type="spellEnd"/>
+      <w:r>
+        <w:rPr>
+          <w:b/>
+          <w:bCs/>
+          <w:lang w:val="fr-FR"/>
+        </w:rPr>
+        <w:t>/Download)</w:t>
+      </w:r>
+      <w:r>
+        <w:rPr>
+          <w:lang w:val="fr-FR"/>
+        </w:rPr>
+        <w:br/>
+      </w:r>
+      <w:r>
+        <w:rPr>
+          <w:rFonts w:ascii="Segoe UI Symbol" w:hAnsi="Segoe UI Symbol" w:cs="Segoe UI Symbol"/>
+          <w:lang w:val="fr-FR"/>
+        </w:rPr>
+        <w:t>➤</w:t>
+      </w:r>
+      <w:r>
+        <w:rPr>
+          <w:lang w:val="fr-FR"/>
+        </w:rPr>
+        <w:t xml:space="preserve"> Concepts : Stockage de fichiers (BLOB), formulaire avec </w:t>
+      </w:r>
+      <w:proofErr w:type="spellStart"/>
+      <w:r>
+        <w:rPr>
+          <w:lang w:val="fr-FR"/>
+        </w:rPr>
+        <w:t>upload</w:t>
+      </w:r>
+      <w:proofErr w:type="spellEnd"/>
+      <w:r>
+        <w:rPr>
+          <w:lang w:val="fr-FR"/>
+        </w:rPr>
+        <w:t>, affichage conditionnel.</w:t>
+      </w:r>
+      <w:r>
+        <w:rPr>
+          <w:lang w:val="fr-FR"/>
+        </w:rPr>
+        <w:br/>
+      </w:r>
+      <w:r>
+        <w:rPr>
+          <w:rFonts w:ascii="Segoe UI Symbol" w:hAnsi="Segoe UI Symbol" w:cs="Segoe UI Symbol"/>
+          <w:lang w:val="fr-FR"/>
+        </w:rPr>
+        <w:t>➤</w:t>
+      </w:r>
+      <w:r>
+        <w:rPr>
+          <w:lang w:val="fr-FR"/>
+        </w:rPr>
+        <w:t xml:space="preserve"> Objectif : Permettre </w:t>
+      </w:r>
+      <w:r>
+        <w:rPr>
+          <w:rFonts w:ascii="Aptos" w:hAnsi="Aptos" w:cs="Aptos"/>
+          <w:lang w:val="fr-FR"/>
+        </w:rPr>
+        <w:t>à</w:t>
+      </w:r>
+      <w:r>
+        <w:rPr>
+          <w:lang w:val="fr-FR"/>
+        </w:rPr>
+        <w:t xml:space="preserve"> un utilisateur d'ajouter ou consulter ses documents.</w:t>
       </w:r>
     </w:p>
     <w:p>
@@ -148,7 +665,7 @@
           <w:bCs/>
           <w:lang w:val="fr-FR"/>
         </w:rPr>
-        <w:t>Système de gestion des commandes clients</w:t>
+        <w:t>Formulaire de sondage avec analyse des résultats</w:t>
       </w:r>
       <w:r>
         <w:rPr>
@@ -167,7 +684,33 @@
         <w:rPr>
           <w:lang w:val="fr-FR"/>
         </w:rPr>
-        <w:t xml:space="preserve"> Concepts : Master-Detail Form (commande + lignes), Dynamic Actions, collections APEX pour les lignes.</w:t>
+        <w:t xml:space="preserve"> Concepts : Cr</w:t>
+      </w:r>
+      <w:r>
+        <w:rPr>
+          <w:rFonts w:ascii="Aptos" w:hAnsi="Aptos" w:cs="Aptos"/>
+          <w:lang w:val="fr-FR"/>
+        </w:rPr>
+        <w:t>é</w:t>
+      </w:r>
+      <w:r>
+        <w:rPr>
+          <w:lang w:val="fr-FR"/>
+        </w:rPr>
+        <w:t>ation de formulaire dynamique, traitement apr</w:t>
+      </w:r>
+      <w:r>
+        <w:rPr>
+          <w:rFonts w:ascii="Aptos" w:hAnsi="Aptos" w:cs="Aptos"/>
+          <w:lang w:val="fr-FR"/>
+        </w:rPr>
+        <w:t>è</w:t>
+      </w:r>
+      <w:r>
+        <w:rPr>
+          <w:lang w:val="fr-FR"/>
+        </w:rPr>
+        <w:t>s soumission, graphique APEX.</w:t>
       </w:r>
       <w:r>
         <w:rPr>
@@ -182,7 +725,27 @@
         <w:t>➤</w:t>
       </w:r>
       <w:r>
-        <w:t xml:space="preserve"> Objectif : Cr</w:t>
+        <w:t xml:space="preserve"> Objectif : </w:t>
+      </w:r>
+      <w:proofErr w:type="spellStart"/>
+      <w:r>
+        <w:t>Soumettre</w:t>
+      </w:r>
+      <w:proofErr w:type="spellEnd"/>
+      <w:r>
+        <w:t xml:space="preserve"> un sondage, et </w:t>
+      </w:r>
+      <w:proofErr w:type="spellStart"/>
+      <w:r>
+        <w:t>visualiser</w:t>
+      </w:r>
+      <w:proofErr w:type="spellEnd"/>
+      <w:r>
+        <w:t xml:space="preserve"> les </w:t>
+      </w:r>
+      <w:proofErr w:type="spellStart"/>
+      <w:r>
+        <w:t>r</w:t>
       </w:r>
       <w:r>
         <w:rPr>
@@ -191,325 +754,37 @@
         <w:t>é</w:t>
       </w:r>
       <w:r>
-        <w:t>er des commandes avec plusieurs produits.</w:t>
-      </w:r>
-    </w:p>
-    <w:p>
-      <w:pPr>
-        <w:numPr>
-          <w:ilvl w:val="0"/>
-          <w:numId w:val="1"/>
-        </w:numPr>
-        <w:rPr>
-          <w:lang w:val="fr-FR"/>
-        </w:rPr>
-      </w:pPr>
-      <w:r>
-        <w:rPr>
-          <w:b/>
-          <w:bCs/>
-          <w:lang w:val="fr-FR"/>
-        </w:rPr>
-        <w:t>Application de gestion des incidents internes</w:t>
-      </w:r>
-      <w:r>
-        <w:rPr>
-          <w:b/>
-          <w:bCs/>
-          <w:lang w:val="fr-FR"/>
-        </w:rPr>
-        <w:t xml:space="preserve"> : </w:t>
-      </w:r>
-      <w:r>
-        <w:rPr>
-          <w:b/>
-          <w:bCs/>
-          <w:color w:val="FF0000"/>
-          <w:lang w:val="fr-FR"/>
-        </w:rPr>
-        <w:t>boulmane</w:t>
-      </w:r>
-      <w:r>
-        <w:rPr>
-          <w:lang w:val="fr-FR"/>
-        </w:rPr>
-        <w:br/>
-      </w:r>
-      <w:r>
-        <w:rPr>
-          <w:rFonts w:ascii="Segoe UI Symbol" w:hAnsi="Segoe UI Symbol" w:cs="Segoe UI Symbol"/>
-          <w:lang w:val="fr-FR"/>
-        </w:rPr>
-        <w:t>➤</w:t>
-      </w:r>
-      <w:r>
-        <w:rPr>
-          <w:lang w:val="fr-FR"/>
-        </w:rPr>
-        <w:t xml:space="preserve"> Concepts : Rapports interactifs, formulaire de suivi, actions conditionnelles, logique avec PL/SQL.</w:t>
-      </w:r>
-      <w:r>
-        <w:rPr>
-          <w:lang w:val="fr-FR"/>
-        </w:rPr>
-        <w:br/>
-      </w:r>
-      <w:r>
-        <w:rPr>
-          <w:rFonts w:ascii="Segoe UI Symbol" w:hAnsi="Segoe UI Symbol" w:cs="Segoe UI Symbol"/>
-          <w:lang w:val="fr-FR"/>
-        </w:rPr>
-        <w:t>➤</w:t>
-      </w:r>
-      <w:r>
-        <w:rPr>
-          <w:lang w:val="fr-FR"/>
-        </w:rPr>
-        <w:t xml:space="preserve"> Objectif : D</w:t>
-      </w:r>
-      <w:r>
-        <w:rPr>
-          <w:rFonts w:ascii="Aptos" w:hAnsi="Aptos" w:cs="Aptos"/>
-          <w:lang w:val="fr-FR"/>
+        <w:t>sultats</w:t>
+      </w:r>
+      <w:proofErr w:type="spellEnd"/>
+      <w:r>
+        <w:t xml:space="preserve"> </w:t>
+      </w:r>
+      <w:proofErr w:type="spellStart"/>
+      <w:r>
+        <w:t>agr</w:t>
+      </w:r>
+      <w:r>
+        <w:rPr>
+          <w:rFonts w:ascii="Aptos" w:hAnsi="Aptos" w:cs="Aptos"/>
         </w:rPr>
         <w:t>é</w:t>
       </w:r>
       <w:r>
-        <w:rPr>
-          <w:lang w:val="fr-FR"/>
-        </w:rPr>
-        <w:t>clarer et suivre des incidents jusqu'</w:t>
-      </w:r>
-      <w:r>
-        <w:rPr>
-          <w:rFonts w:ascii="Aptos" w:hAnsi="Aptos" w:cs="Aptos"/>
-          <w:lang w:val="fr-FR"/>
-        </w:rPr>
-        <w:t>à</w:t>
-      </w:r>
-      <w:r>
-        <w:rPr>
-          <w:lang w:val="fr-FR"/>
-        </w:rPr>
-        <w:t xml:space="preserve"> r</w:t>
-      </w:r>
-      <w:r>
-        <w:rPr>
-          <w:rFonts w:ascii="Aptos" w:hAnsi="Aptos" w:cs="Aptos"/>
-          <w:lang w:val="fr-FR"/>
+        <w:t>g</w:t>
+      </w:r>
+      <w:r>
+        <w:rPr>
+          <w:rFonts w:ascii="Aptos" w:hAnsi="Aptos" w:cs="Aptos"/>
         </w:rPr>
         <w:t>é</w:t>
       </w:r>
       <w:r>
-        <w:rPr>
-          <w:lang w:val="fr-FR"/>
-        </w:rPr>
-        <w:t>solution.</w:t>
-      </w:r>
-    </w:p>
-    <w:p>
-      <w:pPr>
-        <w:numPr>
-          <w:ilvl w:val="0"/>
-          <w:numId w:val="1"/>
-        </w:numPr>
-        <w:rPr>
-          <w:lang w:val="fr-FR"/>
-        </w:rPr>
-      </w:pPr>
-      <w:r>
-        <w:rPr>
-          <w:b/>
-          <w:bCs/>
-          <w:lang w:val="fr-FR"/>
-        </w:rPr>
-        <w:t>Système de réservation (salles ou matériel)</w:t>
-      </w:r>
-      <w:r>
-        <w:rPr>
-          <w:b/>
-          <w:bCs/>
-          <w:lang w:val="fr-FR"/>
-        </w:rPr>
-        <w:t> :</w:t>
-      </w:r>
-      <w:r>
-        <w:rPr>
-          <w:b/>
-          <w:bCs/>
-          <w:color w:val="FF0000"/>
-          <w:lang w:val="fr-FR"/>
-        </w:rPr>
-        <w:t>widadi</w:t>
-      </w:r>
-      <w:r>
-        <w:rPr>
-          <w:b/>
-          <w:bCs/>
-          <w:color w:val="FF0000"/>
-          <w:lang w:val="fr-FR"/>
-        </w:rPr>
-        <w:t>,akkaoui</w:t>
-      </w:r>
-      <w:r>
-        <w:rPr>
-          <w:lang w:val="fr-FR"/>
-        </w:rPr>
-        <w:br/>
-      </w:r>
-      <w:r>
-        <w:rPr>
-          <w:rFonts w:ascii="Segoe UI Symbol" w:hAnsi="Segoe UI Symbol" w:cs="Segoe UI Symbol"/>
-          <w:lang w:val="fr-FR"/>
-        </w:rPr>
-        <w:t>➤</w:t>
-      </w:r>
-      <w:r>
-        <w:rPr>
-          <w:lang w:val="fr-FR"/>
-        </w:rPr>
-        <w:t xml:space="preserve"> Concepts : Validation sur date/heure, triggers de v</w:t>
-      </w:r>
-      <w:r>
-        <w:rPr>
-          <w:rFonts w:ascii="Aptos" w:hAnsi="Aptos" w:cs="Aptos"/>
-          <w:lang w:val="fr-FR"/>
-        </w:rPr>
-        <w:t>é</w:t>
-      </w:r>
-      <w:r>
-        <w:rPr>
-          <w:lang w:val="fr-FR"/>
-        </w:rPr>
-        <w:t>rification, utilisation de Dynamic Actions.</w:t>
-      </w:r>
-      <w:r>
-        <w:rPr>
-          <w:lang w:val="fr-FR"/>
-        </w:rPr>
-        <w:br/>
-      </w:r>
-      <w:r>
-        <w:rPr>
-          <w:rFonts w:ascii="Segoe UI Symbol" w:hAnsi="Segoe UI Symbol" w:cs="Segoe UI Symbol"/>
-          <w:lang w:val="fr-FR"/>
-        </w:rPr>
-        <w:t>➤</w:t>
-      </w:r>
-      <w:r>
-        <w:rPr>
-          <w:lang w:val="fr-FR"/>
-        </w:rPr>
-        <w:t xml:space="preserve"> Objectif : R</w:t>
-      </w:r>
-      <w:r>
-        <w:rPr>
-          <w:rFonts w:ascii="Aptos" w:hAnsi="Aptos" w:cs="Aptos"/>
-          <w:lang w:val="fr-FR"/>
-        </w:rPr>
-        <w:t>é</w:t>
-      </w:r>
-      <w:r>
-        <w:rPr>
-          <w:lang w:val="fr-FR"/>
-        </w:rPr>
-        <w:t>server et visualiser les cr</w:t>
-      </w:r>
-      <w:r>
-        <w:rPr>
-          <w:rFonts w:ascii="Aptos" w:hAnsi="Aptos" w:cs="Aptos"/>
-          <w:lang w:val="fr-FR"/>
-        </w:rPr>
-        <w:t>é</w:t>
-      </w:r>
-      <w:r>
-        <w:rPr>
-          <w:lang w:val="fr-FR"/>
-        </w:rPr>
-        <w:t>neaux disponibles en temps r</w:t>
-      </w:r>
-      <w:r>
-        <w:rPr>
-          <w:rFonts w:ascii="Aptos" w:hAnsi="Aptos" w:cs="Aptos"/>
-          <w:lang w:val="fr-FR"/>
-        </w:rPr>
-        <w:t>é</w:t>
-      </w:r>
-      <w:r>
-        <w:rPr>
-          <w:lang w:val="fr-FR"/>
-        </w:rPr>
-        <w:t>el.</w:t>
-      </w:r>
-    </w:p>
-    <w:p>
-      <w:pPr>
-        <w:numPr>
-          <w:ilvl w:val="0"/>
-          <w:numId w:val="1"/>
-        </w:numPr>
-        <w:rPr>
-          <w:lang w:val="fr-FR"/>
-        </w:rPr>
-      </w:pPr>
-      <w:r>
-        <w:rPr>
-          <w:b/>
-          <w:bCs/>
-          <w:lang w:val="fr-FR"/>
-        </w:rPr>
-        <w:t>Portail de dépôt de documents (Upload/Download)</w:t>
-      </w:r>
-      <w:r>
-        <w:rPr>
-          <w:lang w:val="fr-FR"/>
-        </w:rPr>
-        <w:br/>
-      </w:r>
-      <w:r>
-        <w:rPr>
-          <w:rFonts w:ascii="Segoe UI Symbol" w:hAnsi="Segoe UI Symbol" w:cs="Segoe UI Symbol"/>
-          <w:lang w:val="fr-FR"/>
-        </w:rPr>
-        <w:t>➤</w:t>
-      </w:r>
-      <w:r>
-        <w:rPr>
-          <w:lang w:val="fr-FR"/>
-        </w:rPr>
-        <w:t xml:space="preserve"> Concepts : Stockage de fichiers (BLOB), formulaire avec upload, affichage conditionnel.</w:t>
-      </w:r>
-      <w:r>
-        <w:rPr>
-          <w:lang w:val="fr-FR"/>
-        </w:rPr>
-        <w:br/>
-      </w:r>
-      <w:r>
-        <w:rPr>
-          <w:rFonts w:ascii="Segoe UI Symbol" w:hAnsi="Segoe UI Symbol" w:cs="Segoe UI Symbol"/>
-          <w:lang w:val="fr-FR"/>
-        </w:rPr>
-        <w:t>➤</w:t>
-      </w:r>
-      <w:r>
-        <w:rPr>
-          <w:lang w:val="fr-FR"/>
-        </w:rPr>
-        <w:t xml:space="preserve"> Objectif : Permettre </w:t>
-      </w:r>
-      <w:r>
-        <w:rPr>
-          <w:rFonts w:ascii="Aptos" w:hAnsi="Aptos" w:cs="Aptos"/>
-          <w:lang w:val="fr-FR"/>
-        </w:rPr>
-        <w:t>à</w:t>
-      </w:r>
-      <w:r>
-        <w:rPr>
-          <w:lang w:val="fr-FR"/>
-        </w:rPr>
-        <w:t xml:space="preserve"> un utilisateur d'ajouter ou consulter ses documents.</w:t>
+        <w:t>s</w:t>
+      </w:r>
+      <w:proofErr w:type="spellEnd"/>
+      <w:r>
+        <w:t>.</w:t>
       </w:r>
     </w:p>
     <w:p>
@@ -525,7 +800,7 @@
           <w:bCs/>
           <w:lang w:val="fr-FR"/>
         </w:rPr>
-        <w:t>Formulaire de sondage avec analyse des résultats</w:t>
+        <w:t>Mini CRM (gestion de clients et interactions)</w:t>
       </w:r>
       <w:r>
         <w:rPr>
@@ -544,7 +819,7 @@
         <w:rPr>
           <w:lang w:val="fr-FR"/>
         </w:rPr>
-        <w:t xml:space="preserve"> Concepts : Cr</w:t>
+        <w:t xml:space="preserve"> Concepts : Rapports imbriqu</w:t>
       </w:r>
       <w:r>
         <w:rPr>
@@ -557,20 +832,20 @@
         <w:rPr>
           <w:lang w:val="fr-FR"/>
         </w:rPr>
-        <w:t>ation de formulaire dynamique, traitement apr</w:t>
-      </w:r>
-      <w:r>
-        <w:rPr>
-          <w:rFonts w:ascii="Aptos" w:hAnsi="Aptos" w:cs="Aptos"/>
-          <w:lang w:val="fr-FR"/>
-        </w:rPr>
-        <w:t>è</w:t>
-      </w:r>
-      <w:r>
-        <w:rPr>
-          <w:lang w:val="fr-FR"/>
-        </w:rPr>
-        <w:t>s soumission, graphique APEX.</w:t>
+        <w:t>s, formulaires li</w:t>
+      </w:r>
+      <w:r>
+        <w:rPr>
+          <w:rFonts w:ascii="Aptos" w:hAnsi="Aptos" w:cs="Aptos"/>
+          <w:lang w:val="fr-FR"/>
+        </w:rPr>
+        <w:t>é</w:t>
+      </w:r>
+      <w:r>
+        <w:rPr>
+          <w:lang w:val="fr-FR"/>
+        </w:rPr>
+        <w:t>s, Dynamic Actions, triggers de log.</w:t>
       </w:r>
       <w:r>
         <w:rPr>
@@ -585,34 +860,107 @@
         <w:t>➤</w:t>
       </w:r>
       <w:r>
-        <w:t xml:space="preserve"> Objectif : Soumettre un sondage, et visualiser les r</w:t>
-      </w:r>
-      <w:r>
-        <w:rPr>
-          <w:rFonts w:ascii="Aptos" w:hAnsi="Aptos" w:cs="Aptos"/>
+        <w:t xml:space="preserve"> Objectif : </w:t>
+      </w:r>
+      <w:proofErr w:type="spellStart"/>
+      <w:r>
+        <w:t>Suivre</w:t>
+      </w:r>
+      <w:proofErr w:type="spellEnd"/>
+      <w:r>
+        <w:t xml:space="preserve"> les clients et </w:t>
+      </w:r>
+      <w:proofErr w:type="spellStart"/>
+      <w:r>
+        <w:t>leurs</w:t>
+      </w:r>
+      <w:proofErr w:type="spellEnd"/>
+      <w:r>
+        <w:t xml:space="preserve"> communications.</w:t>
+      </w:r>
+    </w:p>
+    <w:p>
+      <w:pPr>
+        <w:numPr>
+          <w:ilvl w:val="0"/>
+          <w:numId w:val="1"/>
+        </w:numPr>
+        <w:rPr>
+          <w:lang w:val="fr-FR"/>
+        </w:rPr>
+      </w:pPr>
+      <w:r>
+        <w:rPr>
+          <w:b/>
+          <w:bCs/>
+          <w:lang w:val="fr-FR"/>
+        </w:rPr>
+        <w:lastRenderedPageBreak/>
+        <w:t>Application de pointage horaire</w:t>
+      </w:r>
+      <w:r>
+        <w:rPr>
+          <w:lang w:val="fr-FR"/>
+        </w:rPr>
+        <w:br/>
+      </w:r>
+      <w:r>
+        <w:rPr>
+          <w:rFonts w:ascii="Segoe UI Symbol" w:hAnsi="Segoe UI Symbol" w:cs="Segoe UI Symbol"/>
+          <w:lang w:val="fr-FR"/>
+        </w:rPr>
+        <w:t>➤</w:t>
+      </w:r>
+      <w:r>
+        <w:rPr>
+          <w:lang w:val="fr-FR"/>
+        </w:rPr>
+        <w:t xml:space="preserve"> Concepts : Formulaire simplifié, triggers pour calcul de durée, affichage de rapport par utilisateur.</w:t>
+      </w:r>
+      <w:r>
+        <w:rPr>
+          <w:lang w:val="fr-FR"/>
+        </w:rPr>
+        <w:br/>
+      </w:r>
+      <w:r>
+        <w:rPr>
+          <w:rFonts w:ascii="Segoe UI Symbol" w:hAnsi="Segoe UI Symbol" w:cs="Segoe UI Symbol"/>
+          <w:lang w:val="fr-FR"/>
+        </w:rPr>
+        <w:t>➤</w:t>
+      </w:r>
+      <w:r>
+        <w:rPr>
+          <w:lang w:val="fr-FR"/>
+        </w:rPr>
+        <w:t xml:space="preserve"> Objectif : Enregistrer les heures d'entr</w:t>
+      </w:r>
+      <w:r>
+        <w:rPr>
+          <w:rFonts w:ascii="Aptos" w:hAnsi="Aptos" w:cs="Aptos"/>
+          <w:lang w:val="fr-FR"/>
         </w:rPr>
         <w:t>é</w:t>
       </w:r>
       <w:r>
-        <w:t>sultats agr</w:t>
-      </w:r>
-      <w:r>
-        <w:rPr>
-          <w:rFonts w:ascii="Aptos" w:hAnsi="Aptos" w:cs="Aptos"/>
+        <w:rPr>
+          <w:lang w:val="fr-FR"/>
+        </w:rPr>
+        <w:t>e/sortie et calculer automatiquement les heures travaill</w:t>
+      </w:r>
+      <w:r>
+        <w:rPr>
+          <w:rFonts w:ascii="Aptos" w:hAnsi="Aptos" w:cs="Aptos"/>
+          <w:lang w:val="fr-FR"/>
         </w:rPr>
         <w:t>é</w:t>
       </w:r>
       <w:r>
-        <w:t>g</w:t>
-      </w:r>
-      <w:r>
-        <w:rPr>
-          <w:rFonts w:ascii="Aptos" w:hAnsi="Aptos" w:cs="Aptos"/>
-        </w:rPr>
-        <w:t>é</w:t>
-      </w:r>
-      <w:r>
-        <w:t>s.</w:t>
+        <w:rPr>
+          <w:lang w:val="fr-FR"/>
+        </w:rPr>
+        <w:t>es.</w:t>
       </w:r>
     </w:p>
     <w:p>
@@ -628,7 +976,7 @@
           <w:bCs/>
           <w:lang w:val="fr-FR"/>
         </w:rPr>
-        <w:t>Mini CRM (gestion de clients et interactions)</w:t>
+        <w:t>Historisation des données sensibles (audit trail)</w:t>
       </w:r>
       <w:r>
         <w:rPr>
@@ -647,7 +995,7 @@
         <w:rPr>
           <w:lang w:val="fr-FR"/>
         </w:rPr>
-        <w:t xml:space="preserve"> Concepts : Rapports imbriqu</w:t>
+        <w:t xml:space="preserve"> Concepts : Triggers BEFORE/AFTER, cr</w:t>
       </w:r>
       <w:r>
         <w:rPr>
@@ -660,200 +1008,80 @@
         <w:rPr>
           <w:lang w:val="fr-FR"/>
         </w:rPr>
-        <w:t>s, formulaires li</w:t>
-      </w:r>
-      <w:r>
-        <w:rPr>
-          <w:rFonts w:ascii="Aptos" w:hAnsi="Aptos" w:cs="Aptos"/>
-          <w:lang w:val="fr-FR"/>
+        <w:t>ation de table historique, affichage dans APEX.</w:t>
+      </w:r>
+      <w:r>
+        <w:rPr>
+          <w:lang w:val="fr-FR"/>
+        </w:rPr>
+        <w:br/>
+      </w:r>
+      <w:r>
+        <w:rPr>
+          <w:rFonts w:ascii="Segoe UI Symbol" w:hAnsi="Segoe UI Symbol" w:cs="Segoe UI Symbol"/>
+        </w:rPr>
+        <w:t>➤</w:t>
+      </w:r>
+      <w:r>
+        <w:t xml:space="preserve"> Objectif : </w:t>
+      </w:r>
+      <w:proofErr w:type="spellStart"/>
+      <w:r>
+        <w:t>Suivre</w:t>
+      </w:r>
+      <w:proofErr w:type="spellEnd"/>
+      <w:r>
+        <w:t xml:space="preserve"> les modifications </w:t>
+      </w:r>
+      <w:proofErr w:type="spellStart"/>
+      <w:r>
+        <w:t>faites</w:t>
+      </w:r>
+      <w:proofErr w:type="spellEnd"/>
+      <w:r>
+        <w:t xml:space="preserve"> sur </w:t>
+      </w:r>
+      <w:proofErr w:type="spellStart"/>
+      <w:r>
+        <w:t>certaines</w:t>
+      </w:r>
+      <w:proofErr w:type="spellEnd"/>
+      <w:r>
+        <w:t xml:space="preserve"> </w:t>
+      </w:r>
+      <w:proofErr w:type="spellStart"/>
+      <w:r>
+        <w:t>donn</w:t>
+      </w:r>
+      <w:r>
+        <w:rPr>
+          <w:rFonts w:ascii="Aptos" w:hAnsi="Aptos" w:cs="Aptos"/>
         </w:rPr>
         <w:t>é</w:t>
       </w:r>
       <w:r>
-        <w:rPr>
-          <w:lang w:val="fr-FR"/>
-        </w:rPr>
-        <w:t>s, Dynamic Actions, triggers de log.</w:t>
-      </w:r>
-      <w:r>
-        <w:rPr>
-          <w:lang w:val="fr-FR"/>
-        </w:rPr>
-        <w:br/>
-      </w:r>
-      <w:r>
-        <w:rPr>
-          <w:rFonts w:ascii="Segoe UI Symbol" w:hAnsi="Segoe UI Symbol" w:cs="Segoe UI Symbol"/>
-        </w:rPr>
-        <w:t>➤</w:t>
-      </w:r>
-      <w:r>
-        <w:t xml:space="preserve"> Objectif : Suivre les clients et leurs communications.</w:t>
-      </w:r>
-    </w:p>
-    <w:p>
-      <w:pPr>
-        <w:numPr>
-          <w:ilvl w:val="0"/>
-          <w:numId w:val="1"/>
-        </w:numPr>
-        <w:rPr>
-          <w:lang w:val="fr-FR"/>
-        </w:rPr>
-      </w:pPr>
-      <w:r>
-        <w:rPr>
-          <w:b/>
-          <w:bCs/>
-          <w:lang w:val="fr-FR"/>
-        </w:rPr>
-        <w:lastRenderedPageBreak/>
-        <w:t>Application de pointage horaire</w:t>
-      </w:r>
-      <w:r>
-        <w:rPr>
-          <w:lang w:val="fr-FR"/>
-        </w:rPr>
-        <w:br/>
-      </w:r>
-      <w:r>
-        <w:rPr>
-          <w:rFonts w:ascii="Segoe UI Symbol" w:hAnsi="Segoe UI Symbol" w:cs="Segoe UI Symbol"/>
-          <w:lang w:val="fr-FR"/>
-        </w:rPr>
-        <w:t>➤</w:t>
-      </w:r>
-      <w:r>
-        <w:rPr>
-          <w:lang w:val="fr-FR"/>
-        </w:rPr>
-        <w:t xml:space="preserve"> Concepts : Formulaire simplifié, triggers pour calcul de durée, affichage de rapport par utilisateur.</w:t>
-      </w:r>
-      <w:r>
-        <w:rPr>
-          <w:lang w:val="fr-FR"/>
-        </w:rPr>
-        <w:br/>
-      </w:r>
-      <w:r>
-        <w:rPr>
-          <w:rFonts w:ascii="Segoe UI Symbol" w:hAnsi="Segoe UI Symbol" w:cs="Segoe UI Symbol"/>
-          <w:lang w:val="fr-FR"/>
-        </w:rPr>
-        <w:t>➤</w:t>
-      </w:r>
-      <w:r>
-        <w:rPr>
-          <w:lang w:val="fr-FR"/>
-        </w:rPr>
-        <w:t xml:space="preserve"> Objectif : Enregistrer les heures d'entr</w:t>
-      </w:r>
-      <w:r>
-        <w:rPr>
-          <w:rFonts w:ascii="Aptos" w:hAnsi="Aptos" w:cs="Aptos"/>
-          <w:lang w:val="fr-FR"/>
+        <w:t>es</w:t>
+      </w:r>
+      <w:proofErr w:type="spellEnd"/>
+      <w:r>
+        <w:t xml:space="preserve"> </w:t>
+      </w:r>
+      <w:proofErr w:type="spellStart"/>
+      <w:r>
+        <w:t>cl</w:t>
+      </w:r>
+      <w:r>
+        <w:rPr>
+          <w:rFonts w:ascii="Aptos" w:hAnsi="Aptos" w:cs="Aptos"/>
         </w:rPr>
         <w:t>é</w:t>
       </w:r>
       <w:r>
-        <w:rPr>
-          <w:lang w:val="fr-FR"/>
-        </w:rPr>
-        <w:t>e/sortie et calculer automatiquement les heures travaill</w:t>
-      </w:r>
-      <w:r>
-        <w:rPr>
-          <w:rFonts w:ascii="Aptos" w:hAnsi="Aptos" w:cs="Aptos"/>
-          <w:lang w:val="fr-FR"/>
-        </w:rPr>
-        <w:t>é</w:t>
-      </w:r>
-      <w:r>
-        <w:rPr>
-          <w:lang w:val="fr-FR"/>
-        </w:rPr>
-        <w:t>es.</w:t>
-      </w:r>
-    </w:p>
-    <w:p>
-      <w:pPr>
-        <w:numPr>
-          <w:ilvl w:val="0"/>
-          <w:numId w:val="1"/>
-        </w:numPr>
-      </w:pPr>
-      <w:r>
-        <w:rPr>
-          <w:b/>
-          <w:bCs/>
-          <w:lang w:val="fr-FR"/>
-        </w:rPr>
-        <w:t>Historisation des données sensibles (audit trail)</w:t>
-      </w:r>
-      <w:r>
-        <w:rPr>
-          <w:lang w:val="fr-FR"/>
-        </w:rPr>
-        <w:br/>
-      </w:r>
-      <w:r>
-        <w:rPr>
-          <w:rFonts w:ascii="Segoe UI Symbol" w:hAnsi="Segoe UI Symbol" w:cs="Segoe UI Symbol"/>
-          <w:lang w:val="fr-FR"/>
-        </w:rPr>
-        <w:t>➤</w:t>
-      </w:r>
-      <w:r>
-        <w:rPr>
-          <w:lang w:val="fr-FR"/>
-        </w:rPr>
-        <w:t xml:space="preserve"> Concepts : Triggers BEFORE/AFTER, cr</w:t>
-      </w:r>
-      <w:r>
-        <w:rPr>
-          <w:rFonts w:ascii="Aptos" w:hAnsi="Aptos" w:cs="Aptos"/>
-          <w:lang w:val="fr-FR"/>
-        </w:rPr>
-        <w:t>é</w:t>
-      </w:r>
-      <w:r>
-        <w:rPr>
-          <w:lang w:val="fr-FR"/>
-        </w:rPr>
-        <w:t>ation de table historique, affichage dans APEX.</w:t>
-      </w:r>
-      <w:r>
-        <w:rPr>
-          <w:lang w:val="fr-FR"/>
-        </w:rPr>
-        <w:br/>
-      </w:r>
-      <w:r>
-        <w:rPr>
-          <w:rFonts w:ascii="Segoe UI Symbol" w:hAnsi="Segoe UI Symbol" w:cs="Segoe UI Symbol"/>
-        </w:rPr>
-        <w:t>➤</w:t>
-      </w:r>
-      <w:r>
-        <w:t xml:space="preserve"> Objectif : Suivre les modifications faites sur certaines donn</w:t>
-      </w:r>
-      <w:r>
-        <w:rPr>
-          <w:rFonts w:ascii="Aptos" w:hAnsi="Aptos" w:cs="Aptos"/>
-        </w:rPr>
-        <w:t>é</w:t>
-      </w:r>
-      <w:r>
-        <w:t>es cl</w:t>
-      </w:r>
-      <w:r>
-        <w:rPr>
-          <w:rFonts w:ascii="Aptos" w:hAnsi="Aptos" w:cs="Aptos"/>
-        </w:rPr>
-        <w:t>é</w:t>
-      </w:r>
-      <w:r>
-        <w:t>s.</w:t>
+        <w:t>s</w:t>
+      </w:r>
+      <w:proofErr w:type="spellEnd"/>
+      <w:r>
+        <w:t>.</w:t>
       </w:r>
     </w:p>
     <w:p>
@@ -1048,7 +1276,7 @@
 </file>
 
 <file path=word/numbering.xml><?xml version="1.0" encoding="utf-8"?>
-<w:numbering xmlns:wpc="http://schemas.microsoft.com/office/word/2010/wordprocessingCanvas" xmlns:cx="http://schemas.microsoft.com/office/drawing/2014/chartex" xmlns:cx1="http://schemas.microsoft.com/office/drawing/2015/9/8/chartex" xmlns:cx2="http://schemas.microsoft.com/office/drawing/2015/10/21/chartex" xmlns:cx3="http://schemas.microsoft.com/office/drawing/2016/5/9/chartex" xmlns:cx4="http://schemas.microsoft.com/office/drawing/2016/5/10/chartex" xmlns:cx5="http://schemas.microsoft.com/office/drawing/2016/5/11/chartex" xmlns:cx6="http://schemas.microsoft.com/office/drawing/2016/5/12/chartex" xmlns:cx7="http://schemas.microsoft.com/office/drawing/2016/5/13/chartex" xmlns:cx8="http://schemas.microsoft.com/office/drawing/2016/5/14/chartex" xmlns:mc="http://schemas.openxmlformats.org/markup-compatibility/2006" xmlns:aink="http://schemas.microsoft.com/office/drawing/2016/ink" xmlns:am3d="http://schemas.microsoft.com/office/drawing/2017/model3d" xmlns:o="urn:schemas-microsoft-com:office:office" xmlns:oel="http://schemas.microsoft.com/office/2019/extlst" xmlns:r="http://schemas.openxmlformats.org/officeDocument/2006/relationships" xmlns:m="http://schemas.openxmlformats.org/officeDocument/2006/math" xmlns:v="urn:schemas-microsoft-com:vml" xmlns:wp14="http://schemas.microsoft.com/office/word/2010/wordprocessingDrawing" xmlns:wp="http://schemas.openxmlformats.org/drawingml/2006/wordprocessingDrawing" xmlns:w10="urn:schemas-microsoft-com:office:word" xmlns:w="http://schemas.openxmlformats.org/wordprocessingml/2006/main" xmlns:w14="http://schemas.microsoft.com/office/word/2010/wordml" xmlns:w15="http://schemas.microsoft.com/office/word/2012/wordml" xmlns:w16cex="http://schemas.microsoft.com/office/word/2018/wordml/cex" xmlns:w16cid="http://schemas.microsoft.com/office/word/2016/wordml/cid" xmlns:w16="http://schemas.microsoft.com/office/word/2018/wordml" xmlns:w16du="http://schemas.microsoft.com/office/word/2023/wordml/word16du" xmlns:w16sdtdh="http://schemas.microsoft.com/office/word/2020/wordml/sdtdatahash" xmlns:w16sdtfl="http://schemas.microsoft.com/office/word/2024/wordml/sdtformatlock" xmlns:w16se="http://schemas.microsoft.com/office/word/2015/wordml/symex" xmlns:wpg="http://schemas.microsoft.com/office/word/2010/wordprocessingGroup" xmlns:wpi="http://schemas.microsoft.com/office/word/2010/wordprocessingInk" xmlns:wne="http://schemas.microsoft.com/office/word/2006/wordml" xmlns:wps="http://schemas.microsoft.com/office/word/2010/wordprocessingShape" mc:Ignorable="w14 w15 w16se w16cid w16 w16cex w16sdtdh w16sdtfl w16du wp14">
+<w:numbering xmlns:wpc="http://schemas.microsoft.com/office/word/2010/wordprocessingCanvas" xmlns:cx="http://schemas.microsoft.com/office/drawing/2014/chartex" xmlns:cx1="http://schemas.microsoft.com/office/drawing/2015/9/8/chartex" xmlns:cx2="http://schemas.microsoft.com/office/drawing/2015/10/21/chartex" xmlns:cx3="http://schemas.microsoft.com/office/drawing/2016/5/9/chartex" xmlns:cx4="http://schemas.microsoft.com/office/drawing/2016/5/10/chartex" xmlns:cx5="http://schemas.microsoft.com/office/drawing/2016/5/11/chartex" xmlns:cx6="http://schemas.microsoft.com/office/drawing/2016/5/12/chartex" xmlns:cx7="http://schemas.microsoft.com/office/drawing/2016/5/13/chartex" xmlns:cx8="http://schemas.microsoft.com/office/drawing/2016/5/14/chartex" xmlns:mc="http://schemas.openxmlformats.org/markup-compatibility/2006" xmlns:aink="http://schemas.microsoft.com/office/drawing/2016/ink" xmlns:am3d="http://schemas.microsoft.com/office/drawing/2017/model3d" xmlns:o="urn:schemas-microsoft-com:office:office" xmlns:r="http://schemas.openxmlformats.org/officeDocument/2006/relationships" xmlns:m="http://schemas.openxmlformats.org/officeDocument/2006/math" xmlns:v="urn:schemas-microsoft-com:vml" xmlns:wp14="http://schemas.microsoft.com/office/word/2010/wordprocessingDrawing" xmlns:wp="http://schemas.openxmlformats.org/drawingml/2006/wordprocessingDrawing" xmlns:w10="urn:schemas-microsoft-com:office:word" xmlns:w="http://schemas.openxmlformats.org/wordprocessingml/2006/main" xmlns:w14="http://schemas.microsoft.com/office/word/2010/wordml" xmlns:w15="http://schemas.microsoft.com/office/word/2012/wordml" xmlns:w16cex="http://schemas.microsoft.com/office/word/2018/wordml/cex" xmlns:w16cid="http://schemas.microsoft.com/office/word/2016/wordml/cid" xmlns:w16="http://schemas.microsoft.com/office/word/2018/wordml" xmlns:w16sdtdh="http://schemas.microsoft.com/office/word/2020/wordml/sdtdatahash" xmlns:w16se="http://schemas.microsoft.com/office/word/2015/wordml/symex" xmlns:wpg="http://schemas.microsoft.com/office/word/2010/wordprocessingGroup" xmlns:wpi="http://schemas.microsoft.com/office/word/2010/wordprocessingInk" xmlns:wne="http://schemas.microsoft.com/office/word/2006/wordml" xmlns:wps="http://schemas.microsoft.com/office/word/2010/wordprocessingShape" mc:Ignorable="w14 w15 w16se w16cid w16 w16cex w16sdtdh wp14">
   <w:abstractNum w:abstractNumId="0" w15:restartNumberingAfterBreak="0">
     <w:nsid w:val="7FBB7E8E"/>
     <w:multiLevelType w:val="multilevel"/>
@@ -1162,14 +1390,14 @@
       </w:pPr>
     </w:lvl>
   </w:abstractNum>
-  <w:num w:numId="1" w16cid:durableId="939988539">
+  <w:num w:numId="1">
     <w:abstractNumId w:val="0"/>
   </w:num>
 </w:numbering>
 </file>
 
 <file path=word/styles.xml><?xml version="1.0" encoding="utf-8"?>
-<w:styles xmlns:mc="http://schemas.openxmlformats.org/markup-compatibility/2006" xmlns:r="http://schemas.openxmlformats.org/officeDocument/2006/relationships" xmlns:w="http://schemas.openxmlformats.org/wordprocessingml/2006/main" xmlns:w14="http://schemas.microsoft.com/office/word/2010/wordml" xmlns:w15="http://schemas.microsoft.com/office/word/2012/wordml" xmlns:w16cex="http://schemas.microsoft.com/office/word/2018/wordml/cex" xmlns:w16cid="http://schemas.microsoft.com/office/word/2016/wordml/cid" xmlns:w16="http://schemas.microsoft.com/office/word/2018/wordml" xmlns:w16du="http://schemas.microsoft.com/office/word/2023/wordml/word16du" xmlns:w16sdtdh="http://schemas.microsoft.com/office/word/2020/wordml/sdtdatahash" xmlns:w16sdtfl="http://schemas.microsoft.com/office/word/2024/wordml/sdtformatlock" xmlns:w16se="http://schemas.microsoft.com/office/word/2015/wordml/symex" mc:Ignorable="w14 w15 w16se w16cid w16 w16cex w16sdtdh w16sdtfl w16du">
+<w:styles xmlns:mc="http://schemas.openxmlformats.org/markup-compatibility/2006" xmlns:r="http://schemas.openxmlformats.org/officeDocument/2006/relationships" xmlns:w="http://schemas.openxmlformats.org/wordprocessingml/2006/main" xmlns:w14="http://schemas.microsoft.com/office/word/2010/wordml" xmlns:w15="http://schemas.microsoft.com/office/word/2012/wordml" xmlns:w16cex="http://schemas.microsoft.com/office/word/2018/wordml/cex" xmlns:w16cid="http://schemas.microsoft.com/office/word/2016/wordml/cid" xmlns:w16="http://schemas.microsoft.com/office/word/2018/wordml" xmlns:w16sdtdh="http://schemas.microsoft.com/office/word/2020/wordml/sdtdatahash" xmlns:w16se="http://schemas.microsoft.com/office/word/2015/wordml/symex" mc:Ignorable="w14 w15 w16se w16cid w16 w16cex w16sdtdh">
   <w:docDefaults>
     <w:rPrDefault>
       <w:rPr>

--- a/Sujets orientés concepts Oracle APEX .docx
+++ b/Sujets orientés concepts Oracle APEX .docx
@@ -182,48 +182,16 @@
         <w:t>➤</w:t>
       </w:r>
       <w:r>
-        <w:t xml:space="preserve"> Objectif : </w:t>
-      </w:r>
-      <w:proofErr w:type="spellStart"/>
-      <w:r>
-        <w:t>Cr</w:t>
-      </w:r>
-      <w:r>
-        <w:rPr>
-          <w:rFonts w:ascii="Aptos" w:hAnsi="Aptos" w:cs="Aptos"/>
-        </w:rPr>
-        <w:t>é</w:t>
-      </w:r>
-      <w:r>
-        <w:t>er</w:t>
-      </w:r>
-      <w:proofErr w:type="spellEnd"/>
-      <w:r>
-        <w:t xml:space="preserve"> des </w:t>
-      </w:r>
-      <w:proofErr w:type="spellStart"/>
-      <w:r>
-        <w:t>commandes</w:t>
-      </w:r>
-      <w:proofErr w:type="spellEnd"/>
-      <w:r>
-        <w:t xml:space="preserve"> avec </w:t>
-      </w:r>
-      <w:proofErr w:type="spellStart"/>
-      <w:r>
-        <w:t>plusieurs</w:t>
-      </w:r>
-      <w:proofErr w:type="spellEnd"/>
-      <w:r>
-        <w:t xml:space="preserve"> </w:t>
-      </w:r>
-      <w:proofErr w:type="spellStart"/>
-      <w:r>
-        <w:t>produits</w:t>
-      </w:r>
-      <w:proofErr w:type="spellEnd"/>
-      <w:r>
-        <w:t>.</w:t>
+        <w:t xml:space="preserve"> Objectif : Cr</w:t>
+      </w:r>
+      <w:r>
+        <w:rPr>
+          <w:rFonts w:ascii="Aptos" w:hAnsi="Aptos" w:cs="Aptos"/>
+        </w:rPr>
+        <w:t>é</w:t>
+      </w:r>
+      <w:r>
+        <w:t>er des commandes avec plusieurs produits.</w:t>
       </w:r>
     </w:p>
     <w:p>
@@ -273,36 +241,16 @@
         <w:t>➤</w:t>
       </w:r>
       <w:r>
-        <w:t xml:space="preserve"> Objectif : </w:t>
-      </w:r>
-      <w:proofErr w:type="spellStart"/>
-      <w:r>
-        <w:t>D</w:t>
-      </w:r>
-      <w:r>
-        <w:rPr>
-          <w:rFonts w:ascii="Aptos" w:hAnsi="Aptos" w:cs="Aptos"/>
-        </w:rPr>
-        <w:t>é</w:t>
-      </w:r>
-      <w:r>
-        <w:t>clarer</w:t>
-      </w:r>
-      <w:proofErr w:type="spellEnd"/>
-      <w:r>
-        <w:t xml:space="preserve"> et </w:t>
-      </w:r>
-      <w:proofErr w:type="spellStart"/>
-      <w:r>
-        <w:t>suivre</w:t>
-      </w:r>
-      <w:proofErr w:type="spellEnd"/>
-      <w:r>
-        <w:t xml:space="preserve"> des incidents </w:t>
-      </w:r>
-      <w:proofErr w:type="spellStart"/>
-      <w:r>
-        <w:t>jusqu'</w:t>
+        <w:t xml:space="preserve"> Objectif : D</w:t>
+      </w:r>
+      <w:r>
+        <w:rPr>
+          <w:rFonts w:ascii="Aptos" w:hAnsi="Aptos" w:cs="Aptos"/>
+        </w:rPr>
+        <w:t>é</w:t>
+      </w:r>
+      <w:r>
+        <w:t>clarer et suivre des incidents jusqu'</w:t>
       </w:r>
       <w:r>
         <w:rPr>
@@ -310,26 +258,17 @@
         </w:rPr>
         <w:t>à</w:t>
       </w:r>
-      <w:proofErr w:type="spellEnd"/>
-      <w:r>
-        <w:t xml:space="preserve"> </w:t>
-      </w:r>
-      <w:proofErr w:type="spellStart"/>
-      <w:r>
-        <w:t>r</w:t>
-      </w:r>
-      <w:r>
-        <w:rPr>
-          <w:rFonts w:ascii="Aptos" w:hAnsi="Aptos" w:cs="Aptos"/>
-        </w:rPr>
-        <w:t>é</w:t>
-      </w:r>
-      <w:r>
-        <w:t>solution</w:t>
-      </w:r>
-      <w:proofErr w:type="spellEnd"/>
-      <w:r>
-        <w:t>.</w:t>
+      <w:r>
+        <w:t xml:space="preserve"> r</w:t>
+      </w:r>
+      <w:r>
+        <w:rPr>
+          <w:rFonts w:ascii="Aptos" w:hAnsi="Aptos" w:cs="Aptos"/>
+        </w:rPr>
+        <w:t>é</w:t>
+      </w:r>
+      <w:r>
+        <w:t>solution.</w:t>
       </w:r>
     </w:p>
     <w:p>
@@ -349,6 +288,23 @@
           <w:lang w:val="fr-FR"/>
         </w:rPr>
         <w:t>Système de réservation (salles ou matériel)</w:t>
+      </w:r>
+      <w:r>
+        <w:rPr>
+          <w:b/>
+          <w:bCs/>
+          <w:lang w:val="fr-FR"/>
+        </w:rPr>
+        <w:t> :</w:t>
+      </w:r>
+      <w:r>
+        <w:rPr>
+          <w:b/>
+          <w:bCs/>
+          <w:color w:val="FF0000"/>
+          <w:lang w:val="fr-FR"/>
+        </w:rPr>
+        <w:t>widadi marouane</w:t>
       </w:r>
       <w:r>
         <w:rPr>
@@ -584,40 +540,16 @@
         <w:t>➤</w:t>
       </w:r>
       <w:r>
-        <w:t xml:space="preserve"> Objectif : </w:t>
-      </w:r>
-      <w:proofErr w:type="spellStart"/>
-      <w:r>
-        <w:t>Soumettre</w:t>
-      </w:r>
-      <w:proofErr w:type="spellEnd"/>
-      <w:r>
-        <w:t xml:space="preserve"> un sondage, et </w:t>
-      </w:r>
-      <w:proofErr w:type="spellStart"/>
-      <w:r>
-        <w:t>visualiser</w:t>
-      </w:r>
-      <w:proofErr w:type="spellEnd"/>
-      <w:r>
-        <w:t xml:space="preserve"> les </w:t>
-      </w:r>
-      <w:proofErr w:type="spellStart"/>
-      <w:r>
-        <w:t>r</w:t>
-      </w:r>
-      <w:r>
-        <w:rPr>
-          <w:rFonts w:ascii="Aptos" w:hAnsi="Aptos" w:cs="Aptos"/>
-        </w:rPr>
-        <w:t>é</w:t>
-      </w:r>
-      <w:r>
-        <w:t>sultats</w:t>
-      </w:r>
-      <w:proofErr w:type="spellEnd"/>
-      <w:r>
-        <w:t xml:space="preserve"> agr</w:t>
+        <w:t xml:space="preserve"> Objectif : Soumettre un sondage, et visualiser les r</w:t>
+      </w:r>
+      <w:r>
+        <w:rPr>
+          <w:rFonts w:ascii="Aptos" w:hAnsi="Aptos" w:cs="Aptos"/>
+        </w:rPr>
+        <w:t>é</w:t>
+      </w:r>
+      <w:r>
+        <w:t>sultats agr</w:t>
       </w:r>
       <w:r>
         <w:rPr>
@@ -711,15 +643,7 @@
         <w:t>➤</w:t>
       </w:r>
       <w:r>
-        <w:t xml:space="preserve"> Objectif : Suivre les clients et </w:t>
-      </w:r>
-      <w:proofErr w:type="spellStart"/>
-      <w:r>
-        <w:t>leurs</w:t>
-      </w:r>
-      <w:proofErr w:type="spellEnd"/>
-      <w:r>
-        <w:t xml:space="preserve"> communications.</w:t>
+        <w:t xml:space="preserve"> Objectif : Suivre les clients et leurs communications.</w:t>
       </w:r>
     </w:p>
     <w:p>
@@ -866,49 +790,25 @@
         <w:t>➤</w:t>
       </w:r>
       <w:r>
-        <w:t xml:space="preserve"> Objectif : Suivre les modifications </w:t>
-      </w:r>
-      <w:proofErr w:type="spellStart"/>
-      <w:r>
-        <w:t>faites</w:t>
-      </w:r>
-      <w:proofErr w:type="spellEnd"/>
-      <w:r>
-        <w:t xml:space="preserve"> sur </w:t>
-      </w:r>
-      <w:proofErr w:type="spellStart"/>
-      <w:r>
-        <w:t>certaines</w:t>
-      </w:r>
-      <w:proofErr w:type="spellEnd"/>
-      <w:r>
-        <w:t xml:space="preserve"> donn</w:t>
-      </w:r>
-      <w:r>
-        <w:rPr>
-          <w:rFonts w:ascii="Aptos" w:hAnsi="Aptos" w:cs="Aptos"/>
-        </w:rPr>
-        <w:t>é</w:t>
-      </w:r>
-      <w:r>
-        <w:t xml:space="preserve">es </w:t>
-      </w:r>
-      <w:proofErr w:type="spellStart"/>
-      <w:r>
-        <w:t>cl</w:t>
-      </w:r>
-      <w:r>
-        <w:rPr>
-          <w:rFonts w:ascii="Aptos" w:hAnsi="Aptos" w:cs="Aptos"/>
-        </w:rPr>
-        <w:t>é</w:t>
-      </w:r>
-      <w:r>
-        <w:t>s</w:t>
-      </w:r>
-      <w:proofErr w:type="spellEnd"/>
-      <w:r>
-        <w:t>.</w:t>
+        <w:t xml:space="preserve"> Objectif : Suivre les modifications faites sur certaines donn</w:t>
+      </w:r>
+      <w:r>
+        <w:rPr>
+          <w:rFonts w:ascii="Aptos" w:hAnsi="Aptos" w:cs="Aptos"/>
+        </w:rPr>
+        <w:t>é</w:t>
+      </w:r>
+      <w:r>
+        <w:t>es cl</w:t>
+      </w:r>
+      <w:r>
+        <w:rPr>
+          <w:rFonts w:ascii="Aptos" w:hAnsi="Aptos" w:cs="Aptos"/>
+        </w:rPr>
+        <w:t>é</w:t>
+      </w:r>
+      <w:r>
+        <w:t>s.</w:t>
       </w:r>
     </w:p>
     <w:p>
@@ -1826,6 +1726,7 @@
   <w:style w:type="character" w:default="1" w:styleId="Policepardfaut">
     <w:name w:val="Default Paragraph Font"/>
     <w:uiPriority w:val="1"/>
+    <w:semiHidden/>
     <w:unhideWhenUsed/>
   </w:style>
   <w:style w:type="table" w:default="1" w:styleId="TableauNormal">

--- a/Sujets orientés concepts Oracle APEX .docx
+++ b/Sujets orientés concepts Oracle APEX .docx
@@ -200,6 +200,9 @@
           <w:ilvl w:val="0"/>
           <w:numId w:val="1"/>
         </w:numPr>
+        <w:rPr>
+          <w:lang w:val="fr-FR"/>
+        </w:rPr>
       </w:pPr>
       <w:r>
         <w:rPr>
@@ -211,6 +214,23 @@
       </w:r>
       <w:r>
         <w:rPr>
+          <w:b/>
+          <w:bCs/>
+          <w:lang w:val="fr-FR"/>
+        </w:rPr>
+        <w:t xml:space="preserve"> : </w:t>
+      </w:r>
+      <w:r>
+        <w:rPr>
+          <w:b/>
+          <w:bCs/>
+          <w:color w:val="FF0000"/>
+          <w:lang w:val="fr-FR"/>
+        </w:rPr>
+        <w:t>boulmane</w:t>
+      </w:r>
+      <w:r>
+        <w:rPr>
           <w:lang w:val="fr-FR"/>
         </w:rPr>
         <w:br/>
@@ -237,37 +257,53 @@
       <w:r>
         <w:rPr>
           <w:rFonts w:ascii="Segoe UI Symbol" w:hAnsi="Segoe UI Symbol" w:cs="Segoe UI Symbol"/>
+          <w:lang w:val="fr-FR"/>
         </w:rPr>
         <w:t>➤</w:t>
       </w:r>
       <w:r>
+        <w:rPr>
+          <w:lang w:val="fr-FR"/>
+        </w:rPr>
         <w:t xml:space="preserve"> Objectif : D</w:t>
       </w:r>
       <w:r>
         <w:rPr>
           <w:rFonts w:ascii="Aptos" w:hAnsi="Aptos" w:cs="Aptos"/>
+          <w:lang w:val="fr-FR"/>
         </w:rPr>
         <w:t>é</w:t>
       </w:r>
       <w:r>
+        <w:rPr>
+          <w:lang w:val="fr-FR"/>
+        </w:rPr>
         <w:t>clarer et suivre des incidents jusqu'</w:t>
       </w:r>
       <w:r>
         <w:rPr>
           <w:rFonts w:ascii="Aptos" w:hAnsi="Aptos" w:cs="Aptos"/>
+          <w:lang w:val="fr-FR"/>
         </w:rPr>
         <w:t>à</w:t>
       </w:r>
       <w:r>
+        <w:rPr>
+          <w:lang w:val="fr-FR"/>
+        </w:rPr>
         <w:t xml:space="preserve"> r</w:t>
       </w:r>
       <w:r>
         <w:rPr>
           <w:rFonts w:ascii="Aptos" w:hAnsi="Aptos" w:cs="Aptos"/>
+          <w:lang w:val="fr-FR"/>
         </w:rPr>
         <w:t>é</w:t>
       </w:r>
       <w:r>
+        <w:rPr>
+          <w:lang w:val="fr-FR"/>
+        </w:rPr>
         <w:t>solution.</w:t>
       </w:r>
     </w:p>
@@ -304,7 +340,16 @@
           <w:color w:val="FF0000"/>
           <w:lang w:val="fr-FR"/>
         </w:rPr>
-        <w:t>widadi marouane</w:t>
+        <w:t>widadi</w:t>
+      </w:r>
+      <w:r>
+        <w:rPr>
+          <w:b/>
+          <w:bCs/>
+          <w:color w:val="FF0000"/>
+          <w:lang w:val="fr-FR"/>
+        </w:rPr>
+        <w:t>,akkaoui</w:t>
       </w:r>
       <w:r>
         <w:rPr>

--- a/Sujets orientés concepts Oracle APEX .docx
+++ b/Sujets orientés concepts Oracle APEX .docx
@@ -1,6 +1,6 @@
 
 <file path=word/document.xml><?xml version="1.0" encoding="utf-8"?>
-<w:document xmlns:wpc="http://schemas.microsoft.com/office/word/2010/wordprocessingCanvas" xmlns:cx="http://schemas.microsoft.com/office/drawing/2014/chartex" xmlns:cx1="http://schemas.microsoft.com/office/drawing/2015/9/8/chartex" xmlns:cx2="http://schemas.microsoft.com/office/drawing/2015/10/21/chartex" xmlns:cx3="http://schemas.microsoft.com/office/drawing/2016/5/9/chartex" xmlns:cx4="http://schemas.microsoft.com/office/drawing/2016/5/10/chartex" xmlns:cx5="http://schemas.microsoft.com/office/drawing/2016/5/11/chartex" xmlns:cx6="http://schemas.microsoft.com/office/drawing/2016/5/12/chartex" xmlns:cx7="http://schemas.microsoft.com/office/drawing/2016/5/13/chartex" xmlns:cx8="http://schemas.microsoft.com/office/drawing/2016/5/14/chartex" xmlns:mc="http://schemas.openxmlformats.org/markup-compatibility/2006" xmlns:aink="http://schemas.microsoft.com/office/drawing/2016/ink" xmlns:am3d="http://schemas.microsoft.com/office/drawing/2017/model3d" xmlns:o="urn:schemas-microsoft-com:office:office" xmlns:oel="http://schemas.microsoft.com/office/2019/extlst" xmlns:r="http://schemas.openxmlformats.org/officeDocument/2006/relationships" xmlns:m="http://schemas.openxmlformats.org/officeDocument/2006/math" xmlns:v="urn:schemas-microsoft-com:vml" xmlns:wp14="http://schemas.microsoft.com/office/word/2010/wordprocessingDrawing" xmlns:wp="http://schemas.openxmlformats.org/drawingml/2006/wordprocessingDrawing" xmlns:w10="urn:schemas-microsoft-com:office:word" xmlns:w="http://schemas.openxmlformats.org/wordprocessingml/2006/main" xmlns:w14="http://schemas.microsoft.com/office/word/2010/wordml" xmlns:w15="http://schemas.microsoft.com/office/word/2012/wordml" xmlns:w16cex="http://schemas.microsoft.com/office/word/2018/wordml/cex" xmlns:w16cid="http://schemas.microsoft.com/office/word/2016/wordml/cid" xmlns:w16="http://schemas.microsoft.com/office/word/2018/wordml" xmlns:w16du="http://schemas.microsoft.com/office/word/2023/wordml/word16du" xmlns:w16sdtdh="http://schemas.microsoft.com/office/word/2020/wordml/sdtdatahash" xmlns:w16sdtfl="http://schemas.microsoft.com/office/word/2024/wordml/sdtformatlock" xmlns:w16se="http://schemas.microsoft.com/office/word/2015/wordml/symex" xmlns:wpg="http://schemas.microsoft.com/office/word/2010/wordprocessingGroup" xmlns:wpi="http://schemas.microsoft.com/office/word/2010/wordprocessingInk" xmlns:wne="http://schemas.microsoft.com/office/word/2006/wordml" xmlns:wps="http://schemas.microsoft.com/office/word/2010/wordprocessingShape" mc:Ignorable="w14 w15 w16se w16cid w16 w16cex w16sdtdh w16sdtfl w16du wp14">
+<w:document xmlns:wpc="http://schemas.microsoft.com/office/word/2010/wordprocessingCanvas" xmlns:cx="http://schemas.microsoft.com/office/drawing/2014/chartex" xmlns:cx1="http://schemas.microsoft.com/office/drawing/2015/9/8/chartex" xmlns:cx2="http://schemas.microsoft.com/office/drawing/2015/10/21/chartex" xmlns:cx3="http://schemas.microsoft.com/office/drawing/2016/5/9/chartex" xmlns:cx4="http://schemas.microsoft.com/office/drawing/2016/5/10/chartex" xmlns:cx5="http://schemas.microsoft.com/office/drawing/2016/5/11/chartex" xmlns:cx6="http://schemas.microsoft.com/office/drawing/2016/5/12/chartex" xmlns:cx7="http://schemas.microsoft.com/office/drawing/2016/5/13/chartex" xmlns:cx8="http://schemas.microsoft.com/office/drawing/2016/5/14/chartex" xmlns:mc="http://schemas.openxmlformats.org/markup-compatibility/2006" xmlns:aink="http://schemas.microsoft.com/office/drawing/2016/ink" xmlns:am3d="http://schemas.microsoft.com/office/drawing/2017/model3d" xmlns:o="urn:schemas-microsoft-com:office:office" xmlns:r="http://schemas.openxmlformats.org/officeDocument/2006/relationships" xmlns:m="http://schemas.openxmlformats.org/officeDocument/2006/math" xmlns:v="urn:schemas-microsoft-com:vml" xmlns:wp14="http://schemas.microsoft.com/office/word/2010/wordprocessingDrawing" xmlns:wp="http://schemas.openxmlformats.org/drawingml/2006/wordprocessingDrawing" xmlns:w10="urn:schemas-microsoft-com:office:word" xmlns:w="http://schemas.openxmlformats.org/wordprocessingml/2006/main" xmlns:w14="http://schemas.microsoft.com/office/word/2010/wordml" xmlns:w15="http://schemas.microsoft.com/office/word/2012/wordml" xmlns:w16cex="http://schemas.microsoft.com/office/word/2018/wordml/cex" xmlns:w16cid="http://schemas.microsoft.com/office/word/2016/wordml/cid" xmlns:w16="http://schemas.microsoft.com/office/word/2018/wordml" xmlns:w16sdtdh="http://schemas.microsoft.com/office/word/2020/wordml/sdtdatahash" xmlns:w16se="http://schemas.microsoft.com/office/word/2015/wordml/symex" xmlns:wpg="http://schemas.microsoft.com/office/word/2010/wordprocessingGroup" xmlns:wpi="http://schemas.microsoft.com/office/word/2010/wordprocessingInk" xmlns:wne="http://schemas.microsoft.com/office/word/2006/wordml" xmlns:wps="http://schemas.microsoft.com/office/word/2010/wordprocessingShape" mc:Ignorable="w14 w15 w16se w16cid w16 w16cex w16sdtdh wp14">
   <w:body>
     <w:p>
       <w:pPr>
@@ -119,7 +119,13 @@
         <w:rPr>
           <w:rFonts w:ascii="Aptos" w:eastAsia="Aptos" w:hAnsi="Aptos" w:cs="Aptos"/>
         </w:rPr>
-        <w:t xml:space="preserve"> Concepts : Master-</w:t>
+        <w:t xml:space="preserve"> Concepts : </w:t>
+      </w:r>
+      <w:r>
+        <w:rPr>
+          <w:rFonts w:ascii="Aptos" w:eastAsia="Aptos" w:hAnsi="Aptos" w:cs="Aptos"/>
+        </w:rPr>
+        <w:t>Master-</w:t>
       </w:r>
       <w:proofErr w:type="spellStart"/>
       <w:r>
@@ -187,25 +193,56 @@
           <w:rFonts w:ascii="Aptos" w:eastAsia="Aptos" w:hAnsi="Aptos" w:cs="Aptos"/>
           <w:b/>
         </w:rPr>
-        <w:t>Application de gestion des incidents internes</w:t>
-      </w:r>
-      <w:r>
-        <w:rPr>
-          <w:rFonts w:ascii="Aptos" w:eastAsia="Aptos" w:hAnsi="Aptos" w:cs="Aptos"/>
-        </w:rPr>
-        <w:br/>
-      </w:r>
-      <w:r>
-        <w:rPr>
-          <w:rFonts w:ascii="Segoe UI Symbol" w:eastAsia="Segoe UI Symbol" w:hAnsi="Segoe UI Symbol" w:cs="Segoe UI Symbol"/>
-        </w:rPr>
-        <w:t>➤</w:t>
-      </w:r>
-      <w:r>
-        <w:rPr>
-          <w:rFonts w:ascii="Aptos" w:eastAsia="Aptos" w:hAnsi="Aptos" w:cs="Aptos"/>
-        </w:rPr>
-        <w:t xml:space="preserve"> Concepts : Rapports interactifs, formulaire de suivi, actions conditionnelles, logique avec PL/SQL.</w:t>
+        <w:t xml:space="preserve">Application de gestion des incidents internes </w:t>
+      </w:r>
+      <w:proofErr w:type="spellStart"/>
+      <w:proofErr w:type="gramStart"/>
+      <w:r>
+        <w:rPr>
+          <w:b/>
+          <w:bCs/>
+          <w:color w:val="FF0000"/>
+          <w:kern w:val="0"/>
+          <w14:ligatures w14:val="none"/>
+        </w:rPr>
+        <w:t>aoujil,zoumi</w:t>
+      </w:r>
+      <w:proofErr w:type="gramEnd"/>
+      <w:r>
+        <w:rPr>
+          <w:b/>
+          <w:bCs/>
+          <w:color w:val="FF0000"/>
+          <w:kern w:val="0"/>
+          <w14:ligatures w14:val="none"/>
+        </w:rPr>
+        <w:t>,bagraoui</w:t>
+      </w:r>
+      <w:proofErr w:type="spellEnd"/>
+      <w:r>
+        <w:rPr>
+          <w:rFonts w:ascii="Aptos" w:eastAsia="Aptos" w:hAnsi="Aptos" w:cs="Aptos"/>
+          <w:color w:val="FF0000"/>
+        </w:rPr>
+        <w:br/>
+      </w:r>
+      <w:r>
+        <w:rPr>
+          <w:rFonts w:ascii="Segoe UI Symbol" w:eastAsia="Segoe UI Symbol" w:hAnsi="Segoe UI Symbol" w:cs="Segoe UI Symbol"/>
+        </w:rPr>
+        <w:t>➤</w:t>
+      </w:r>
+      <w:r>
+        <w:rPr>
+          <w:rFonts w:ascii="Aptos" w:eastAsia="Aptos" w:hAnsi="Aptos" w:cs="Aptos"/>
+        </w:rPr>
+        <w:t xml:space="preserve"> Concepts : Rapports interactifs, formulaire de suivi, actio</w:t>
+      </w:r>
+      <w:r>
+        <w:rPr>
+          <w:rFonts w:ascii="Aptos" w:eastAsia="Aptos" w:hAnsi="Aptos" w:cs="Aptos"/>
+        </w:rPr>
+        <w:t>ns conditionnelles, logique avec PL/SQL.</w:t>
       </w:r>
       <w:r>
         <w:rPr>
@@ -271,36 +308,32 @@
           <w:b/>
           <w:color w:val="FF0000"/>
         </w:rPr>
-        <w:t>,</w:t>
-      </w:r>
-      <w:proofErr w:type="gramStart"/>
-      <w:r>
-        <w:rPr>
-          <w:rFonts w:ascii="Aptos" w:eastAsia="Aptos" w:hAnsi="Aptos" w:cs="Aptos"/>
-          <w:b/>
-          <w:color w:val="FF0000"/>
-        </w:rPr>
-        <w:t>akkaoui,boulmane</w:t>
+        <w:t>,akkaoui,boulmane</w:t>
       </w:r>
       <w:proofErr w:type="spellEnd"/>
-      <w:proofErr w:type="gramEnd"/>
-      <w:r>
-        <w:rPr>
-          <w:rFonts w:ascii="Aptos" w:eastAsia="Aptos" w:hAnsi="Aptos" w:cs="Aptos"/>
-        </w:rPr>
-        <w:br/>
-      </w:r>
-      <w:r>
-        <w:rPr>
-          <w:rFonts w:ascii="Segoe UI Symbol" w:eastAsia="Segoe UI Symbol" w:hAnsi="Segoe UI Symbol" w:cs="Segoe UI Symbol"/>
-        </w:rPr>
-        <w:t>➤</w:t>
-      </w:r>
-      <w:r>
-        <w:rPr>
-          <w:rFonts w:ascii="Aptos" w:eastAsia="Aptos" w:hAnsi="Aptos" w:cs="Aptos"/>
-        </w:rPr>
-        <w:t xml:space="preserve"> Concepts : Validation sur date/heure, triggers de vérification, utilisation de Dynamic Actions.</w:t>
+      <w:r>
+        <w:rPr>
+          <w:rFonts w:ascii="Aptos" w:eastAsia="Aptos" w:hAnsi="Aptos" w:cs="Aptos"/>
+        </w:rPr>
+        <w:br/>
+      </w:r>
+      <w:r>
+        <w:rPr>
+          <w:rFonts w:ascii="Segoe UI Symbol" w:eastAsia="Segoe UI Symbol" w:hAnsi="Segoe UI Symbol" w:cs="Segoe UI Symbol"/>
+        </w:rPr>
+        <w:t>➤</w:t>
+      </w:r>
+      <w:r>
+        <w:rPr>
+          <w:rFonts w:ascii="Aptos" w:eastAsia="Aptos" w:hAnsi="Aptos" w:cs="Aptos"/>
+        </w:rPr>
+        <w:t xml:space="preserve"> Concepts : Validation sur date/heure, triggers de vérification, utilisation de</w:t>
+      </w:r>
+      <w:r>
+        <w:rPr>
+          <w:rFonts w:ascii="Aptos" w:eastAsia="Aptos" w:hAnsi="Aptos" w:cs="Aptos"/>
+        </w:rPr>
+        <w:t xml:space="preserve"> Dynamic Actions.</w:t>
       </w:r>
       <w:r>
         <w:rPr>
@@ -406,7 +439,13 @@
         <w:rPr>
           <w:rFonts w:ascii="Aptos" w:eastAsia="Aptos" w:hAnsi="Aptos" w:cs="Aptos"/>
         </w:rPr>
-        <w:t xml:space="preserve"> Objectif : Permettre à un utilisateur d'ajouter ou consulter ses documents.</w:t>
+        <w:t xml:space="preserve"> Objectif : Permettre à</w:t>
+      </w:r>
+      <w:r>
+        <w:rPr>
+          <w:rFonts w:ascii="Aptos" w:eastAsia="Aptos" w:hAnsi="Aptos" w:cs="Aptos"/>
+        </w:rPr>
+        <w:t xml:space="preserve"> un utilisateur d'ajouter ou consulter ses documents.</w:t>
       </w:r>
     </w:p>
     <w:p>
@@ -464,7 +503,13 @@
         <w:rPr>
           <w:rFonts w:ascii="Aptos" w:eastAsia="Aptos" w:hAnsi="Aptos" w:cs="Aptos"/>
         </w:rPr>
-        <w:t xml:space="preserve"> Objectif : Soumettre un sondage, et visualiser les résultats agrégés.</w:t>
+        <w:t xml:space="preserve"> Objectif : Soumettre un sondage, et visualiser les résultat</w:t>
+      </w:r>
+      <w:r>
+        <w:rPr>
+          <w:rFonts w:ascii="Aptos" w:eastAsia="Aptos" w:hAnsi="Aptos" w:cs="Aptos"/>
+        </w:rPr>
+        <w:t>s agrégés.</w:t>
       </w:r>
     </w:p>
     <w:p>
@@ -586,19 +631,24 @@
         <w:rPr>
           <w:rFonts w:ascii="Aptos" w:eastAsia="Aptos" w:hAnsi="Aptos" w:cs="Aptos"/>
         </w:rPr>
-        <w:t xml:space="preserve"> Concepts : Formulaire simplifié, triggers pour calcul de durée, affichage de rapport par utilisateur.</w:t>
-      </w:r>
-      <w:r>
-        <w:rPr>
-          <w:rFonts w:ascii="Aptos" w:eastAsia="Aptos" w:hAnsi="Aptos" w:cs="Aptos"/>
-        </w:rPr>
-        <w:br/>
-      </w:r>
-      <w:r>
-        <w:rPr>
-          <w:rFonts w:ascii="Segoe UI Symbol" w:eastAsia="Segoe UI Symbol" w:hAnsi="Segoe UI Symbol" w:cs="Segoe UI Symbol"/>
-        </w:rPr>
-        <w:lastRenderedPageBreak/>
+        <w:t xml:space="preserve"> Concepts : Formu</w:t>
+      </w:r>
+      <w:r>
+        <w:rPr>
+          <w:rFonts w:ascii="Aptos" w:eastAsia="Aptos" w:hAnsi="Aptos" w:cs="Aptos"/>
+        </w:rPr>
+        <w:t>laire simplifié, triggers pour calcul de durée, affichage de rapport par utilisateur.</w:t>
+      </w:r>
+      <w:r>
+        <w:rPr>
+          <w:rFonts w:ascii="Aptos" w:eastAsia="Aptos" w:hAnsi="Aptos" w:cs="Aptos"/>
+        </w:rPr>
+        <w:br/>
+      </w:r>
+      <w:r>
+        <w:rPr>
+          <w:rFonts w:ascii="Segoe UI Symbol" w:eastAsia="Segoe UI Symbol" w:hAnsi="Segoe UI Symbol" w:cs="Segoe UI Symbol"/>
+        </w:rPr>
         <w:t>➤</w:t>
       </w:r>
       <w:r>
@@ -627,6 +677,7 @@
           <w:rFonts w:ascii="Aptos" w:eastAsia="Aptos" w:hAnsi="Aptos" w:cs="Aptos"/>
           <w:b/>
         </w:rPr>
+        <w:lastRenderedPageBreak/>
         <w:t>Historisation des données sensibles (audit trail)</w:t>
       </w:r>
       <w:r>
@@ -703,7 +754,13 @@
         <w:rPr>
           <w:rFonts w:ascii="Aptos" w:eastAsia="Aptos" w:hAnsi="Aptos" w:cs="Aptos"/>
         </w:rPr>
-        <w:t xml:space="preserve"> Concepts : Processus d’arrière-plan, envoi d’e-mails avec PL/SQL, Dynamic Actions.</w:t>
+        <w:t xml:space="preserve"> Concepts : Processus d’arrière-plan, envoi d’e-mails avec P</w:t>
+      </w:r>
+      <w:r>
+        <w:rPr>
+          <w:rFonts w:ascii="Aptos" w:eastAsia="Aptos" w:hAnsi="Aptos" w:cs="Aptos"/>
+        </w:rPr>
+        <w:t>L/SQL, Dynamic Actions.</w:t>
       </w:r>
       <w:r>
         <w:rPr>
@@ -742,7 +799,7 @@
 </file>
 
 <file path=word/numbering.xml><?xml version="1.0" encoding="utf-8"?>
-<w:numbering xmlns:wpc="http://schemas.microsoft.com/office/word/2010/wordprocessingCanvas" xmlns:cx="http://schemas.microsoft.com/office/drawing/2014/chartex" xmlns:cx1="http://schemas.microsoft.com/office/drawing/2015/9/8/chartex" xmlns:cx2="http://schemas.microsoft.com/office/drawing/2015/10/21/chartex" xmlns:cx3="http://schemas.microsoft.com/office/drawing/2016/5/9/chartex" xmlns:cx4="http://schemas.microsoft.com/office/drawing/2016/5/10/chartex" xmlns:cx5="http://schemas.microsoft.com/office/drawing/2016/5/11/chartex" xmlns:cx6="http://schemas.microsoft.com/office/drawing/2016/5/12/chartex" xmlns:cx7="http://schemas.microsoft.com/office/drawing/2016/5/13/chartex" xmlns:cx8="http://schemas.microsoft.com/office/drawing/2016/5/14/chartex" xmlns:mc="http://schemas.openxmlformats.org/markup-compatibility/2006" xmlns:aink="http://schemas.microsoft.com/office/drawing/2016/ink" xmlns:am3d="http://schemas.microsoft.com/office/drawing/2017/model3d" xmlns:o="urn:schemas-microsoft-com:office:office" xmlns:oel="http://schemas.microsoft.com/office/2019/extlst" xmlns:r="http://schemas.openxmlformats.org/officeDocument/2006/relationships" xmlns:m="http://schemas.openxmlformats.org/officeDocument/2006/math" xmlns:v="urn:schemas-microsoft-com:vml" xmlns:wp14="http://schemas.microsoft.com/office/word/2010/wordprocessingDrawing" xmlns:wp="http://schemas.openxmlformats.org/drawingml/2006/wordprocessingDrawing" xmlns:w10="urn:schemas-microsoft-com:office:word" xmlns:w="http://schemas.openxmlformats.org/wordprocessingml/2006/main" xmlns:w14="http://schemas.microsoft.com/office/word/2010/wordml" xmlns:w15="http://schemas.microsoft.com/office/word/2012/wordml" xmlns:w16cex="http://schemas.microsoft.com/office/word/2018/wordml/cex" xmlns:w16cid="http://schemas.microsoft.com/office/word/2016/wordml/cid" xmlns:w16="http://schemas.microsoft.com/office/word/2018/wordml" xmlns:w16du="http://schemas.microsoft.com/office/word/2023/wordml/word16du" xmlns:w16sdtdh="http://schemas.microsoft.com/office/word/2020/wordml/sdtdatahash" xmlns:w16sdtfl="http://schemas.microsoft.com/office/word/2024/wordml/sdtformatlock" xmlns:w16se="http://schemas.microsoft.com/office/word/2015/wordml/symex" xmlns:wpg="http://schemas.microsoft.com/office/word/2010/wordprocessingGroup" xmlns:wpi="http://schemas.microsoft.com/office/word/2010/wordprocessingInk" xmlns:wne="http://schemas.microsoft.com/office/word/2006/wordml" xmlns:wps="http://schemas.microsoft.com/office/word/2010/wordprocessingShape" mc:Ignorable="w14 w15 w16se w16cid w16 w16cex w16sdtdh w16sdtfl w16du wp14">
+<w:numbering xmlns:wpc="http://schemas.microsoft.com/office/word/2010/wordprocessingCanvas" xmlns:cx="http://schemas.microsoft.com/office/drawing/2014/chartex" xmlns:cx1="http://schemas.microsoft.com/office/drawing/2015/9/8/chartex" xmlns:cx2="http://schemas.microsoft.com/office/drawing/2015/10/21/chartex" xmlns:cx3="http://schemas.microsoft.com/office/drawing/2016/5/9/chartex" xmlns:cx4="http://schemas.microsoft.com/office/drawing/2016/5/10/chartex" xmlns:cx5="http://schemas.microsoft.com/office/drawing/2016/5/11/chartex" xmlns:cx6="http://schemas.microsoft.com/office/drawing/2016/5/12/chartex" xmlns:cx7="http://schemas.microsoft.com/office/drawing/2016/5/13/chartex" xmlns:cx8="http://schemas.microsoft.com/office/drawing/2016/5/14/chartex" xmlns:mc="http://schemas.openxmlformats.org/markup-compatibility/2006" xmlns:aink="http://schemas.microsoft.com/office/drawing/2016/ink" xmlns:am3d="http://schemas.microsoft.com/office/drawing/2017/model3d" xmlns:o="urn:schemas-microsoft-com:office:office" xmlns:r="http://schemas.openxmlformats.org/officeDocument/2006/relationships" xmlns:m="http://schemas.openxmlformats.org/officeDocument/2006/math" xmlns:v="urn:schemas-microsoft-com:vml" xmlns:wp14="http://schemas.microsoft.com/office/word/2010/wordprocessingDrawing" xmlns:wp="http://schemas.openxmlformats.org/drawingml/2006/wordprocessingDrawing" xmlns:w10="urn:schemas-microsoft-com:office:word" xmlns:w="http://schemas.openxmlformats.org/wordprocessingml/2006/main" xmlns:w14="http://schemas.microsoft.com/office/word/2010/wordml" xmlns:w15="http://schemas.microsoft.com/office/word/2012/wordml" xmlns:w16cex="http://schemas.microsoft.com/office/word/2018/wordml/cex" xmlns:w16cid="http://schemas.microsoft.com/office/word/2016/wordml/cid" xmlns:w16="http://schemas.microsoft.com/office/word/2018/wordml" xmlns:w16sdtdh="http://schemas.microsoft.com/office/word/2020/wordml/sdtdatahash" xmlns:w16se="http://schemas.microsoft.com/office/word/2015/wordml/symex" xmlns:wpg="http://schemas.microsoft.com/office/word/2010/wordprocessingGroup" xmlns:wpi="http://schemas.microsoft.com/office/word/2010/wordprocessingInk" xmlns:wne="http://schemas.microsoft.com/office/word/2006/wordml" xmlns:wps="http://schemas.microsoft.com/office/word/2010/wordprocessingShape" mc:Ignorable="w14 w15 w16se w16cid w16 w16cex w16sdtdh wp14">
   <w:abstractNum w:abstractNumId="0" w15:restartNumberingAfterBreak="0">
     <w:nsid w:val="25EE5636"/>
     <w:multiLevelType w:val="multilevel"/>
@@ -794,14 +851,14 @@
       <w:lvlJc w:val="left"/>
     </w:lvl>
   </w:abstractNum>
-  <w:num w:numId="1" w16cid:durableId="456870478">
+  <w:num w:numId="1">
     <w:abstractNumId w:val="0"/>
   </w:num>
 </w:numbering>
 </file>
 
 <file path=word/styles.xml><?xml version="1.0" encoding="utf-8"?>
-<w:styles xmlns:mc="http://schemas.openxmlformats.org/markup-compatibility/2006" xmlns:r="http://schemas.openxmlformats.org/officeDocument/2006/relationships" xmlns:w="http://schemas.openxmlformats.org/wordprocessingml/2006/main" xmlns:w14="http://schemas.microsoft.com/office/word/2010/wordml" xmlns:w15="http://schemas.microsoft.com/office/word/2012/wordml" xmlns:w16cex="http://schemas.microsoft.com/office/word/2018/wordml/cex" xmlns:w16cid="http://schemas.microsoft.com/office/word/2016/wordml/cid" xmlns:w16="http://schemas.microsoft.com/office/word/2018/wordml" xmlns:w16du="http://schemas.microsoft.com/office/word/2023/wordml/word16du" xmlns:w16sdtdh="http://schemas.microsoft.com/office/word/2020/wordml/sdtdatahash" xmlns:w16sdtfl="http://schemas.microsoft.com/office/word/2024/wordml/sdtformatlock" xmlns:w16se="http://schemas.microsoft.com/office/word/2015/wordml/symex" mc:Ignorable="w14 w15 w16se w16cid w16 w16cex w16sdtdh w16sdtfl w16du">
+<w:styles xmlns:mc="http://schemas.openxmlformats.org/markup-compatibility/2006" xmlns:r="http://schemas.openxmlformats.org/officeDocument/2006/relationships" xmlns:w="http://schemas.openxmlformats.org/wordprocessingml/2006/main" xmlns:w14="http://schemas.microsoft.com/office/word/2010/wordml" xmlns:w15="http://schemas.microsoft.com/office/word/2012/wordml" xmlns:w16cex="http://schemas.microsoft.com/office/word/2018/wordml/cex" xmlns:w16cid="http://schemas.microsoft.com/office/word/2016/wordml/cid" xmlns:w16="http://schemas.microsoft.com/office/word/2018/wordml" xmlns:w16sdtdh="http://schemas.microsoft.com/office/word/2020/wordml/sdtdatahash" xmlns:w16se="http://schemas.microsoft.com/office/word/2015/wordml/symex" mc:Ignorable="w14 w15 w16se w16cid w16 w16cex w16sdtdh">
   <w:docDefaults>
     <w:rPrDefault>
       <w:rPr>
@@ -1201,13 +1258,13 @@
     <w:name w:val="Normal"/>
     <w:qFormat/>
   </w:style>
-  <w:style w:type="character" w:default="1" w:styleId="DefaultParagraphFont">
+  <w:style w:type="character" w:default="1" w:styleId="Policepardfaut">
     <w:name w:val="Default Paragraph Font"/>
     <w:uiPriority w:val="1"/>
     <w:semiHidden/>
     <w:unhideWhenUsed/>
   </w:style>
-  <w:style w:type="table" w:default="1" w:styleId="TableNormal">
+  <w:style w:type="table" w:default="1" w:styleId="TableauNormal">
     <w:name w:val="Normal Table"/>
     <w:uiPriority w:val="99"/>
     <w:semiHidden/>
@@ -1222,7 +1279,7 @@
       </w:tblCellMar>
     </w:tblPr>
   </w:style>
-  <w:style w:type="numbering" w:default="1" w:styleId="NoList">
+  <w:style w:type="numbering" w:default="1" w:styleId="Aucuneliste">
     <w:name w:val="No List"/>
     <w:uiPriority w:val="99"/>
     <w:semiHidden/>

--- a/Sujets orientés concepts Oracle APEX .docx
+++ b/Sujets orientés concepts Oracle APEX .docx
@@ -1,6 +1,6 @@
 
 <file path=word/document.xml><?xml version="1.0" encoding="utf-8"?>
-<w:document xmlns:wpc="http://schemas.microsoft.com/office/word/2010/wordprocessingCanvas" xmlns:cx="http://schemas.microsoft.com/office/drawing/2014/chartex" xmlns:cx1="http://schemas.microsoft.com/office/drawing/2015/9/8/chartex" xmlns:cx2="http://schemas.microsoft.com/office/drawing/2015/10/21/chartex" xmlns:cx3="http://schemas.microsoft.com/office/drawing/2016/5/9/chartex" xmlns:cx4="http://schemas.microsoft.com/office/drawing/2016/5/10/chartex" xmlns:cx5="http://schemas.microsoft.com/office/drawing/2016/5/11/chartex" xmlns:cx6="http://schemas.microsoft.com/office/drawing/2016/5/12/chartex" xmlns:cx7="http://schemas.microsoft.com/office/drawing/2016/5/13/chartex" xmlns:cx8="http://schemas.microsoft.com/office/drawing/2016/5/14/chartex" xmlns:mc="http://schemas.openxmlformats.org/markup-compatibility/2006" xmlns:aink="http://schemas.microsoft.com/office/drawing/2016/ink" xmlns:am3d="http://schemas.microsoft.com/office/drawing/2017/model3d" xmlns:o="urn:schemas-microsoft-com:office:office" xmlns:oel="http://schemas.microsoft.com/office/2019/extlst" xmlns:r="http://schemas.openxmlformats.org/officeDocument/2006/relationships" xmlns:m="http://schemas.openxmlformats.org/officeDocument/2006/math" xmlns:v="urn:schemas-microsoft-com:vml" xmlns:wp14="http://schemas.microsoft.com/office/word/2010/wordprocessingDrawing" xmlns:wp="http://schemas.openxmlformats.org/drawingml/2006/wordprocessingDrawing" xmlns:w10="urn:schemas-microsoft-com:office:word" xmlns:w="http://schemas.openxmlformats.org/wordprocessingml/2006/main" xmlns:w14="http://schemas.microsoft.com/office/word/2010/wordml" xmlns:w15="http://schemas.microsoft.com/office/word/2012/wordml" xmlns:w16cex="http://schemas.microsoft.com/office/word/2018/wordml/cex" xmlns:w16cid="http://schemas.microsoft.com/office/word/2016/wordml/cid" xmlns:w16="http://schemas.microsoft.com/office/word/2018/wordml" xmlns:w16du="http://schemas.microsoft.com/office/word/2023/wordml/word16du" xmlns:w16sdtdh="http://schemas.microsoft.com/office/word/2020/wordml/sdtdatahash" xmlns:w16sdtfl="http://schemas.microsoft.com/office/word/2024/wordml/sdtformatlock" xmlns:w16se="http://schemas.microsoft.com/office/word/2015/wordml/symex" xmlns:wpg="http://schemas.microsoft.com/office/word/2010/wordprocessingGroup" xmlns:wpi="http://schemas.microsoft.com/office/word/2010/wordprocessingInk" xmlns:wne="http://schemas.microsoft.com/office/word/2006/wordml" xmlns:wps="http://schemas.microsoft.com/office/word/2010/wordprocessingShape" mc:Ignorable="w14 w15 w16se w16cid w16 w16cex w16sdtdh w16sdtfl w16du wp14">
+<w:document xmlns:wpc="http://schemas.microsoft.com/office/word/2010/wordprocessingCanvas" xmlns:cx="http://schemas.microsoft.com/office/drawing/2014/chartex" xmlns:cx1="http://schemas.microsoft.com/office/drawing/2015/9/8/chartex" xmlns:cx2="http://schemas.microsoft.com/office/drawing/2015/10/21/chartex" xmlns:cx3="http://schemas.microsoft.com/office/drawing/2016/5/9/chartex" xmlns:cx4="http://schemas.microsoft.com/office/drawing/2016/5/10/chartex" xmlns:cx5="http://schemas.microsoft.com/office/drawing/2016/5/11/chartex" xmlns:cx6="http://schemas.microsoft.com/office/drawing/2016/5/12/chartex" xmlns:cx7="http://schemas.microsoft.com/office/drawing/2016/5/13/chartex" xmlns:cx8="http://schemas.microsoft.com/office/drawing/2016/5/14/chartex" xmlns:mc="http://schemas.openxmlformats.org/markup-compatibility/2006" xmlns:aink="http://schemas.microsoft.com/office/drawing/2016/ink" xmlns:am3d="http://schemas.microsoft.com/office/drawing/2017/model3d" xmlns:o="urn:schemas-microsoft-com:office:office" xmlns:oel="http://schemas.microsoft.com/office/2019/extlst" xmlns:r="http://schemas.openxmlformats.org/officeDocument/2006/relationships" xmlns:m="http://schemas.openxmlformats.org/officeDocument/2006/math" xmlns:v="urn:schemas-microsoft-com:vml" xmlns:wp14="http://schemas.microsoft.com/office/word/2010/wordprocessingDrawing" xmlns:wp="http://schemas.openxmlformats.org/drawingml/2006/wordprocessingDrawing" xmlns:w10="urn:schemas-microsoft-com:office:word" xmlns:w="http://schemas.openxmlformats.org/wordprocessingml/2006/main" xmlns:w14="http://schemas.microsoft.com/office/word/2010/wordml" xmlns:w15="http://schemas.microsoft.com/office/word/2012/wordml" xmlns:w16cex="http://schemas.microsoft.com/office/word/2018/wordml/cex" xmlns:w16cid="http://schemas.microsoft.com/office/word/2016/wordml/cid" xmlns:w16="http://schemas.microsoft.com/office/word/2018/wordml" xmlns:w16sdtdh="http://schemas.microsoft.com/office/word/2020/wordml/sdtdatahash" xmlns:w16se="http://schemas.microsoft.com/office/word/2015/wordml/symex" xmlns:wpg="http://schemas.microsoft.com/office/word/2010/wordprocessingGroup" xmlns:wpi="http://schemas.microsoft.com/office/word/2010/wordprocessingInk" xmlns:wne="http://schemas.microsoft.com/office/word/2006/wordml" xmlns:wps="http://schemas.microsoft.com/office/word/2010/wordprocessingShape" mc:Ignorable="w14 w15 w16se w16cid w16 w16cex w16sdtdh wp14">
   <w:body>
     <w:p>
       <w:pPr>
@@ -271,19 +271,9 @@
           <w:b/>
           <w:color w:val="FF0000"/>
         </w:rPr>
-        <w:t>,</w:t>
-      </w:r>
-      <w:proofErr w:type="gramStart"/>
-      <w:r>
-        <w:rPr>
-          <w:rFonts w:ascii="Aptos" w:eastAsia="Aptos" w:hAnsi="Aptos" w:cs="Aptos"/>
-          <w:b/>
-          <w:color w:val="FF0000"/>
-        </w:rPr>
-        <w:t>akkaoui,boulmane</w:t>
+        <w:t>,akkaoui,boulmane</w:t>
       </w:r>
       <w:proofErr w:type="spellEnd"/>
-      <w:proofErr w:type="gramEnd"/>
       <w:r>
         <w:rPr>
           <w:rFonts w:ascii="Aptos" w:eastAsia="Aptos" w:hAnsi="Aptos" w:cs="Aptos"/>
@@ -598,7 +588,6 @@
         <w:rPr>
           <w:rFonts w:ascii="Segoe UI Symbol" w:eastAsia="Segoe UI Symbol" w:hAnsi="Segoe UI Symbol" w:cs="Segoe UI Symbol"/>
         </w:rPr>
-        <w:lastRenderedPageBreak/>
         <w:t>➤</w:t>
       </w:r>
       <w:r>
@@ -685,8 +674,33 @@
           <w:rFonts w:ascii="Aptos" w:eastAsia="Aptos" w:hAnsi="Aptos" w:cs="Aptos"/>
           <w:b/>
         </w:rPr>
-        <w:t>Gestion de notifications par e-mail</w:t>
-      </w:r>
+        <w:t xml:space="preserve">Gestion de notifications par </w:t>
+      </w:r>
+      <w:proofErr w:type="spellStart"/>
+      <w:r>
+        <w:rPr>
+          <w:rFonts w:ascii="Aptos" w:eastAsia="Aptos" w:hAnsi="Aptos" w:cs="Aptos"/>
+          <w:b/>
+        </w:rPr>
+        <w:t>e-</w:t>
+      </w:r>
+      <w:r>
+        <w:rPr>
+          <w:rFonts w:ascii="Aptos" w:eastAsia="Aptos" w:hAnsi="Aptos" w:cs="Aptos"/>
+          <w:b/>
+          <w:highlight w:val="cyan"/>
+        </w:rPr>
+        <w:t>mail</w:t>
+      </w:r>
+      <w:r>
+        <w:rPr>
+          <w:rFonts w:ascii="Aptos" w:eastAsia="Aptos" w:hAnsi="Aptos" w:cs="Aptos"/>
+          <w:b/>
+          <w:highlight w:val="cyan"/>
+        </w:rPr>
+        <w:t>+mohrach</w:t>
+      </w:r>
+      <w:proofErr w:type="spellEnd"/>
       <w:r>
         <w:rPr>
           <w:rFonts w:ascii="Aptos" w:eastAsia="Aptos" w:hAnsi="Aptos" w:cs="Aptos"/>
@@ -742,7 +756,7 @@
 </file>
 
 <file path=word/numbering.xml><?xml version="1.0" encoding="utf-8"?>
-<w:numbering xmlns:wpc="http://schemas.microsoft.com/office/word/2010/wordprocessingCanvas" xmlns:cx="http://schemas.microsoft.com/office/drawing/2014/chartex" xmlns:cx1="http://schemas.microsoft.com/office/drawing/2015/9/8/chartex" xmlns:cx2="http://schemas.microsoft.com/office/drawing/2015/10/21/chartex" xmlns:cx3="http://schemas.microsoft.com/office/drawing/2016/5/9/chartex" xmlns:cx4="http://schemas.microsoft.com/office/drawing/2016/5/10/chartex" xmlns:cx5="http://schemas.microsoft.com/office/drawing/2016/5/11/chartex" xmlns:cx6="http://schemas.microsoft.com/office/drawing/2016/5/12/chartex" xmlns:cx7="http://schemas.microsoft.com/office/drawing/2016/5/13/chartex" xmlns:cx8="http://schemas.microsoft.com/office/drawing/2016/5/14/chartex" xmlns:mc="http://schemas.openxmlformats.org/markup-compatibility/2006" xmlns:aink="http://schemas.microsoft.com/office/drawing/2016/ink" xmlns:am3d="http://schemas.microsoft.com/office/drawing/2017/model3d" xmlns:o="urn:schemas-microsoft-com:office:office" xmlns:oel="http://schemas.microsoft.com/office/2019/extlst" xmlns:r="http://schemas.openxmlformats.org/officeDocument/2006/relationships" xmlns:m="http://schemas.openxmlformats.org/officeDocument/2006/math" xmlns:v="urn:schemas-microsoft-com:vml" xmlns:wp14="http://schemas.microsoft.com/office/word/2010/wordprocessingDrawing" xmlns:wp="http://schemas.openxmlformats.org/drawingml/2006/wordprocessingDrawing" xmlns:w10="urn:schemas-microsoft-com:office:word" xmlns:w="http://schemas.openxmlformats.org/wordprocessingml/2006/main" xmlns:w14="http://schemas.microsoft.com/office/word/2010/wordml" xmlns:w15="http://schemas.microsoft.com/office/word/2012/wordml" xmlns:w16cex="http://schemas.microsoft.com/office/word/2018/wordml/cex" xmlns:w16cid="http://schemas.microsoft.com/office/word/2016/wordml/cid" xmlns:w16="http://schemas.microsoft.com/office/word/2018/wordml" xmlns:w16du="http://schemas.microsoft.com/office/word/2023/wordml/word16du" xmlns:w16sdtdh="http://schemas.microsoft.com/office/word/2020/wordml/sdtdatahash" xmlns:w16sdtfl="http://schemas.microsoft.com/office/word/2024/wordml/sdtformatlock" xmlns:w16se="http://schemas.microsoft.com/office/word/2015/wordml/symex" xmlns:wpg="http://schemas.microsoft.com/office/word/2010/wordprocessingGroup" xmlns:wpi="http://schemas.microsoft.com/office/word/2010/wordprocessingInk" xmlns:wne="http://schemas.microsoft.com/office/word/2006/wordml" xmlns:wps="http://schemas.microsoft.com/office/word/2010/wordprocessingShape" mc:Ignorable="w14 w15 w16se w16cid w16 w16cex w16sdtdh w16sdtfl w16du wp14">
+<w:numbering xmlns:wpc="http://schemas.microsoft.com/office/word/2010/wordprocessingCanvas" xmlns:cx="http://schemas.microsoft.com/office/drawing/2014/chartex" xmlns:cx1="http://schemas.microsoft.com/office/drawing/2015/9/8/chartex" xmlns:cx2="http://schemas.microsoft.com/office/drawing/2015/10/21/chartex" xmlns:cx3="http://schemas.microsoft.com/office/drawing/2016/5/9/chartex" xmlns:cx4="http://schemas.microsoft.com/office/drawing/2016/5/10/chartex" xmlns:cx5="http://schemas.microsoft.com/office/drawing/2016/5/11/chartex" xmlns:cx6="http://schemas.microsoft.com/office/drawing/2016/5/12/chartex" xmlns:cx7="http://schemas.microsoft.com/office/drawing/2016/5/13/chartex" xmlns:cx8="http://schemas.microsoft.com/office/drawing/2016/5/14/chartex" xmlns:mc="http://schemas.openxmlformats.org/markup-compatibility/2006" xmlns:aink="http://schemas.microsoft.com/office/drawing/2016/ink" xmlns:am3d="http://schemas.microsoft.com/office/drawing/2017/model3d" xmlns:o="urn:schemas-microsoft-com:office:office" xmlns:oel="http://schemas.microsoft.com/office/2019/extlst" xmlns:r="http://schemas.openxmlformats.org/officeDocument/2006/relationships" xmlns:m="http://schemas.openxmlformats.org/officeDocument/2006/math" xmlns:v="urn:schemas-microsoft-com:vml" xmlns:wp14="http://schemas.microsoft.com/office/word/2010/wordprocessingDrawing" xmlns:wp="http://schemas.openxmlformats.org/drawingml/2006/wordprocessingDrawing" xmlns:w10="urn:schemas-microsoft-com:office:word" xmlns:w="http://schemas.openxmlformats.org/wordprocessingml/2006/main" xmlns:w14="http://schemas.microsoft.com/office/word/2010/wordml" xmlns:w15="http://schemas.microsoft.com/office/word/2012/wordml" xmlns:w16cex="http://schemas.microsoft.com/office/word/2018/wordml/cex" xmlns:w16cid="http://schemas.microsoft.com/office/word/2016/wordml/cid" xmlns:w16="http://schemas.microsoft.com/office/word/2018/wordml" xmlns:w16sdtdh="http://schemas.microsoft.com/office/word/2020/wordml/sdtdatahash" xmlns:w16se="http://schemas.microsoft.com/office/word/2015/wordml/symex" xmlns:wpg="http://schemas.microsoft.com/office/word/2010/wordprocessingGroup" xmlns:wpi="http://schemas.microsoft.com/office/word/2010/wordprocessingInk" xmlns:wne="http://schemas.microsoft.com/office/word/2006/wordml" xmlns:wps="http://schemas.microsoft.com/office/word/2010/wordprocessingShape" mc:Ignorable="w14 w15 w16se w16cid w16 w16cex w16sdtdh wp14">
   <w:abstractNum w:abstractNumId="0" w15:restartNumberingAfterBreak="0">
     <w:nsid w:val="25EE5636"/>
     <w:multiLevelType w:val="multilevel"/>
@@ -801,7 +815,7 @@
 </file>
 
 <file path=word/styles.xml><?xml version="1.0" encoding="utf-8"?>
-<w:styles xmlns:mc="http://schemas.openxmlformats.org/markup-compatibility/2006" xmlns:r="http://schemas.openxmlformats.org/officeDocument/2006/relationships" xmlns:w="http://schemas.openxmlformats.org/wordprocessingml/2006/main" xmlns:w14="http://schemas.microsoft.com/office/word/2010/wordml" xmlns:w15="http://schemas.microsoft.com/office/word/2012/wordml" xmlns:w16cex="http://schemas.microsoft.com/office/word/2018/wordml/cex" xmlns:w16cid="http://schemas.microsoft.com/office/word/2016/wordml/cid" xmlns:w16="http://schemas.microsoft.com/office/word/2018/wordml" xmlns:w16du="http://schemas.microsoft.com/office/word/2023/wordml/word16du" xmlns:w16sdtdh="http://schemas.microsoft.com/office/word/2020/wordml/sdtdatahash" xmlns:w16sdtfl="http://schemas.microsoft.com/office/word/2024/wordml/sdtformatlock" xmlns:w16se="http://schemas.microsoft.com/office/word/2015/wordml/symex" mc:Ignorable="w14 w15 w16se w16cid w16 w16cex w16sdtdh w16sdtfl w16du">
+<w:styles xmlns:mc="http://schemas.openxmlformats.org/markup-compatibility/2006" xmlns:r="http://schemas.openxmlformats.org/officeDocument/2006/relationships" xmlns:w="http://schemas.openxmlformats.org/wordprocessingml/2006/main" xmlns:w14="http://schemas.microsoft.com/office/word/2010/wordml" xmlns:w15="http://schemas.microsoft.com/office/word/2012/wordml" xmlns:w16cex="http://schemas.microsoft.com/office/word/2018/wordml/cex" xmlns:w16cid="http://schemas.microsoft.com/office/word/2016/wordml/cid" xmlns:w16="http://schemas.microsoft.com/office/word/2018/wordml" xmlns:w16sdtdh="http://schemas.microsoft.com/office/word/2020/wordml/sdtdatahash" xmlns:w16se="http://schemas.microsoft.com/office/word/2015/wordml/symex" mc:Ignorable="w14 w15 w16se w16cid w16 w16cex w16sdtdh">
   <w:docDefaults>
     <w:rPrDefault>
       <w:rPr>
@@ -1201,13 +1215,13 @@
     <w:name w:val="Normal"/>
     <w:qFormat/>
   </w:style>
-  <w:style w:type="character" w:default="1" w:styleId="DefaultParagraphFont">
+  <w:style w:type="character" w:default="1" w:styleId="Policepardfaut">
     <w:name w:val="Default Paragraph Font"/>
     <w:uiPriority w:val="1"/>
     <w:semiHidden/>
     <w:unhideWhenUsed/>
   </w:style>
-  <w:style w:type="table" w:default="1" w:styleId="TableNormal">
+  <w:style w:type="table" w:default="1" w:styleId="TableauNormal">
     <w:name w:val="Normal Table"/>
     <w:uiPriority w:val="99"/>
     <w:semiHidden/>
@@ -1222,7 +1236,7 @@
       </w:tblCellMar>
     </w:tblPr>
   </w:style>
-  <w:style w:type="numbering" w:default="1" w:styleId="NoList">
+  <w:style w:type="numbering" w:default="1" w:styleId="Aucuneliste">
     <w:name w:val="No List"/>
     <w:uiPriority w:val="99"/>
     <w:semiHidden/>

--- a/Sujets orientés concepts Oracle APEX .docx
+++ b/Sujets orientés concepts Oracle APEX .docx
@@ -358,19 +358,7 @@
           <w:sz w:val="24"/>
           <w:shd w:fill="auto" w:val="clear"/>
         </w:rPr>
-        <w:t xml:space="preserve">widadi,akkaoui,</w:t>
-      </w:r>
-      <w:r>
-        <w:rPr>
-          <w:rFonts w:ascii="Aptos" w:hAnsi="Aptos" w:cs="Aptos" w:eastAsia="Aptos"/>
-          <w:b/>
-          <w:color w:val="FF0000"/>
-          <w:spacing w:val="0"/>
-          <w:position w:val="0"/>
-          <w:sz w:val="24"/>
-          <w:shd w:fill="auto" w:val="clear"/>
-        </w:rPr>
-        <w:t xml:space="preserve">boulmane</w:t>
+        <w:t xml:space="preserve">widadi,akkaoui,boulmane</w:t>
       </w:r>
       <w:r>
         <w:rPr>
@@ -730,7 +718,19 @@
           <w:sz w:val="24"/>
           <w:shd w:fill="auto" w:val="clear"/>
         </w:rPr>
-        <w:t xml:space="preserve">Application de pointage horaire</w:t>
+        <w:t xml:space="preserve">Application de pointage horaire </w:t>
+      </w:r>
+      <w:r>
+        <w:rPr>
+          <w:rFonts w:ascii="Aptos" w:hAnsi="Aptos" w:cs="Aptos" w:eastAsia="Aptos"/>
+          <w:b/>
+          <w:color w:val="FF0000"/>
+          <w:spacing w:val="0"/>
+          <w:position w:val="0"/>
+          <w:sz w:val="24"/>
+          <w:shd w:fill="auto" w:val="clear"/>
+        </w:rPr>
+        <w:t xml:space="preserve">HABOUB, HARIRI</w:t>
       </w:r>
       <w:r>
         <w:rPr>
@@ -943,30 +943,74 @@
           <w:sz w:val="24"/>
           <w:shd w:fill="auto" w:val="clear"/>
         </w:rPr>
-        <w:t xml:space="preserve"> Concepts : Processus d’arrière-plan, envoi d’e-mails avec PL/SQL, Dynamic Actions.</w:t>
-        <w:br/>
-      </w:r>
-      <w:r>
-        <w:rPr>
-          <w:rFonts w:ascii="Segoe UI Symbol" w:hAnsi="Segoe UI Symbol" w:cs="Segoe UI Symbol" w:eastAsia="Segoe UI Symbol"/>
-          <w:color w:val="auto"/>
-          <w:spacing w:val="0"/>
-          <w:position w:val="0"/>
-          <w:sz w:val="24"/>
-          <w:shd w:fill="auto" w:val="clear"/>
-        </w:rPr>
-        <w:t xml:space="preserve">➤</w:t>
-      </w:r>
-      <w:r>
-        <w:rPr>
-          <w:rFonts w:ascii="Aptos" w:hAnsi="Aptos" w:cs="Aptos" w:eastAsia="Aptos"/>
-          <w:color w:val="auto"/>
-          <w:spacing w:val="0"/>
-          <w:position w:val="0"/>
-          <w:sz w:val="24"/>
-          <w:shd w:fill="auto" w:val="clear"/>
-        </w:rPr>
-        <w:t xml:space="preserve"> Objectif : Envoi automatique d’e-mails lors de certains événements (nouvel enregistrement, délai dépassé…).</w:t>
+        <w:t xml:space="preserve"> Concepts : Processus d</w:t>
+      </w:r>
+      <w:r>
+        <w:rPr>
+          <w:rFonts w:ascii="Segoe UI Symbol" w:hAnsi="Segoe UI Symbol" w:cs="Segoe UI Symbol" w:eastAsia="Segoe UI Symbol"/>
+          <w:color w:val="auto"/>
+          <w:spacing w:val="0"/>
+          <w:position w:val="0"/>
+          <w:sz w:val="24"/>
+          <w:shd w:fill="auto" w:val="clear"/>
+        </w:rPr>
+        <w:t xml:space="preserve">’</w:t>
+      </w:r>
+      <w:r>
+        <w:rPr>
+          <w:rFonts w:ascii="Aptos" w:hAnsi="Aptos" w:cs="Aptos" w:eastAsia="Aptos"/>
+          <w:color w:val="auto"/>
+          <w:spacing w:val="0"/>
+          <w:position w:val="0"/>
+          <w:sz w:val="24"/>
+          <w:shd w:fill="auto" w:val="clear"/>
+        </w:rPr>
+        <w:t xml:space="preserve">arrière-plan, envoi d’e-mails avec PL/SQL, Dynamic Actions.</w:t>
+        <w:br/>
+      </w:r>
+      <w:r>
+        <w:rPr>
+          <w:rFonts w:ascii="Segoe UI Symbol" w:hAnsi="Segoe UI Symbol" w:cs="Segoe UI Symbol" w:eastAsia="Segoe UI Symbol"/>
+          <w:color w:val="auto"/>
+          <w:spacing w:val="0"/>
+          <w:position w:val="0"/>
+          <w:sz w:val="24"/>
+          <w:shd w:fill="auto" w:val="clear"/>
+        </w:rPr>
+        <w:t xml:space="preserve">➤</w:t>
+      </w:r>
+      <w:r>
+        <w:rPr>
+          <w:rFonts w:ascii="Aptos" w:hAnsi="Aptos" w:cs="Aptos" w:eastAsia="Aptos"/>
+          <w:color w:val="auto"/>
+          <w:spacing w:val="0"/>
+          <w:position w:val="0"/>
+          <w:sz w:val="24"/>
+          <w:shd w:fill="auto" w:val="clear"/>
+        </w:rPr>
+        <w:t xml:space="preserve"> Objectif : Envoi automatique d</w:t>
+      </w:r>
+      <w:r>
+        <w:rPr>
+          <w:rFonts w:ascii="Segoe UI Symbol" w:hAnsi="Segoe UI Symbol" w:cs="Segoe UI Symbol" w:eastAsia="Segoe UI Symbol"/>
+          <w:color w:val="auto"/>
+          <w:spacing w:val="0"/>
+          <w:position w:val="0"/>
+          <w:sz w:val="24"/>
+          <w:shd w:fill="auto" w:val="clear"/>
+        </w:rPr>
+        <w:t xml:space="preserve">’</w:t>
+      </w:r>
+      <w:r>
+        <w:rPr>
+          <w:rFonts w:ascii="Aptos" w:hAnsi="Aptos" w:cs="Aptos" w:eastAsia="Aptos"/>
+          <w:color w:val="auto"/>
+          <w:spacing w:val="0"/>
+          <w:position w:val="0"/>
+          <w:sz w:val="24"/>
+          <w:shd w:fill="auto" w:val="clear"/>
+        </w:rPr>
+        <w:t xml:space="preserve">e-mails lors de certains événements (nouvel enregistrement, délai dépassé…).</w:t>
       </w:r>
     </w:p>
     <w:p>

--- a/Sujets orientés concepts Oracle APEX .docx
+++ b/Sujets orientés concepts Oracle APEX .docx
@@ -1,6 +1,6 @@
 
 <file path=word/document.xml><?xml version="1.0" encoding="utf-8"?>
-<w:document xmlns:wpc="http://schemas.microsoft.com/office/word/2010/wordprocessingCanvas" xmlns:cx="http://schemas.microsoft.com/office/drawing/2014/chartex" xmlns:cx1="http://schemas.microsoft.com/office/drawing/2015/9/8/chartex" xmlns:cx2="http://schemas.microsoft.com/office/drawing/2015/10/21/chartex" xmlns:cx3="http://schemas.microsoft.com/office/drawing/2016/5/9/chartex" xmlns:cx4="http://schemas.microsoft.com/office/drawing/2016/5/10/chartex" xmlns:cx5="http://schemas.microsoft.com/office/drawing/2016/5/11/chartex" xmlns:cx6="http://schemas.microsoft.com/office/drawing/2016/5/12/chartex" xmlns:cx7="http://schemas.microsoft.com/office/drawing/2016/5/13/chartex" xmlns:cx8="http://schemas.microsoft.com/office/drawing/2016/5/14/chartex" xmlns:mc="http://schemas.openxmlformats.org/markup-compatibility/2006" xmlns:aink="http://schemas.microsoft.com/office/drawing/2016/ink" xmlns:am3d="http://schemas.microsoft.com/office/drawing/2017/model3d" xmlns:o="urn:schemas-microsoft-com:office:office" xmlns:r="http://schemas.openxmlformats.org/officeDocument/2006/relationships" xmlns:m="http://schemas.openxmlformats.org/officeDocument/2006/math" xmlns:v="urn:schemas-microsoft-com:vml" xmlns:wp14="http://schemas.microsoft.com/office/word/2010/wordprocessingDrawing" xmlns:wp="http://schemas.openxmlformats.org/drawingml/2006/wordprocessingDrawing" xmlns:w10="urn:schemas-microsoft-com:office:word" xmlns:w="http://schemas.openxmlformats.org/wordprocessingml/2006/main" xmlns:w14="http://schemas.microsoft.com/office/word/2010/wordml" xmlns:w15="http://schemas.microsoft.com/office/word/2012/wordml" xmlns:w16cex="http://schemas.microsoft.com/office/word/2018/wordml/cex" xmlns:w16cid="http://schemas.microsoft.com/office/word/2016/wordml/cid" xmlns:w16="http://schemas.microsoft.com/office/word/2018/wordml" xmlns:w16sdtdh="http://schemas.microsoft.com/office/word/2020/wordml/sdtdatahash" xmlns:w16se="http://schemas.microsoft.com/office/word/2015/wordml/symex" xmlns:wpg="http://schemas.microsoft.com/office/word/2010/wordprocessingGroup" xmlns:wpi="http://schemas.microsoft.com/office/word/2010/wordprocessingInk" xmlns:wne="http://schemas.microsoft.com/office/word/2006/wordml" xmlns:wps="http://schemas.microsoft.com/office/word/2010/wordprocessingShape" mc:Ignorable="w14 w15 w16se w16cid w16 w16cex w16sdtdh wp14">
+<w:document xmlns:wpc="http://schemas.microsoft.com/office/word/2010/wordprocessingCanvas" xmlns:cx="http://schemas.microsoft.com/office/drawing/2014/chartex" xmlns:cx1="http://schemas.microsoft.com/office/drawing/2015/9/8/chartex" xmlns:cx2="http://schemas.microsoft.com/office/drawing/2015/10/21/chartex" xmlns:cx3="http://schemas.microsoft.com/office/drawing/2016/5/9/chartex" xmlns:cx4="http://schemas.microsoft.com/office/drawing/2016/5/10/chartex" xmlns:cx5="http://schemas.microsoft.com/office/drawing/2016/5/11/chartex" xmlns:cx6="http://schemas.microsoft.com/office/drawing/2016/5/12/chartex" xmlns:cx7="http://schemas.microsoft.com/office/drawing/2016/5/13/chartex" xmlns:cx8="http://schemas.microsoft.com/office/drawing/2016/5/14/chartex" xmlns:mc="http://schemas.openxmlformats.org/markup-compatibility/2006" xmlns:aink="http://schemas.microsoft.com/office/drawing/2016/ink" xmlns:am3d="http://schemas.microsoft.com/office/drawing/2017/model3d" xmlns:o="urn:schemas-microsoft-com:office:office" xmlns:oel="http://schemas.microsoft.com/office/2019/extlst" xmlns:r="http://schemas.openxmlformats.org/officeDocument/2006/relationships" xmlns:m="http://schemas.openxmlformats.org/officeDocument/2006/math" xmlns:v="urn:schemas-microsoft-com:vml" xmlns:wp14="http://schemas.microsoft.com/office/word/2010/wordprocessingDrawing" xmlns:wp="http://schemas.openxmlformats.org/drawingml/2006/wordprocessingDrawing" xmlns:w10="urn:schemas-microsoft-com:office:word" xmlns:w="http://schemas.openxmlformats.org/wordprocessingml/2006/main" xmlns:w14="http://schemas.microsoft.com/office/word/2010/wordml" xmlns:w15="http://schemas.microsoft.com/office/word/2012/wordml" xmlns:w16cex="http://schemas.microsoft.com/office/word/2018/wordml/cex" xmlns:w16cid="http://schemas.microsoft.com/office/word/2016/wordml/cid" xmlns:w16="http://schemas.microsoft.com/office/word/2018/wordml" xmlns:w16du="http://schemas.microsoft.com/office/word/2023/wordml/word16du" xmlns:w16sdtdh="http://schemas.microsoft.com/office/word/2020/wordml/sdtdatahash" xmlns:w16sdtfl="http://schemas.microsoft.com/office/word/2024/wordml/sdtformatlock" xmlns:w16se="http://schemas.microsoft.com/office/word/2015/wordml/symex" xmlns:wpg="http://schemas.microsoft.com/office/word/2010/wordprocessingGroup" xmlns:wpi="http://schemas.microsoft.com/office/word/2010/wordprocessingInk" xmlns:wne="http://schemas.microsoft.com/office/word/2006/wordml" xmlns:wps="http://schemas.microsoft.com/office/word/2010/wordprocessingShape" mc:Ignorable="w14 w15 w16se w16cid w16 w16cex w16sdtdh w16sdtfl w16du wp14">
   <w:body>
     <w:p>
       <w:pPr>
@@ -169,55 +169,20 @@
           <w:highlight w:val="red"/>
           <w:lang w:val="fr-FR"/>
         </w:rPr>
-        <w:t>(</w:t>
-      </w:r>
-      <w:proofErr w:type="spellStart"/>
+        <w:t>(Adlane, Azri)</w:t>
+      </w:r>
       <w:r>
         <w:rPr>
           <w:b/>
           <w:bCs/>
           <w:color w:val="000000" w:themeColor="text1"/>
-          <w:highlight w:val="red"/>
-          <w:lang w:val="fr-FR"/>
-        </w:rPr>
-        <w:t>Adlane</w:t>
-      </w:r>
-      <w:proofErr w:type="spellEnd"/>
-      <w:r>
-        <w:rPr>
-          <w:b/>
-          <w:bCs/>
+          <w:lang w:val="fr-FR"/>
+        </w:rPr>
+        <w:t>+ rifouli</w:t>
+      </w:r>
+      <w:r>
+        <w:rPr>
           <w:color w:val="000000" w:themeColor="text1"/>
-          <w:highlight w:val="red"/>
-          <w:lang w:val="fr-FR"/>
-        </w:rPr>
-        <w:t xml:space="preserve">, </w:t>
-      </w:r>
-      <w:proofErr w:type="spellStart"/>
-      <w:r>
-        <w:rPr>
-          <w:b/>
-          <w:bCs/>
-          <w:color w:val="000000" w:themeColor="text1"/>
-          <w:highlight w:val="red"/>
-          <w:lang w:val="fr-FR"/>
-        </w:rPr>
-        <w:t>Azri</w:t>
-      </w:r>
-      <w:proofErr w:type="spellEnd"/>
-      <w:r>
-        <w:rPr>
-          <w:b/>
-          <w:bCs/>
-          <w:color w:val="000000" w:themeColor="text1"/>
-          <w:highlight w:val="red"/>
-          <w:lang w:val="fr-FR"/>
-        </w:rPr>
-        <w:t>)</w:t>
-      </w:r>
-      <w:r>
-        <w:rPr>
-          <w:color w:val="000000" w:themeColor="text1"/>
           <w:lang w:val="fr-FR"/>
         </w:rPr>
         <w:br/>
@@ -233,35 +198,7 @@
         <w:rPr>
           <w:lang w:val="fr-FR"/>
         </w:rPr>
-        <w:t xml:space="preserve"> Concepts : Master-</w:t>
-      </w:r>
-      <w:proofErr w:type="spellStart"/>
-      <w:r>
-        <w:rPr>
-          <w:lang w:val="fr-FR"/>
-        </w:rPr>
-        <w:t>Detail</w:t>
-      </w:r>
-      <w:proofErr w:type="spellEnd"/>
-      <w:r>
-        <w:rPr>
-          <w:lang w:val="fr-FR"/>
-        </w:rPr>
-        <w:t xml:space="preserve"> </w:t>
-      </w:r>
-      <w:proofErr w:type="spellStart"/>
-      <w:r>
-        <w:rPr>
-          <w:lang w:val="fr-FR"/>
-        </w:rPr>
-        <w:t>Form</w:t>
-      </w:r>
-      <w:proofErr w:type="spellEnd"/>
-      <w:r>
-        <w:rPr>
-          <w:lang w:val="fr-FR"/>
-        </w:rPr>
-        <w:t xml:space="preserve"> (commande + lignes), Dynamic Actions, collections APEX pour les lignes.</w:t>
+        <w:t xml:space="preserve"> Concepts : Master-Detail Form (commande + lignes), Dynamic Actions, collections APEX pour les lignes.</w:t>
       </w:r>
       <w:r>
         <w:rPr>
@@ -322,7 +259,6 @@
         </w:rPr>
         <w:t xml:space="preserve"> : </w:t>
       </w:r>
-      <w:proofErr w:type="spellStart"/>
       <w:r>
         <w:rPr>
           <w:b/>
@@ -332,7 +268,6 @@
         </w:rPr>
         <w:t>boulmane</w:t>
       </w:r>
-      <w:proofErr w:type="spellEnd"/>
       <w:r>
         <w:rPr>
           <w:lang w:val="fr-FR"/>
@@ -429,7 +364,6 @@
         </w:rPr>
         <w:t>Système de réservation (salles ou matériel)</w:t>
       </w:r>
-      <w:proofErr w:type="gramStart"/>
       <w:r>
         <w:rPr>
           <w:b/>
@@ -438,7 +372,6 @@
         </w:rPr>
         <w:t> :</w:t>
       </w:r>
-      <w:proofErr w:type="spellStart"/>
       <w:r>
         <w:rPr>
           <w:b/>
@@ -448,7 +381,6 @@
         </w:rPr>
         <w:t>widadi</w:t>
       </w:r>
-      <w:proofErr w:type="gramEnd"/>
       <w:r>
         <w:rPr>
           <w:b/>
@@ -458,7 +390,6 @@
         </w:rPr>
         <w:t>,akkaoui</w:t>
       </w:r>
-      <w:proofErr w:type="spellEnd"/>
       <w:r>
         <w:rPr>
           <w:lang w:val="fr-FR"/>
@@ -566,25 +497,7 @@
           <w:bCs/>
           <w:lang w:val="fr-FR"/>
         </w:rPr>
-        <w:t>Portail de dépôt de documents (</w:t>
-      </w:r>
-      <w:proofErr w:type="spellStart"/>
-      <w:r>
-        <w:rPr>
-          <w:b/>
-          <w:bCs/>
-          <w:lang w:val="fr-FR"/>
-        </w:rPr>
-        <w:t>Upload</w:t>
-      </w:r>
-      <w:proofErr w:type="spellEnd"/>
-      <w:r>
-        <w:rPr>
-          <w:b/>
-          <w:bCs/>
-          <w:lang w:val="fr-FR"/>
-        </w:rPr>
-        <w:t>/Download)</w:t>
+        <w:t>Portail de dépôt de documents (Upload/Download)</w:t>
       </w:r>
       <w:r>
         <w:rPr>
@@ -603,21 +516,7 @@
         <w:rPr>
           <w:lang w:val="fr-FR"/>
         </w:rPr>
-        <w:t xml:space="preserve"> Concepts : Stockage de fichiers (BLOB), formulaire avec </w:t>
-      </w:r>
-      <w:proofErr w:type="spellStart"/>
-      <w:r>
-        <w:rPr>
-          <w:lang w:val="fr-FR"/>
-        </w:rPr>
-        <w:t>upload</w:t>
-      </w:r>
-      <w:proofErr w:type="spellEnd"/>
-      <w:r>
-        <w:rPr>
-          <w:lang w:val="fr-FR"/>
-        </w:rPr>
-        <w:t>, affichage conditionnel.</w:t>
+        <w:t xml:space="preserve"> Concepts : Stockage de fichiers (BLOB), formulaire avec upload, affichage conditionnel.</w:t>
       </w:r>
       <w:r>
         <w:rPr>
@@ -725,27 +624,7 @@
         <w:t>➤</w:t>
       </w:r>
       <w:r>
-        <w:t xml:space="preserve"> Objectif : </w:t>
-      </w:r>
-      <w:proofErr w:type="spellStart"/>
-      <w:r>
-        <w:t>Soumettre</w:t>
-      </w:r>
-      <w:proofErr w:type="spellEnd"/>
-      <w:r>
-        <w:t xml:space="preserve"> un sondage, et </w:t>
-      </w:r>
-      <w:proofErr w:type="spellStart"/>
-      <w:r>
-        <w:t>visualiser</w:t>
-      </w:r>
-      <w:proofErr w:type="spellEnd"/>
-      <w:r>
-        <w:t xml:space="preserve"> les </w:t>
-      </w:r>
-      <w:proofErr w:type="spellStart"/>
-      <w:r>
-        <w:t>r</w:t>
+        <w:t xml:space="preserve"> Objectif : Soumettre un sondage, et visualiser les r</w:t>
       </w:r>
       <w:r>
         <w:rPr>
@@ -754,15 +633,7 @@
         <w:t>é</w:t>
       </w:r>
       <w:r>
-        <w:t>sultats</w:t>
-      </w:r>
-      <w:proofErr w:type="spellEnd"/>
-      <w:r>
-        <w:t xml:space="preserve"> </w:t>
-      </w:r>
-      <w:proofErr w:type="spellStart"/>
-      <w:r>
-        <w:t>agr</w:t>
+        <w:t>sultats agr</w:t>
       </w:r>
       <w:r>
         <w:rPr>
@@ -780,11 +651,7 @@
         <w:t>é</w:t>
       </w:r>
       <w:r>
-        <w:t>s</w:t>
-      </w:r>
-      <w:proofErr w:type="spellEnd"/>
-      <w:r>
-        <w:t>.</w:t>
+        <w:t>s.</w:t>
       </w:r>
     </w:p>
     <w:p>
@@ -860,23 +727,7 @@
         <w:t>➤</w:t>
       </w:r>
       <w:r>
-        <w:t xml:space="preserve"> Objectif : </w:t>
-      </w:r>
-      <w:proofErr w:type="spellStart"/>
-      <w:r>
-        <w:t>Suivre</w:t>
-      </w:r>
-      <w:proofErr w:type="spellEnd"/>
-      <w:r>
-        <w:t xml:space="preserve"> les clients et </w:t>
-      </w:r>
-      <w:proofErr w:type="spellStart"/>
-      <w:r>
-        <w:t>leurs</w:t>
-      </w:r>
-      <w:proofErr w:type="spellEnd"/>
-      <w:r>
-        <w:t xml:space="preserve"> communications.</w:t>
+        <w:t xml:space="preserve"> Objectif : Suivre les clients et leurs communications.</w:t>
       </w:r>
     </w:p>
     <w:p>
@@ -1023,35 +874,7 @@
         <w:t>➤</w:t>
       </w:r>
       <w:r>
-        <w:t xml:space="preserve"> Objectif : </w:t>
-      </w:r>
-      <w:proofErr w:type="spellStart"/>
-      <w:r>
-        <w:t>Suivre</w:t>
-      </w:r>
-      <w:proofErr w:type="spellEnd"/>
-      <w:r>
-        <w:t xml:space="preserve"> les modifications </w:t>
-      </w:r>
-      <w:proofErr w:type="spellStart"/>
-      <w:r>
-        <w:t>faites</w:t>
-      </w:r>
-      <w:proofErr w:type="spellEnd"/>
-      <w:r>
-        <w:t xml:space="preserve"> sur </w:t>
-      </w:r>
-      <w:proofErr w:type="spellStart"/>
-      <w:r>
-        <w:t>certaines</w:t>
-      </w:r>
-      <w:proofErr w:type="spellEnd"/>
-      <w:r>
-        <w:t xml:space="preserve"> </w:t>
-      </w:r>
-      <w:proofErr w:type="spellStart"/>
-      <w:r>
-        <w:t>donn</w:t>
+        <w:t xml:space="preserve"> Objectif : Suivre les modifications faites sur certaines donn</w:t>
       </w:r>
       <w:r>
         <w:rPr>
@@ -1060,15 +883,7 @@
         <w:t>é</w:t>
       </w:r>
       <w:r>
-        <w:t>es</w:t>
-      </w:r>
-      <w:proofErr w:type="spellEnd"/>
-      <w:r>
-        <w:t xml:space="preserve"> </w:t>
-      </w:r>
-      <w:proofErr w:type="spellStart"/>
-      <w:r>
-        <w:t>cl</w:t>
+        <w:t>es cl</w:t>
       </w:r>
       <w:r>
         <w:rPr>
@@ -1077,11 +892,7 @@
         <w:t>é</w:t>
       </w:r>
       <w:r>
-        <w:t>s</w:t>
-      </w:r>
-      <w:proofErr w:type="spellEnd"/>
-      <w:r>
-        <w:t>.</w:t>
+        <w:t>s.</w:t>
       </w:r>
     </w:p>
     <w:p>
@@ -1276,7 +1087,7 @@
 </file>
 
 <file path=word/numbering.xml><?xml version="1.0" encoding="utf-8"?>
-<w:numbering xmlns:wpc="http://schemas.microsoft.com/office/word/2010/wordprocessingCanvas" xmlns:cx="http://schemas.microsoft.com/office/drawing/2014/chartex" xmlns:cx1="http://schemas.microsoft.com/office/drawing/2015/9/8/chartex" xmlns:cx2="http://schemas.microsoft.com/office/drawing/2015/10/21/chartex" xmlns:cx3="http://schemas.microsoft.com/office/drawing/2016/5/9/chartex" xmlns:cx4="http://schemas.microsoft.com/office/drawing/2016/5/10/chartex" xmlns:cx5="http://schemas.microsoft.com/office/drawing/2016/5/11/chartex" xmlns:cx6="http://schemas.microsoft.com/office/drawing/2016/5/12/chartex" xmlns:cx7="http://schemas.microsoft.com/office/drawing/2016/5/13/chartex" xmlns:cx8="http://schemas.microsoft.com/office/drawing/2016/5/14/chartex" xmlns:mc="http://schemas.openxmlformats.org/markup-compatibility/2006" xmlns:aink="http://schemas.microsoft.com/office/drawing/2016/ink" xmlns:am3d="http://schemas.microsoft.com/office/drawing/2017/model3d" xmlns:o="urn:schemas-microsoft-com:office:office" xmlns:r="http://schemas.openxmlformats.org/officeDocument/2006/relationships" xmlns:m="http://schemas.openxmlformats.org/officeDocument/2006/math" xmlns:v="urn:schemas-microsoft-com:vml" xmlns:wp14="http://schemas.microsoft.com/office/word/2010/wordprocessingDrawing" xmlns:wp="http://schemas.openxmlformats.org/drawingml/2006/wordprocessingDrawing" xmlns:w10="urn:schemas-microsoft-com:office:word" xmlns:w="http://schemas.openxmlformats.org/wordprocessingml/2006/main" xmlns:w14="http://schemas.microsoft.com/office/word/2010/wordml" xmlns:w15="http://schemas.microsoft.com/office/word/2012/wordml" xmlns:w16cex="http://schemas.microsoft.com/office/word/2018/wordml/cex" xmlns:w16cid="http://schemas.microsoft.com/office/word/2016/wordml/cid" xmlns:w16="http://schemas.microsoft.com/office/word/2018/wordml" xmlns:w16sdtdh="http://schemas.microsoft.com/office/word/2020/wordml/sdtdatahash" xmlns:w16se="http://schemas.microsoft.com/office/word/2015/wordml/symex" xmlns:wpg="http://schemas.microsoft.com/office/word/2010/wordprocessingGroup" xmlns:wpi="http://schemas.microsoft.com/office/word/2010/wordprocessingInk" xmlns:wne="http://schemas.microsoft.com/office/word/2006/wordml" xmlns:wps="http://schemas.microsoft.com/office/word/2010/wordprocessingShape" mc:Ignorable="w14 w15 w16se w16cid w16 w16cex w16sdtdh wp14">
+<w:numbering xmlns:wpc="http://schemas.microsoft.com/office/word/2010/wordprocessingCanvas" xmlns:cx="http://schemas.microsoft.com/office/drawing/2014/chartex" xmlns:cx1="http://schemas.microsoft.com/office/drawing/2015/9/8/chartex" xmlns:cx2="http://schemas.microsoft.com/office/drawing/2015/10/21/chartex" xmlns:cx3="http://schemas.microsoft.com/office/drawing/2016/5/9/chartex" xmlns:cx4="http://schemas.microsoft.com/office/drawing/2016/5/10/chartex" xmlns:cx5="http://schemas.microsoft.com/office/drawing/2016/5/11/chartex" xmlns:cx6="http://schemas.microsoft.com/office/drawing/2016/5/12/chartex" xmlns:cx7="http://schemas.microsoft.com/office/drawing/2016/5/13/chartex" xmlns:cx8="http://schemas.microsoft.com/office/drawing/2016/5/14/chartex" xmlns:mc="http://schemas.openxmlformats.org/markup-compatibility/2006" xmlns:aink="http://schemas.microsoft.com/office/drawing/2016/ink" xmlns:am3d="http://schemas.microsoft.com/office/drawing/2017/model3d" xmlns:o="urn:schemas-microsoft-com:office:office" xmlns:oel="http://schemas.microsoft.com/office/2019/extlst" xmlns:r="http://schemas.openxmlformats.org/officeDocument/2006/relationships" xmlns:m="http://schemas.openxmlformats.org/officeDocument/2006/math" xmlns:v="urn:schemas-microsoft-com:vml" xmlns:wp14="http://schemas.microsoft.com/office/word/2010/wordprocessingDrawing" xmlns:wp="http://schemas.openxmlformats.org/drawingml/2006/wordprocessingDrawing" xmlns:w10="urn:schemas-microsoft-com:office:word" xmlns:w="http://schemas.openxmlformats.org/wordprocessingml/2006/main" xmlns:w14="http://schemas.microsoft.com/office/word/2010/wordml" xmlns:w15="http://schemas.microsoft.com/office/word/2012/wordml" xmlns:w16cex="http://schemas.microsoft.com/office/word/2018/wordml/cex" xmlns:w16cid="http://schemas.microsoft.com/office/word/2016/wordml/cid" xmlns:w16="http://schemas.microsoft.com/office/word/2018/wordml" xmlns:w16du="http://schemas.microsoft.com/office/word/2023/wordml/word16du" xmlns:w16sdtdh="http://schemas.microsoft.com/office/word/2020/wordml/sdtdatahash" xmlns:w16sdtfl="http://schemas.microsoft.com/office/word/2024/wordml/sdtformatlock" xmlns:w16se="http://schemas.microsoft.com/office/word/2015/wordml/symex" xmlns:wpg="http://schemas.microsoft.com/office/word/2010/wordprocessingGroup" xmlns:wpi="http://schemas.microsoft.com/office/word/2010/wordprocessingInk" xmlns:wne="http://schemas.microsoft.com/office/word/2006/wordml" xmlns:wps="http://schemas.microsoft.com/office/word/2010/wordprocessingShape" mc:Ignorable="w14 w15 w16se w16cid w16 w16cex w16sdtdh w16sdtfl w16du wp14">
   <w:abstractNum w:abstractNumId="0" w15:restartNumberingAfterBreak="0">
     <w:nsid w:val="7FBB7E8E"/>
     <w:multiLevelType w:val="multilevel"/>
@@ -1390,14 +1201,14 @@
       </w:pPr>
     </w:lvl>
   </w:abstractNum>
-  <w:num w:numId="1">
+  <w:num w:numId="1" w16cid:durableId="1150370275">
     <w:abstractNumId w:val="0"/>
   </w:num>
 </w:numbering>
 </file>
 
 <file path=word/styles.xml><?xml version="1.0" encoding="utf-8"?>
-<w:styles xmlns:mc="http://schemas.openxmlformats.org/markup-compatibility/2006" xmlns:r="http://schemas.openxmlformats.org/officeDocument/2006/relationships" xmlns:w="http://schemas.openxmlformats.org/wordprocessingml/2006/main" xmlns:w14="http://schemas.microsoft.com/office/word/2010/wordml" xmlns:w15="http://schemas.microsoft.com/office/word/2012/wordml" xmlns:w16cex="http://schemas.microsoft.com/office/word/2018/wordml/cex" xmlns:w16cid="http://schemas.microsoft.com/office/word/2016/wordml/cid" xmlns:w16="http://schemas.microsoft.com/office/word/2018/wordml" xmlns:w16sdtdh="http://schemas.microsoft.com/office/word/2020/wordml/sdtdatahash" xmlns:w16se="http://schemas.microsoft.com/office/word/2015/wordml/symex" mc:Ignorable="w14 w15 w16se w16cid w16 w16cex w16sdtdh">
+<w:styles xmlns:mc="http://schemas.openxmlformats.org/markup-compatibility/2006" xmlns:r="http://schemas.openxmlformats.org/officeDocument/2006/relationships" xmlns:w="http://schemas.openxmlformats.org/wordprocessingml/2006/main" xmlns:w14="http://schemas.microsoft.com/office/word/2010/wordml" xmlns:w15="http://schemas.microsoft.com/office/word/2012/wordml" xmlns:w16cex="http://schemas.microsoft.com/office/word/2018/wordml/cex" xmlns:w16cid="http://schemas.microsoft.com/office/word/2016/wordml/cid" xmlns:w16="http://schemas.microsoft.com/office/word/2018/wordml" xmlns:w16du="http://schemas.microsoft.com/office/word/2023/wordml/word16du" xmlns:w16sdtdh="http://schemas.microsoft.com/office/word/2020/wordml/sdtdatahash" xmlns:w16sdtfl="http://schemas.microsoft.com/office/word/2024/wordml/sdtformatlock" xmlns:w16se="http://schemas.microsoft.com/office/word/2015/wordml/symex" mc:Ignorable="w14 w15 w16se w16cid w16 w16cex w16sdtdh w16sdtfl w16du">
   <w:docDefaults>
     <w:rPrDefault>
       <w:rPr>
@@ -1797,11 +1608,11 @@
     <w:name w:val="Normal"/>
     <w:qFormat/>
   </w:style>
-  <w:style w:type="paragraph" w:styleId="Titre1">
+  <w:style w:type="paragraph" w:styleId="Heading1">
     <w:name w:val="heading 1"/>
     <w:basedOn w:val="Normal"/>
     <w:next w:val="Normal"/>
-    <w:link w:val="Titre1Car"/>
+    <w:link w:val="Heading1Char"/>
     <w:uiPriority w:val="9"/>
     <w:qFormat/>
     <w:rsid w:val="007D77F3"/>
@@ -1818,11 +1629,11 @@
       <w:szCs w:val="40"/>
     </w:rPr>
   </w:style>
-  <w:style w:type="paragraph" w:styleId="Titre2">
+  <w:style w:type="paragraph" w:styleId="Heading2">
     <w:name w:val="heading 2"/>
     <w:basedOn w:val="Normal"/>
     <w:next w:val="Normal"/>
-    <w:link w:val="Titre2Car"/>
+    <w:link w:val="Heading2Char"/>
     <w:uiPriority w:val="9"/>
     <w:semiHidden/>
     <w:unhideWhenUsed/>
@@ -1841,11 +1652,11 @@
       <w:szCs w:val="32"/>
     </w:rPr>
   </w:style>
-  <w:style w:type="paragraph" w:styleId="Titre3">
+  <w:style w:type="paragraph" w:styleId="Heading3">
     <w:name w:val="heading 3"/>
     <w:basedOn w:val="Normal"/>
     <w:next w:val="Normal"/>
-    <w:link w:val="Titre3Car"/>
+    <w:link w:val="Heading3Char"/>
     <w:uiPriority w:val="9"/>
     <w:semiHidden/>
     <w:unhideWhenUsed/>
@@ -1864,11 +1675,11 @@
       <w:szCs w:val="28"/>
     </w:rPr>
   </w:style>
-  <w:style w:type="paragraph" w:styleId="Titre4">
+  <w:style w:type="paragraph" w:styleId="Heading4">
     <w:name w:val="heading 4"/>
     <w:basedOn w:val="Normal"/>
     <w:next w:val="Normal"/>
-    <w:link w:val="Titre4Car"/>
+    <w:link w:val="Heading4Char"/>
     <w:uiPriority w:val="9"/>
     <w:semiHidden/>
     <w:unhideWhenUsed/>
@@ -1887,11 +1698,11 @@
       <w:color w:val="0F4761" w:themeColor="accent1" w:themeShade="BF"/>
     </w:rPr>
   </w:style>
-  <w:style w:type="paragraph" w:styleId="Titre5">
+  <w:style w:type="paragraph" w:styleId="Heading5">
     <w:name w:val="heading 5"/>
     <w:basedOn w:val="Normal"/>
     <w:next w:val="Normal"/>
-    <w:link w:val="Titre5Car"/>
+    <w:link w:val="Heading5Char"/>
     <w:uiPriority w:val="9"/>
     <w:semiHidden/>
     <w:unhideWhenUsed/>
@@ -1908,11 +1719,11 @@
       <w:color w:val="0F4761" w:themeColor="accent1" w:themeShade="BF"/>
     </w:rPr>
   </w:style>
-  <w:style w:type="paragraph" w:styleId="Titre6">
+  <w:style w:type="paragraph" w:styleId="Heading6">
     <w:name w:val="heading 6"/>
     <w:basedOn w:val="Normal"/>
     <w:next w:val="Normal"/>
-    <w:link w:val="Titre6Car"/>
+    <w:link w:val="Heading6Char"/>
     <w:uiPriority w:val="9"/>
     <w:semiHidden/>
     <w:unhideWhenUsed/>
@@ -1931,11 +1742,11 @@
       <w:color w:val="595959" w:themeColor="text1" w:themeTint="A6"/>
     </w:rPr>
   </w:style>
-  <w:style w:type="paragraph" w:styleId="Titre7">
+  <w:style w:type="paragraph" w:styleId="Heading7">
     <w:name w:val="heading 7"/>
     <w:basedOn w:val="Normal"/>
     <w:next w:val="Normal"/>
-    <w:link w:val="Titre7Car"/>
+    <w:link w:val="Heading7Char"/>
     <w:uiPriority w:val="9"/>
     <w:semiHidden/>
     <w:unhideWhenUsed/>
@@ -1952,11 +1763,11 @@
       <w:color w:val="595959" w:themeColor="text1" w:themeTint="A6"/>
     </w:rPr>
   </w:style>
-  <w:style w:type="paragraph" w:styleId="Titre8">
+  <w:style w:type="paragraph" w:styleId="Heading8">
     <w:name w:val="heading 8"/>
     <w:basedOn w:val="Normal"/>
     <w:next w:val="Normal"/>
-    <w:link w:val="Titre8Car"/>
+    <w:link w:val="Heading8Char"/>
     <w:uiPriority w:val="9"/>
     <w:semiHidden/>
     <w:unhideWhenUsed/>
@@ -1975,11 +1786,11 @@
       <w:color w:val="272727" w:themeColor="text1" w:themeTint="D8"/>
     </w:rPr>
   </w:style>
-  <w:style w:type="paragraph" w:styleId="Titre9">
+  <w:style w:type="paragraph" w:styleId="Heading9">
     <w:name w:val="heading 9"/>
     <w:basedOn w:val="Normal"/>
     <w:next w:val="Normal"/>
-    <w:link w:val="Titre9Car"/>
+    <w:link w:val="Heading9Char"/>
     <w:uiPriority w:val="9"/>
     <w:semiHidden/>
     <w:unhideWhenUsed/>
@@ -1996,13 +1807,13 @@
       <w:color w:val="272727" w:themeColor="text1" w:themeTint="D8"/>
     </w:rPr>
   </w:style>
-  <w:style w:type="character" w:default="1" w:styleId="Policepardfaut">
+  <w:style w:type="character" w:default="1" w:styleId="DefaultParagraphFont">
     <w:name w:val="Default Paragraph Font"/>
     <w:uiPriority w:val="1"/>
     <w:semiHidden/>
     <w:unhideWhenUsed/>
   </w:style>
-  <w:style w:type="table" w:default="1" w:styleId="TableauNormal">
+  <w:style w:type="table" w:default="1" w:styleId="TableNormal">
     <w:name w:val="Normal Table"/>
     <w:uiPriority w:val="99"/>
     <w:semiHidden/>
@@ -2017,16 +1828,16 @@
       </w:tblCellMar>
     </w:tblPr>
   </w:style>
-  <w:style w:type="numbering" w:default="1" w:styleId="Aucuneliste">
+  <w:style w:type="numbering" w:default="1" w:styleId="NoList">
     <w:name w:val="No List"/>
     <w:uiPriority w:val="99"/>
     <w:semiHidden/>
     <w:unhideWhenUsed/>
   </w:style>
-  <w:style w:type="character" w:customStyle="1" w:styleId="Titre1Car">
-    <w:name w:val="Titre 1 Car"/>
-    <w:basedOn w:val="Policepardfaut"/>
-    <w:link w:val="Titre1"/>
+  <w:style w:type="character" w:customStyle="1" w:styleId="Heading1Char">
+    <w:name w:val="Heading 1 Char"/>
+    <w:basedOn w:val="DefaultParagraphFont"/>
+    <w:link w:val="Heading1"/>
     <w:uiPriority w:val="9"/>
     <w:rsid w:val="007D77F3"/>
     <w:rPr>
@@ -2036,10 +1847,10 @@
       <w:szCs w:val="40"/>
     </w:rPr>
   </w:style>
-  <w:style w:type="character" w:customStyle="1" w:styleId="Titre2Car">
-    <w:name w:val="Titre 2 Car"/>
-    <w:basedOn w:val="Policepardfaut"/>
-    <w:link w:val="Titre2"/>
+  <w:style w:type="character" w:customStyle="1" w:styleId="Heading2Char">
+    <w:name w:val="Heading 2 Char"/>
+    <w:basedOn w:val="DefaultParagraphFont"/>
+    <w:link w:val="Heading2"/>
     <w:uiPriority w:val="9"/>
     <w:semiHidden/>
     <w:rsid w:val="007D77F3"/>
@@ -2050,10 +1861,10 @@
       <w:szCs w:val="32"/>
     </w:rPr>
   </w:style>
-  <w:style w:type="character" w:customStyle="1" w:styleId="Titre3Car">
-    <w:name w:val="Titre 3 Car"/>
-    <w:basedOn w:val="Policepardfaut"/>
-    <w:link w:val="Titre3"/>
+  <w:style w:type="character" w:customStyle="1" w:styleId="Heading3Char">
+    <w:name w:val="Heading 3 Char"/>
+    <w:basedOn w:val="DefaultParagraphFont"/>
+    <w:link w:val="Heading3"/>
     <w:uiPriority w:val="9"/>
     <w:semiHidden/>
     <w:rsid w:val="007D77F3"/>
@@ -2064,10 +1875,10 @@
       <w:szCs w:val="28"/>
     </w:rPr>
   </w:style>
-  <w:style w:type="character" w:customStyle="1" w:styleId="Titre4Car">
-    <w:name w:val="Titre 4 Car"/>
-    <w:basedOn w:val="Policepardfaut"/>
-    <w:link w:val="Titre4"/>
+  <w:style w:type="character" w:customStyle="1" w:styleId="Heading4Char">
+    <w:name w:val="Heading 4 Char"/>
+    <w:basedOn w:val="DefaultParagraphFont"/>
+    <w:link w:val="Heading4"/>
     <w:uiPriority w:val="9"/>
     <w:semiHidden/>
     <w:rsid w:val="007D77F3"/>
@@ -2078,10 +1889,10 @@
       <w:color w:val="0F4761" w:themeColor="accent1" w:themeShade="BF"/>
     </w:rPr>
   </w:style>
-  <w:style w:type="character" w:customStyle="1" w:styleId="Titre5Car">
-    <w:name w:val="Titre 5 Car"/>
-    <w:basedOn w:val="Policepardfaut"/>
-    <w:link w:val="Titre5"/>
+  <w:style w:type="character" w:customStyle="1" w:styleId="Heading5Char">
+    <w:name w:val="Heading 5 Char"/>
+    <w:basedOn w:val="DefaultParagraphFont"/>
+    <w:link w:val="Heading5"/>
     <w:uiPriority w:val="9"/>
     <w:semiHidden/>
     <w:rsid w:val="007D77F3"/>
@@ -2090,10 +1901,10 @@
       <w:color w:val="0F4761" w:themeColor="accent1" w:themeShade="BF"/>
     </w:rPr>
   </w:style>
-  <w:style w:type="character" w:customStyle="1" w:styleId="Titre6Car">
-    <w:name w:val="Titre 6 Car"/>
-    <w:basedOn w:val="Policepardfaut"/>
-    <w:link w:val="Titre6"/>
+  <w:style w:type="character" w:customStyle="1" w:styleId="Heading6Char">
+    <w:name w:val="Heading 6 Char"/>
+    <w:basedOn w:val="DefaultParagraphFont"/>
+    <w:link w:val="Heading6"/>
     <w:uiPriority w:val="9"/>
     <w:semiHidden/>
     <w:rsid w:val="007D77F3"/>
@@ -2104,10 +1915,10 @@
       <w:color w:val="595959" w:themeColor="text1" w:themeTint="A6"/>
     </w:rPr>
   </w:style>
-  <w:style w:type="character" w:customStyle="1" w:styleId="Titre7Car">
-    <w:name w:val="Titre 7 Car"/>
-    <w:basedOn w:val="Policepardfaut"/>
-    <w:link w:val="Titre7"/>
+  <w:style w:type="character" w:customStyle="1" w:styleId="Heading7Char">
+    <w:name w:val="Heading 7 Char"/>
+    <w:basedOn w:val="DefaultParagraphFont"/>
+    <w:link w:val="Heading7"/>
     <w:uiPriority w:val="9"/>
     <w:semiHidden/>
     <w:rsid w:val="007D77F3"/>
@@ -2116,10 +1927,10 @@
       <w:color w:val="595959" w:themeColor="text1" w:themeTint="A6"/>
     </w:rPr>
   </w:style>
-  <w:style w:type="character" w:customStyle="1" w:styleId="Titre8Car">
-    <w:name w:val="Titre 8 Car"/>
-    <w:basedOn w:val="Policepardfaut"/>
-    <w:link w:val="Titre8"/>
+  <w:style w:type="character" w:customStyle="1" w:styleId="Heading8Char">
+    <w:name w:val="Heading 8 Char"/>
+    <w:basedOn w:val="DefaultParagraphFont"/>
+    <w:link w:val="Heading8"/>
     <w:uiPriority w:val="9"/>
     <w:semiHidden/>
     <w:rsid w:val="007D77F3"/>
@@ -2130,10 +1941,10 @@
       <w:color w:val="272727" w:themeColor="text1" w:themeTint="D8"/>
     </w:rPr>
   </w:style>
-  <w:style w:type="character" w:customStyle="1" w:styleId="Titre9Car">
-    <w:name w:val="Titre 9 Car"/>
-    <w:basedOn w:val="Policepardfaut"/>
-    <w:link w:val="Titre9"/>
+  <w:style w:type="character" w:customStyle="1" w:styleId="Heading9Char">
+    <w:name w:val="Heading 9 Char"/>
+    <w:basedOn w:val="DefaultParagraphFont"/>
+    <w:link w:val="Heading9"/>
     <w:uiPriority w:val="9"/>
     <w:semiHidden/>
     <w:rsid w:val="007D77F3"/>
@@ -2142,11 +1953,11 @@
       <w:color w:val="272727" w:themeColor="text1" w:themeTint="D8"/>
     </w:rPr>
   </w:style>
-  <w:style w:type="paragraph" w:styleId="Titre">
+  <w:style w:type="paragraph" w:styleId="Title">
     <w:name w:val="Title"/>
     <w:basedOn w:val="Normal"/>
     <w:next w:val="Normal"/>
-    <w:link w:val="TitreCar"/>
+    <w:link w:val="TitleChar"/>
     <w:uiPriority w:val="10"/>
     <w:qFormat/>
     <w:rsid w:val="007D77F3"/>
@@ -2162,10 +1973,10 @@
       <w:szCs w:val="56"/>
     </w:rPr>
   </w:style>
-  <w:style w:type="character" w:customStyle="1" w:styleId="TitreCar">
-    <w:name w:val="Titre Car"/>
-    <w:basedOn w:val="Policepardfaut"/>
-    <w:link w:val="Titre"/>
+  <w:style w:type="character" w:customStyle="1" w:styleId="TitleChar">
+    <w:name w:val="Title Char"/>
+    <w:basedOn w:val="DefaultParagraphFont"/>
+    <w:link w:val="Title"/>
     <w:uiPriority w:val="10"/>
     <w:rsid w:val="007D77F3"/>
     <w:rPr>
@@ -2176,11 +1987,11 @@
       <w:szCs w:val="56"/>
     </w:rPr>
   </w:style>
-  <w:style w:type="paragraph" w:styleId="Sous-titre">
+  <w:style w:type="paragraph" w:styleId="Subtitle">
     <w:name w:val="Subtitle"/>
     <w:basedOn w:val="Normal"/>
     <w:next w:val="Normal"/>
-    <w:link w:val="Sous-titreCar"/>
+    <w:link w:val="SubtitleChar"/>
     <w:uiPriority w:val="11"/>
     <w:qFormat/>
     <w:rsid w:val="007D77F3"/>
@@ -2197,10 +2008,10 @@
       <w:szCs w:val="28"/>
     </w:rPr>
   </w:style>
-  <w:style w:type="character" w:customStyle="1" w:styleId="Sous-titreCar">
-    <w:name w:val="Sous-titre Car"/>
-    <w:basedOn w:val="Policepardfaut"/>
-    <w:link w:val="Sous-titre"/>
+  <w:style w:type="character" w:customStyle="1" w:styleId="SubtitleChar">
+    <w:name w:val="Subtitle Char"/>
+    <w:basedOn w:val="DefaultParagraphFont"/>
+    <w:link w:val="Subtitle"/>
     <w:uiPriority w:val="11"/>
     <w:rsid w:val="007D77F3"/>
     <w:rPr>
@@ -2211,11 +2022,11 @@
       <w:szCs w:val="28"/>
     </w:rPr>
   </w:style>
-  <w:style w:type="paragraph" w:styleId="Citation">
+  <w:style w:type="paragraph" w:styleId="Quote">
     <w:name w:val="Quote"/>
     <w:basedOn w:val="Normal"/>
     <w:next w:val="Normal"/>
-    <w:link w:val="CitationCar"/>
+    <w:link w:val="QuoteChar"/>
     <w:uiPriority w:val="29"/>
     <w:qFormat/>
     <w:rsid w:val="007D77F3"/>
@@ -2229,10 +2040,10 @@
       <w:color w:val="404040" w:themeColor="text1" w:themeTint="BF"/>
     </w:rPr>
   </w:style>
-  <w:style w:type="character" w:customStyle="1" w:styleId="CitationCar">
-    <w:name w:val="Citation Car"/>
-    <w:basedOn w:val="Policepardfaut"/>
-    <w:link w:val="Citation"/>
+  <w:style w:type="character" w:customStyle="1" w:styleId="QuoteChar">
+    <w:name w:val="Quote Char"/>
+    <w:basedOn w:val="DefaultParagraphFont"/>
+    <w:link w:val="Quote"/>
     <w:uiPriority w:val="29"/>
     <w:rsid w:val="007D77F3"/>
     <w:rPr>
@@ -2241,7 +2052,7 @@
       <w:color w:val="404040" w:themeColor="text1" w:themeTint="BF"/>
     </w:rPr>
   </w:style>
-  <w:style w:type="paragraph" w:styleId="Paragraphedeliste">
+  <w:style w:type="paragraph" w:styleId="ListParagraph">
     <w:name w:val="List Paragraph"/>
     <w:basedOn w:val="Normal"/>
     <w:uiPriority w:val="34"/>
@@ -2252,9 +2063,9 @@
       <w:contextualSpacing/>
     </w:pPr>
   </w:style>
-  <w:style w:type="character" w:styleId="Accentuationintense">
+  <w:style w:type="character" w:styleId="IntenseEmphasis">
     <w:name w:val="Intense Emphasis"/>
-    <w:basedOn w:val="Policepardfaut"/>
+    <w:basedOn w:val="DefaultParagraphFont"/>
     <w:uiPriority w:val="21"/>
     <w:qFormat/>
     <w:rsid w:val="007D77F3"/>
@@ -2264,11 +2075,11 @@
       <w:color w:val="0F4761" w:themeColor="accent1" w:themeShade="BF"/>
     </w:rPr>
   </w:style>
-  <w:style w:type="paragraph" w:styleId="Citationintense">
+  <w:style w:type="paragraph" w:styleId="IntenseQuote">
     <w:name w:val="Intense Quote"/>
     <w:basedOn w:val="Normal"/>
     <w:next w:val="Normal"/>
-    <w:link w:val="CitationintenseCar"/>
+    <w:link w:val="IntenseQuoteChar"/>
     <w:uiPriority w:val="30"/>
     <w:qFormat/>
     <w:rsid w:val="007D77F3"/>
@@ -2287,10 +2098,10 @@
       <w:color w:val="0F4761" w:themeColor="accent1" w:themeShade="BF"/>
     </w:rPr>
   </w:style>
-  <w:style w:type="character" w:customStyle="1" w:styleId="CitationintenseCar">
-    <w:name w:val="Citation intense Car"/>
-    <w:basedOn w:val="Policepardfaut"/>
-    <w:link w:val="Citationintense"/>
+  <w:style w:type="character" w:customStyle="1" w:styleId="IntenseQuoteChar">
+    <w:name w:val="Intense Quote Char"/>
+    <w:basedOn w:val="DefaultParagraphFont"/>
+    <w:link w:val="IntenseQuote"/>
     <w:uiPriority w:val="30"/>
     <w:rsid w:val="007D77F3"/>
     <w:rPr>
@@ -2299,9 +2110,9 @@
       <w:color w:val="0F4761" w:themeColor="accent1" w:themeShade="BF"/>
     </w:rPr>
   </w:style>
-  <w:style w:type="character" w:styleId="Rfrenceintense">
+  <w:style w:type="character" w:styleId="IntenseReference">
     <w:name w:val="Intense Reference"/>
-    <w:basedOn w:val="Policepardfaut"/>
+    <w:basedOn w:val="DefaultParagraphFont"/>
     <w:uiPriority w:val="32"/>
     <w:qFormat/>
     <w:rsid w:val="007D77F3"/>

--- a/Sujets orientés concepts Oracle APEX .docx
+++ b/Sujets orientés concepts Oracle APEX .docx
@@ -141,6 +141,9 @@
           <w:ilvl w:val="0"/>
           <w:numId w:val="1"/>
         </w:numPr>
+        <w:rPr>
+          <w:lang w:val="fr-FR"/>
+        </w:rPr>
       </w:pPr>
       <w:r>
         <w:rPr>
@@ -152,6 +155,23 @@
       </w:r>
       <w:r>
         <w:rPr>
+          <w:b/>
+          <w:bCs/>
+          <w:lang w:val="fr-FR"/>
+        </w:rPr>
+        <w:t xml:space="preserve"> : </w:t>
+      </w:r>
+      <w:r>
+        <w:rPr>
+          <w:b/>
+          <w:bCs/>
+          <w:color w:val="FF0000"/>
+          <w:lang w:val="fr-FR"/>
+        </w:rPr>
+        <w:t>EL AZRI , ADLANE</w:t>
+      </w:r>
+      <w:r>
+        <w:rPr>
           <w:lang w:val="fr-FR"/>
         </w:rPr>
         <w:br/>
@@ -178,19 +198,27 @@
       <w:r>
         <w:rPr>
           <w:rFonts w:ascii="Segoe UI Symbol" w:hAnsi="Segoe UI Symbol" w:cs="Segoe UI Symbol"/>
+          <w:lang w:val="fr-FR"/>
         </w:rPr>
         <w:t>➤</w:t>
       </w:r>
       <w:r>
+        <w:rPr>
+          <w:lang w:val="fr-FR"/>
+        </w:rPr>
         <w:t xml:space="preserve"> Objectif : Cr</w:t>
       </w:r>
       <w:r>
         <w:rPr>
           <w:rFonts w:ascii="Aptos" w:hAnsi="Aptos" w:cs="Aptos"/>
-        </w:rPr>
-        <w:t>é</w:t>
-      </w:r>
-      <w:r>
+          <w:lang w:val="fr-FR"/>
+        </w:rPr>
+        <w:t>é</w:t>
+      </w:r>
+      <w:r>
+        <w:rPr>
+          <w:lang w:val="fr-FR"/>
+        </w:rPr>
         <w:t>er des commandes avec plusieurs produits.</w:t>
       </w:r>
     </w:p>
@@ -1524,11 +1552,11 @@
     <w:name w:val="Normal"/>
     <w:qFormat/>
   </w:style>
-  <w:style w:type="paragraph" w:styleId="Titre1">
+  <w:style w:type="paragraph" w:styleId="Heading1">
     <w:name w:val="heading 1"/>
     <w:basedOn w:val="Normal"/>
     <w:next w:val="Normal"/>
-    <w:link w:val="Titre1Car"/>
+    <w:link w:val="Heading1Char"/>
     <w:uiPriority w:val="9"/>
     <w:qFormat/>
     <w:rsid w:val="007D77F3"/>
@@ -1545,11 +1573,11 @@
       <w:szCs w:val="40"/>
     </w:rPr>
   </w:style>
-  <w:style w:type="paragraph" w:styleId="Titre2">
+  <w:style w:type="paragraph" w:styleId="Heading2">
     <w:name w:val="heading 2"/>
     <w:basedOn w:val="Normal"/>
     <w:next w:val="Normal"/>
-    <w:link w:val="Titre2Car"/>
+    <w:link w:val="Heading2Char"/>
     <w:uiPriority w:val="9"/>
     <w:semiHidden/>
     <w:unhideWhenUsed/>
@@ -1568,11 +1596,11 @@
       <w:szCs w:val="32"/>
     </w:rPr>
   </w:style>
-  <w:style w:type="paragraph" w:styleId="Titre3">
+  <w:style w:type="paragraph" w:styleId="Heading3">
     <w:name w:val="heading 3"/>
     <w:basedOn w:val="Normal"/>
     <w:next w:val="Normal"/>
-    <w:link w:val="Titre3Car"/>
+    <w:link w:val="Heading3Char"/>
     <w:uiPriority w:val="9"/>
     <w:semiHidden/>
     <w:unhideWhenUsed/>
@@ -1591,11 +1619,11 @@
       <w:szCs w:val="28"/>
     </w:rPr>
   </w:style>
-  <w:style w:type="paragraph" w:styleId="Titre4">
+  <w:style w:type="paragraph" w:styleId="Heading4">
     <w:name w:val="heading 4"/>
     <w:basedOn w:val="Normal"/>
     <w:next w:val="Normal"/>
-    <w:link w:val="Titre4Car"/>
+    <w:link w:val="Heading4Char"/>
     <w:uiPriority w:val="9"/>
     <w:semiHidden/>
     <w:unhideWhenUsed/>
@@ -1614,11 +1642,11 @@
       <w:color w:val="0F4761" w:themeColor="accent1" w:themeShade="BF"/>
     </w:rPr>
   </w:style>
-  <w:style w:type="paragraph" w:styleId="Titre5">
+  <w:style w:type="paragraph" w:styleId="Heading5">
     <w:name w:val="heading 5"/>
     <w:basedOn w:val="Normal"/>
     <w:next w:val="Normal"/>
-    <w:link w:val="Titre5Car"/>
+    <w:link w:val="Heading5Char"/>
     <w:uiPriority w:val="9"/>
     <w:semiHidden/>
     <w:unhideWhenUsed/>
@@ -1635,11 +1663,11 @@
       <w:color w:val="0F4761" w:themeColor="accent1" w:themeShade="BF"/>
     </w:rPr>
   </w:style>
-  <w:style w:type="paragraph" w:styleId="Titre6">
+  <w:style w:type="paragraph" w:styleId="Heading6">
     <w:name w:val="heading 6"/>
     <w:basedOn w:val="Normal"/>
     <w:next w:val="Normal"/>
-    <w:link w:val="Titre6Car"/>
+    <w:link w:val="Heading6Char"/>
     <w:uiPriority w:val="9"/>
     <w:semiHidden/>
     <w:unhideWhenUsed/>
@@ -1658,11 +1686,11 @@
       <w:color w:val="595959" w:themeColor="text1" w:themeTint="A6"/>
     </w:rPr>
   </w:style>
-  <w:style w:type="paragraph" w:styleId="Titre7">
+  <w:style w:type="paragraph" w:styleId="Heading7">
     <w:name w:val="heading 7"/>
     <w:basedOn w:val="Normal"/>
     <w:next w:val="Normal"/>
-    <w:link w:val="Titre7Car"/>
+    <w:link w:val="Heading7Char"/>
     <w:uiPriority w:val="9"/>
     <w:semiHidden/>
     <w:unhideWhenUsed/>
@@ -1679,11 +1707,11 @@
       <w:color w:val="595959" w:themeColor="text1" w:themeTint="A6"/>
     </w:rPr>
   </w:style>
-  <w:style w:type="paragraph" w:styleId="Titre8">
+  <w:style w:type="paragraph" w:styleId="Heading8">
     <w:name w:val="heading 8"/>
     <w:basedOn w:val="Normal"/>
     <w:next w:val="Normal"/>
-    <w:link w:val="Titre8Car"/>
+    <w:link w:val="Heading8Char"/>
     <w:uiPriority w:val="9"/>
     <w:semiHidden/>
     <w:unhideWhenUsed/>
@@ -1702,11 +1730,11 @@
       <w:color w:val="272727" w:themeColor="text1" w:themeTint="D8"/>
     </w:rPr>
   </w:style>
-  <w:style w:type="paragraph" w:styleId="Titre9">
+  <w:style w:type="paragraph" w:styleId="Heading9">
     <w:name w:val="heading 9"/>
     <w:basedOn w:val="Normal"/>
     <w:next w:val="Normal"/>
-    <w:link w:val="Titre9Car"/>
+    <w:link w:val="Heading9Char"/>
     <w:uiPriority w:val="9"/>
     <w:semiHidden/>
     <w:unhideWhenUsed/>
@@ -1723,13 +1751,13 @@
       <w:color w:val="272727" w:themeColor="text1" w:themeTint="D8"/>
     </w:rPr>
   </w:style>
-  <w:style w:type="character" w:default="1" w:styleId="Policepardfaut">
+  <w:style w:type="character" w:default="1" w:styleId="DefaultParagraphFont">
     <w:name w:val="Default Paragraph Font"/>
     <w:uiPriority w:val="1"/>
     <w:semiHidden/>
     <w:unhideWhenUsed/>
   </w:style>
-  <w:style w:type="table" w:default="1" w:styleId="TableauNormal">
+  <w:style w:type="table" w:default="1" w:styleId="TableNormal">
     <w:name w:val="Normal Table"/>
     <w:uiPriority w:val="99"/>
     <w:semiHidden/>
@@ -1744,16 +1772,16 @@
       </w:tblCellMar>
     </w:tblPr>
   </w:style>
-  <w:style w:type="numbering" w:default="1" w:styleId="Aucuneliste">
+  <w:style w:type="numbering" w:default="1" w:styleId="NoList">
     <w:name w:val="No List"/>
     <w:uiPriority w:val="99"/>
     <w:semiHidden/>
     <w:unhideWhenUsed/>
   </w:style>
-  <w:style w:type="character" w:customStyle="1" w:styleId="Titre1Car">
-    <w:name w:val="Titre 1 Car"/>
-    <w:basedOn w:val="Policepardfaut"/>
-    <w:link w:val="Titre1"/>
+  <w:style w:type="character" w:customStyle="1" w:styleId="Heading1Char">
+    <w:name w:val="Heading 1 Char"/>
+    <w:basedOn w:val="DefaultParagraphFont"/>
+    <w:link w:val="Heading1"/>
     <w:uiPriority w:val="9"/>
     <w:rsid w:val="007D77F3"/>
     <w:rPr>
@@ -1763,10 +1791,10 @@
       <w:szCs w:val="40"/>
     </w:rPr>
   </w:style>
-  <w:style w:type="character" w:customStyle="1" w:styleId="Titre2Car">
-    <w:name w:val="Titre 2 Car"/>
-    <w:basedOn w:val="Policepardfaut"/>
-    <w:link w:val="Titre2"/>
+  <w:style w:type="character" w:customStyle="1" w:styleId="Heading2Char">
+    <w:name w:val="Heading 2 Char"/>
+    <w:basedOn w:val="DefaultParagraphFont"/>
+    <w:link w:val="Heading2"/>
     <w:uiPriority w:val="9"/>
     <w:semiHidden/>
     <w:rsid w:val="007D77F3"/>
@@ -1777,10 +1805,10 @@
       <w:szCs w:val="32"/>
     </w:rPr>
   </w:style>
-  <w:style w:type="character" w:customStyle="1" w:styleId="Titre3Car">
-    <w:name w:val="Titre 3 Car"/>
-    <w:basedOn w:val="Policepardfaut"/>
-    <w:link w:val="Titre3"/>
+  <w:style w:type="character" w:customStyle="1" w:styleId="Heading3Char">
+    <w:name w:val="Heading 3 Char"/>
+    <w:basedOn w:val="DefaultParagraphFont"/>
+    <w:link w:val="Heading3"/>
     <w:uiPriority w:val="9"/>
     <w:semiHidden/>
     <w:rsid w:val="007D77F3"/>
@@ -1791,10 +1819,10 @@
       <w:szCs w:val="28"/>
     </w:rPr>
   </w:style>
-  <w:style w:type="character" w:customStyle="1" w:styleId="Titre4Car">
-    <w:name w:val="Titre 4 Car"/>
-    <w:basedOn w:val="Policepardfaut"/>
-    <w:link w:val="Titre4"/>
+  <w:style w:type="character" w:customStyle="1" w:styleId="Heading4Char">
+    <w:name w:val="Heading 4 Char"/>
+    <w:basedOn w:val="DefaultParagraphFont"/>
+    <w:link w:val="Heading4"/>
     <w:uiPriority w:val="9"/>
     <w:semiHidden/>
     <w:rsid w:val="007D77F3"/>
@@ -1805,10 +1833,10 @@
       <w:color w:val="0F4761" w:themeColor="accent1" w:themeShade="BF"/>
     </w:rPr>
   </w:style>
-  <w:style w:type="character" w:customStyle="1" w:styleId="Titre5Car">
-    <w:name w:val="Titre 5 Car"/>
-    <w:basedOn w:val="Policepardfaut"/>
-    <w:link w:val="Titre5"/>
+  <w:style w:type="character" w:customStyle="1" w:styleId="Heading5Char">
+    <w:name w:val="Heading 5 Char"/>
+    <w:basedOn w:val="DefaultParagraphFont"/>
+    <w:link w:val="Heading5"/>
     <w:uiPriority w:val="9"/>
     <w:semiHidden/>
     <w:rsid w:val="007D77F3"/>
@@ -1817,10 +1845,10 @@
       <w:color w:val="0F4761" w:themeColor="accent1" w:themeShade="BF"/>
     </w:rPr>
   </w:style>
-  <w:style w:type="character" w:customStyle="1" w:styleId="Titre6Car">
-    <w:name w:val="Titre 6 Car"/>
-    <w:basedOn w:val="Policepardfaut"/>
-    <w:link w:val="Titre6"/>
+  <w:style w:type="character" w:customStyle="1" w:styleId="Heading6Char">
+    <w:name w:val="Heading 6 Char"/>
+    <w:basedOn w:val="DefaultParagraphFont"/>
+    <w:link w:val="Heading6"/>
     <w:uiPriority w:val="9"/>
     <w:semiHidden/>
     <w:rsid w:val="007D77F3"/>
@@ -1831,10 +1859,10 @@
       <w:color w:val="595959" w:themeColor="text1" w:themeTint="A6"/>
     </w:rPr>
   </w:style>
-  <w:style w:type="character" w:customStyle="1" w:styleId="Titre7Car">
-    <w:name w:val="Titre 7 Car"/>
-    <w:basedOn w:val="Policepardfaut"/>
-    <w:link w:val="Titre7"/>
+  <w:style w:type="character" w:customStyle="1" w:styleId="Heading7Char">
+    <w:name w:val="Heading 7 Char"/>
+    <w:basedOn w:val="DefaultParagraphFont"/>
+    <w:link w:val="Heading7"/>
     <w:uiPriority w:val="9"/>
     <w:semiHidden/>
     <w:rsid w:val="007D77F3"/>
@@ -1843,10 +1871,10 @@
       <w:color w:val="595959" w:themeColor="text1" w:themeTint="A6"/>
     </w:rPr>
   </w:style>
-  <w:style w:type="character" w:customStyle="1" w:styleId="Titre8Car">
-    <w:name w:val="Titre 8 Car"/>
-    <w:basedOn w:val="Policepardfaut"/>
-    <w:link w:val="Titre8"/>
+  <w:style w:type="character" w:customStyle="1" w:styleId="Heading8Char">
+    <w:name w:val="Heading 8 Char"/>
+    <w:basedOn w:val="DefaultParagraphFont"/>
+    <w:link w:val="Heading8"/>
     <w:uiPriority w:val="9"/>
     <w:semiHidden/>
     <w:rsid w:val="007D77F3"/>
@@ -1857,10 +1885,10 @@
       <w:color w:val="272727" w:themeColor="text1" w:themeTint="D8"/>
     </w:rPr>
   </w:style>
-  <w:style w:type="character" w:customStyle="1" w:styleId="Titre9Car">
-    <w:name w:val="Titre 9 Car"/>
-    <w:basedOn w:val="Policepardfaut"/>
-    <w:link w:val="Titre9"/>
+  <w:style w:type="character" w:customStyle="1" w:styleId="Heading9Char">
+    <w:name w:val="Heading 9 Char"/>
+    <w:basedOn w:val="DefaultParagraphFont"/>
+    <w:link w:val="Heading9"/>
     <w:uiPriority w:val="9"/>
     <w:semiHidden/>
     <w:rsid w:val="007D77F3"/>
@@ -1869,11 +1897,11 @@
       <w:color w:val="272727" w:themeColor="text1" w:themeTint="D8"/>
     </w:rPr>
   </w:style>
-  <w:style w:type="paragraph" w:styleId="Titre">
+  <w:style w:type="paragraph" w:styleId="Title">
     <w:name w:val="Title"/>
     <w:basedOn w:val="Normal"/>
     <w:next w:val="Normal"/>
-    <w:link w:val="TitreCar"/>
+    <w:link w:val="TitleChar"/>
     <w:uiPriority w:val="10"/>
     <w:qFormat/>
     <w:rsid w:val="007D77F3"/>
@@ -1889,10 +1917,10 @@
       <w:szCs w:val="56"/>
     </w:rPr>
   </w:style>
-  <w:style w:type="character" w:customStyle="1" w:styleId="TitreCar">
-    <w:name w:val="Titre Car"/>
-    <w:basedOn w:val="Policepardfaut"/>
-    <w:link w:val="Titre"/>
+  <w:style w:type="character" w:customStyle="1" w:styleId="TitleChar">
+    <w:name w:val="Title Char"/>
+    <w:basedOn w:val="DefaultParagraphFont"/>
+    <w:link w:val="Title"/>
     <w:uiPriority w:val="10"/>
     <w:rsid w:val="007D77F3"/>
     <w:rPr>
@@ -1903,11 +1931,11 @@
       <w:szCs w:val="56"/>
     </w:rPr>
   </w:style>
-  <w:style w:type="paragraph" w:styleId="Sous-titre">
+  <w:style w:type="paragraph" w:styleId="Subtitle">
     <w:name w:val="Subtitle"/>
     <w:basedOn w:val="Normal"/>
     <w:next w:val="Normal"/>
-    <w:link w:val="Sous-titreCar"/>
+    <w:link w:val="SubtitleChar"/>
     <w:uiPriority w:val="11"/>
     <w:qFormat/>
     <w:rsid w:val="007D77F3"/>
@@ -1924,10 +1952,10 @@
       <w:szCs w:val="28"/>
     </w:rPr>
   </w:style>
-  <w:style w:type="character" w:customStyle="1" w:styleId="Sous-titreCar">
-    <w:name w:val="Sous-titre Car"/>
-    <w:basedOn w:val="Policepardfaut"/>
-    <w:link w:val="Sous-titre"/>
+  <w:style w:type="character" w:customStyle="1" w:styleId="SubtitleChar">
+    <w:name w:val="Subtitle Char"/>
+    <w:basedOn w:val="DefaultParagraphFont"/>
+    <w:link w:val="Subtitle"/>
     <w:uiPriority w:val="11"/>
     <w:rsid w:val="007D77F3"/>
     <w:rPr>
@@ -1938,11 +1966,11 @@
       <w:szCs w:val="28"/>
     </w:rPr>
   </w:style>
-  <w:style w:type="paragraph" w:styleId="Citation">
+  <w:style w:type="paragraph" w:styleId="Quote">
     <w:name w:val="Quote"/>
     <w:basedOn w:val="Normal"/>
     <w:next w:val="Normal"/>
-    <w:link w:val="CitationCar"/>
+    <w:link w:val="QuoteChar"/>
     <w:uiPriority w:val="29"/>
     <w:qFormat/>
     <w:rsid w:val="007D77F3"/>
@@ -1956,10 +1984,10 @@
       <w:color w:val="404040" w:themeColor="text1" w:themeTint="BF"/>
     </w:rPr>
   </w:style>
-  <w:style w:type="character" w:customStyle="1" w:styleId="CitationCar">
-    <w:name w:val="Citation Car"/>
-    <w:basedOn w:val="Policepardfaut"/>
-    <w:link w:val="Citation"/>
+  <w:style w:type="character" w:customStyle="1" w:styleId="QuoteChar">
+    <w:name w:val="Quote Char"/>
+    <w:basedOn w:val="DefaultParagraphFont"/>
+    <w:link w:val="Quote"/>
     <w:uiPriority w:val="29"/>
     <w:rsid w:val="007D77F3"/>
     <w:rPr>
@@ -1968,7 +1996,7 @@
       <w:color w:val="404040" w:themeColor="text1" w:themeTint="BF"/>
     </w:rPr>
   </w:style>
-  <w:style w:type="paragraph" w:styleId="Paragraphedeliste">
+  <w:style w:type="paragraph" w:styleId="ListParagraph">
     <w:name w:val="List Paragraph"/>
     <w:basedOn w:val="Normal"/>
     <w:uiPriority w:val="34"/>
@@ -1979,9 +2007,9 @@
       <w:contextualSpacing/>
     </w:pPr>
   </w:style>
-  <w:style w:type="character" w:styleId="Accentuationintense">
+  <w:style w:type="character" w:styleId="IntenseEmphasis">
     <w:name w:val="Intense Emphasis"/>
-    <w:basedOn w:val="Policepardfaut"/>
+    <w:basedOn w:val="DefaultParagraphFont"/>
     <w:uiPriority w:val="21"/>
     <w:qFormat/>
     <w:rsid w:val="007D77F3"/>
@@ -1991,11 +2019,11 @@
       <w:color w:val="0F4761" w:themeColor="accent1" w:themeShade="BF"/>
     </w:rPr>
   </w:style>
-  <w:style w:type="paragraph" w:styleId="Citationintense">
+  <w:style w:type="paragraph" w:styleId="IntenseQuote">
     <w:name w:val="Intense Quote"/>
     <w:basedOn w:val="Normal"/>
     <w:next w:val="Normal"/>
-    <w:link w:val="CitationintenseCar"/>
+    <w:link w:val="IntenseQuoteChar"/>
     <w:uiPriority w:val="30"/>
     <w:qFormat/>
     <w:rsid w:val="007D77F3"/>
@@ -2014,10 +2042,10 @@
       <w:color w:val="0F4761" w:themeColor="accent1" w:themeShade="BF"/>
     </w:rPr>
   </w:style>
-  <w:style w:type="character" w:customStyle="1" w:styleId="CitationintenseCar">
-    <w:name w:val="Citation intense Car"/>
-    <w:basedOn w:val="Policepardfaut"/>
-    <w:link w:val="Citationintense"/>
+  <w:style w:type="character" w:customStyle="1" w:styleId="IntenseQuoteChar">
+    <w:name w:val="Intense Quote Char"/>
+    <w:basedOn w:val="DefaultParagraphFont"/>
+    <w:link w:val="IntenseQuote"/>
     <w:uiPriority w:val="30"/>
     <w:rsid w:val="007D77F3"/>
     <w:rPr>
@@ -2026,9 +2054,9 @@
       <w:color w:val="0F4761" w:themeColor="accent1" w:themeShade="BF"/>
     </w:rPr>
   </w:style>
-  <w:style w:type="character" w:styleId="Rfrenceintense">
+  <w:style w:type="character" w:styleId="IntenseReference">
     <w:name w:val="Intense Reference"/>
-    <w:basedOn w:val="Policepardfaut"/>
+    <w:basedOn w:val="DefaultParagraphFont"/>
     <w:uiPriority w:val="32"/>
     <w:qFormat/>
     <w:rsid w:val="007D77F3"/>
